--- a/项目详细设计报告/第三章.docx
+++ b/项目详细设计报告/第三章.docx
@@ -77,25 +77,7 @@
           <w:sz w:val="24"/>
           <w:szCs w:val="28"/>
         </w:rPr>
-        <w:t>七大核心工程设计准则。全程遵循模块化集成、分层解耦布局、强弱电物理隔离、电磁兼容优化的专业硬件设计理念，兼顾学科竞赛工程展示规范性、民用产品落地实用性与长期运行可靠性。硬件系统设计以实际居家养宠场景痛点为导向，规避传统嵌入式智能设备线路耦合度高、电磁干扰严重、结构集成度低、工况稳定性差、适配场景单一等行业缺陷，通过标准化模块选型、精细化电路设计、结构化防震防护、系统化</w:t>
-      </w:r>
-      <w:proofErr w:type="gramStart"/>
-      <w:r>
-        <w:rPr>
-          <w:rFonts w:ascii="宋体" w:eastAsia="宋体" w:hAnsi="宋体" w:cs="Arial"/>
-          <w:sz w:val="24"/>
-          <w:szCs w:val="28"/>
-        </w:rPr>
-        <w:t>功耗管</w:t>
-      </w:r>
-      <w:proofErr w:type="gramEnd"/>
-      <w:r>
-        <w:rPr>
-          <w:rFonts w:ascii="宋体" w:eastAsia="宋体" w:hAnsi="宋体" w:cs="Arial"/>
-          <w:sz w:val="24"/>
-          <w:szCs w:val="28"/>
-        </w:rPr>
-        <w:t>控，实现硬件系统高性能、低成本、高适配的一体化落地，同时为设备后期功能迭代、硬件拓展、算法升级预留充足的软硬件冗余空间。</w:t>
+        <w:t>七大核心工程设计准则。全程遵循模块化集成、分层解耦布局、强弱电物理隔离、电磁兼容优化的专业硬件设计理念，兼顾学科竞赛工程展示规范性、民用产品落地实用性与长期运行可靠性。硬件系统设计以实际居家养宠场景痛点为导向，规避传统嵌入式智能设备线路耦合度高、电磁干扰严重、结构集成度低、工况稳定性差、适配场景单一等行业缺陷，通过标准化模块选型、精细化电路设计、结构化防震防护、系统化功耗管控，实现硬件系统高性能、低成本、高适配的一体化落地，同时为设备后期功能迭代、硬件拓展、算法升级预留充足的软硬件冗余空间。</w:t>
       </w:r>
     </w:p>
     <w:p>
@@ -114,25 +96,7 @@
           <w:sz w:val="24"/>
           <w:szCs w:val="28"/>
         </w:rPr>
-        <w:t>本系统硬件整体架构采用分层模块化集成设计方案，全域划分为七大核心功能单元，分别为：主控核心处理模块、多传感器融合感知模块、差分精准运动控制模块、双模无线通信传输模块、柔性声光交互模块、智能分级电源管理模块、一体化防护机械结构模块。各功能单元遵循“独立运行、各司其职、协同联动、互不干扰”的设计逻辑，通过GPIO、UART、I2C、SPI等标准化工业通用硬件接口，实现精准指令传输、同步数据</w:t>
-      </w:r>
-      <w:proofErr w:type="gramStart"/>
-      <w:r>
-        <w:rPr>
-          <w:rFonts w:ascii="宋体" w:eastAsia="宋体" w:hAnsi="宋体" w:cs="Arial"/>
-          <w:sz w:val="24"/>
-          <w:szCs w:val="28"/>
-        </w:rPr>
-        <w:t>交互与</w:t>
-      </w:r>
-      <w:proofErr w:type="gramEnd"/>
-      <w:r>
-        <w:rPr>
-          <w:rFonts w:ascii="宋体" w:eastAsia="宋体" w:hAnsi="宋体" w:cs="Arial"/>
-          <w:sz w:val="24"/>
-          <w:szCs w:val="28"/>
-        </w:rPr>
-        <w:t>高效模块联动。在硬件装配工艺层面，采用“模块化标准化焊接+卡扣式紧固安装+防震缓冲垫片铺垫+电磁隔离屏蔽”的多重防护工艺，从硬件底层杜绝线路杂乱、模块松动、电磁串扰、运行震动异响、电路短路击穿等常见工程问题，全方位提升整机硬件的运行稳定性、结构可靠性与长期使用寿命。</w:t>
+        <w:t>本系统硬件整体架构采用分层模块化集成设计方案，全域划分为七大核心功能单元，分别为：主控核心处理模块、多传感器融合感知模块、差分精准运动控制模块、双模无线通信传输模块、柔性声光交互模块、智能分级电源管理模块、一体化防护机械结构模块。各功能单元遵循“独立运行、各司其职、协同联动、互不干扰”的设计逻辑，通过GPIO、UART、I2C、SPI等标准化工业通用硬件接口，实现精准指令传输、同步数据交互与高效模块联动。在硬件装配工艺层面，采用“模块化标准化焊接+卡扣式紧固安装+防震缓冲垫片铺垫+电磁隔离屏蔽”的多重防护工艺，从硬件底层杜绝线路杂乱、模块松动、电磁串扰、运行震动异响、电路短路击穿等常见工程问题，全方位提升整机硬件的运行稳定性、结构可靠性与长期使用寿命。</w:t>
       </w:r>
     </w:p>
     <w:p>
@@ -185,61 +149,7 @@
           <w:sz w:val="24"/>
           <w:szCs w:val="28"/>
         </w:rPr>
-        <w:t>两大核心目标，突破行业技术与产品瓶颈：依托通用型</w:t>
-      </w:r>
-      <w:proofErr w:type="gramStart"/>
-      <w:r>
-        <w:rPr>
-          <w:rFonts w:ascii="宋体" w:eastAsia="宋体" w:hAnsi="宋体" w:cs="Arial"/>
-          <w:sz w:val="24"/>
-          <w:szCs w:val="28"/>
-        </w:rPr>
-        <w:t>低算力</w:t>
-      </w:r>
-      <w:proofErr w:type="gramEnd"/>
-      <w:r>
-        <w:rPr>
-          <w:rFonts w:ascii="宋体" w:eastAsia="宋体" w:hAnsi="宋体" w:cs="Arial"/>
-          <w:sz w:val="24"/>
-          <w:szCs w:val="28"/>
-        </w:rPr>
-        <w:t>嵌入式主控搭配轻量化智能感知协处理器，通过软硬件协同优化、核心算法轻量化迭代的技术路径，弥补通用硬件</w:t>
-      </w:r>
-      <w:proofErr w:type="gramStart"/>
-      <w:r>
-        <w:rPr>
-          <w:rFonts w:ascii="宋体" w:eastAsia="宋体" w:hAnsi="宋体" w:cs="Arial"/>
-          <w:sz w:val="24"/>
-          <w:szCs w:val="28"/>
-        </w:rPr>
-        <w:t>原生算力短板</w:t>
-      </w:r>
-      <w:proofErr w:type="gramEnd"/>
-      <w:r>
-        <w:rPr>
-          <w:rFonts w:ascii="宋体" w:eastAsia="宋体" w:hAnsi="宋体" w:cs="Arial"/>
-          <w:sz w:val="24"/>
-          <w:szCs w:val="28"/>
-        </w:rPr>
-        <w:t>，摒弃行业高端芯片、高精度雷达等高价硬件堆叠的设计方案，大幅降低设备研发与量产成本，打破高端伴宠机器人的市场价格壁垒；采用多传感器互补融合的感知架构，依托不同类型传感器的工况优势与检测特性，实现检测盲区互补、误差相互校准、场景适配容错，解决单一传感器环境抗干扰能力弱、识别精度不足的技术缺陷；通过高精度差分驱动底盘结构与闭环运动控制硬件配置，适配居家狭小间隙、低矮空间、多障碍物复杂通行场景；基于双模式无线通信硬件</w:t>
-      </w:r>
-      <w:proofErr w:type="gramStart"/>
-      <w:r>
-        <w:rPr>
-          <w:rFonts w:ascii="宋体" w:eastAsia="宋体" w:hAnsi="宋体" w:cs="Arial"/>
-          <w:sz w:val="24"/>
-          <w:szCs w:val="28"/>
-        </w:rPr>
-        <w:t>搭建低</w:t>
-      </w:r>
-      <w:proofErr w:type="gramEnd"/>
-      <w:r>
-        <w:rPr>
-          <w:rFonts w:ascii="宋体" w:eastAsia="宋体" w:hAnsi="宋体" w:cs="Arial"/>
-          <w:sz w:val="24"/>
-          <w:szCs w:val="28"/>
-        </w:rPr>
-        <w:t>延迟、高抗干扰的数据传输链路，保障远程人机交互的实时性与稳定性；配套多级电源防护与智能低功耗硬件管控</w:t>
+        <w:t>两大核心目标，突破行业技术与产品瓶颈：依托通用型低算力嵌入式主控搭配轻量化智能感知协处理器，通过软硬件协同优化、核心算法轻量化迭代的技术路径，弥补通用硬件原生算力短板，摒弃行业高端芯片、高精度雷达等高价硬件堆叠的设计方案，大幅降低设备研发与量产成本，打破高端伴宠机器人的市场价格壁垒；采用多传感器互补融合的感知架构，依托不同类型传感器的工况优势与检测特性，实现检测盲区互补、误差相互校准、场景适配容错，解决单一传感器环境抗干扰能力弱、识别精度不足的技术缺陷；通过高精度差分驱动底盘结构与闭环运动控制硬件配置，适配居家狭小间隙、低矮空间、多障碍物复杂通行场景；基于双模式无线通信硬件搭建低延迟、高抗干扰的数据传输链路，保障远程人机交互的实时性与稳定性；配套多级电源防护与智能低功耗硬件管控</w:t>
       </w:r>
       <w:r>
         <w:rPr>
@@ -263,7 +173,7 @@
           <w:noProof/>
         </w:rPr>
         <w:drawing>
-          <wp:inline distT="0" distB="0" distL="0" distR="0" wp14:anchorId="560FC451" wp14:editId="35EB456C">
+          <wp:inline distT="0" distB="0" distL="0" distR="0" wp14:anchorId="3549313C" wp14:editId="53F2A562">
             <wp:extent cx="4091940" cy="4341495"/>
             <wp:effectExtent l="0" t="0" r="3810" b="2540"/>
             <wp:docPr id="4" name="图片 2" descr="图4 机器人本体硬件架构图_新"/>
@@ -276,7 +186,7 @@
                     <pic:cNvPicPr/>
                   </pic:nvPicPr>
                   <pic:blipFill>
-                    <a:blip r:embed="rId6"/>
+                    <a:blip r:embed="rId7"/>
                     <a:stretch/>
                   </pic:blipFill>
                   <pic:spPr>
@@ -444,25 +354,7 @@
           <w:szCs w:val="28"/>
         </w:rPr>
         <w:lastRenderedPageBreak/>
-        <w:t>优化提供</w:t>
-      </w:r>
-      <w:proofErr w:type="gramStart"/>
-      <w:r>
-        <w:rPr>
-          <w:rFonts w:ascii="宋体" w:eastAsia="宋体" w:hAnsi="宋体" w:cs="Arial"/>
-          <w:sz w:val="24"/>
-          <w:szCs w:val="28"/>
-        </w:rPr>
-        <w:t>充足算力冗余</w:t>
-      </w:r>
-      <w:proofErr w:type="gramEnd"/>
-      <w:r>
-        <w:rPr>
-          <w:rFonts w:ascii="宋体" w:eastAsia="宋体" w:hAnsi="宋体" w:cs="Arial"/>
-          <w:sz w:val="24"/>
-          <w:szCs w:val="28"/>
-        </w:rPr>
-        <w:t>。</w:t>
+        <w:t>优化提供充足算力冗余。</w:t>
       </w:r>
     </w:p>
     <w:p>
@@ -481,25 +373,7 @@
           <w:sz w:val="24"/>
           <w:szCs w:val="28"/>
         </w:rPr>
-        <w:t>两款主控芯片均搭载ARM Cortex-M系列专用嵌入式实时内核，具备运算效率高、静态功耗低、电磁抗干扰能力强、外设资源集成度高的核心优势，完全适配工业级嵌入式设备运行标准。芯片内置大容量Flash程序存储单元与SRAM运行内存，可满足轻量化算法部署、多任务并行调度、高频数据采集运算的资源需求；同时集成齐全的GPIO、UART、I2C、SPI、PWM、ADC等外设接口，可实现多传感器同步采集、电机无级调速、高速串口通信、模拟量精准采集等复杂功能，接口通用性强、拓展性优异。为保障主控系统精准稳定运行，外围配套设计高精度无源晶振时钟电路、硬件复位电路与SWD在线调试下载电路：晶振电路为芯片提供精准时钟基准，保障程序运行时序稳定；硬件复位电路实现上电自动复位与手动强制复位，规避程序死机、运行紊乱问题；</w:t>
-      </w:r>
-      <w:proofErr w:type="spellStart"/>
-      <w:r>
-        <w:rPr>
-          <w:rFonts w:ascii="宋体" w:eastAsia="宋体" w:hAnsi="宋体" w:cs="Arial"/>
-          <w:sz w:val="24"/>
-          <w:szCs w:val="28"/>
-        </w:rPr>
-        <w:t>SWD</w:t>
-      </w:r>
-      <w:proofErr w:type="spellEnd"/>
-      <w:r>
-        <w:rPr>
-          <w:rFonts w:ascii="宋体" w:eastAsia="宋体" w:hAnsi="宋体" w:cs="Arial"/>
-          <w:sz w:val="24"/>
-          <w:szCs w:val="28"/>
-        </w:rPr>
-        <w:t>调试电路支持程序在线烧录、实时仿真、故障断点排查，大幅提升硬件调试与程序迭代效率。</w:t>
+        <w:t>两款主控芯片均搭载ARM Cortex-M系列专用嵌入式实时内核，具备运算效率高、静态功耗低、电磁抗干扰能力强、外设资源集成度高的核心优势，完全适配工业级嵌入式设备运行标准。芯片内置大容量Flash程序存储单元与SRAM运行内存，可满足轻量化算法部署、多任务并行调度、高频数据采集运算的资源需求；同时集成齐全的GPIO、UART、I2C、SPI、PWM、ADC等外设接口，可实现多传感器同步采集、电机无级调速、高速串口通信、模拟量精准采集等复杂功能，接口通用性强、拓展性优异。为保障主控系统精准稳定运行，外围配套设计高精度无源晶振时钟电路、硬件复位电路与SWD在线调试下载电路：晶振电路为芯片提供精准时钟基准，保障程序运行时序稳定；硬件复位电路实现上电自动复位与手动强制复位，规避程序死机、运行紊乱问题；SWD调试电路支持程序在线烧录、实时仿真、故障断点排查，大幅提升硬件调试与程序迭代效率。</w:t>
       </w:r>
     </w:p>
     <w:p>
@@ -518,61 +392,7 @@
           <w:sz w:val="24"/>
           <w:szCs w:val="28"/>
         </w:rPr>
-        <w:t>为适配居家长效待机、低能耗运行的设计需求，本模块植入智能分时供电与动态休眠唤醒的</w:t>
-      </w:r>
-      <w:proofErr w:type="gramStart"/>
-      <w:r>
-        <w:rPr>
-          <w:rFonts w:ascii="宋体" w:eastAsia="宋体" w:hAnsi="宋体" w:cs="Arial"/>
-          <w:sz w:val="24"/>
-          <w:szCs w:val="28"/>
-        </w:rPr>
-        <w:t>功耗管</w:t>
-      </w:r>
-      <w:proofErr w:type="gramEnd"/>
-      <w:r>
-        <w:rPr>
-          <w:rFonts w:ascii="宋体" w:eastAsia="宋体" w:hAnsi="宋体" w:cs="Arial"/>
-          <w:sz w:val="24"/>
-          <w:szCs w:val="28"/>
-        </w:rPr>
-        <w:t>控机制。设备处于闲置待机、无宠物目标、无远程操控指令的稳态场景时，主控系统自动关闭视觉识别、运动驱动、声光</w:t>
-      </w:r>
-      <w:proofErr w:type="gramStart"/>
-      <w:r>
-        <w:rPr>
-          <w:rFonts w:ascii="宋体" w:eastAsia="宋体" w:hAnsi="宋体" w:cs="Arial"/>
-          <w:sz w:val="24"/>
-          <w:szCs w:val="28"/>
-        </w:rPr>
-        <w:t>交互等</w:t>
-      </w:r>
-      <w:proofErr w:type="gramEnd"/>
-      <w:r>
-        <w:rPr>
-          <w:rFonts w:ascii="宋体" w:eastAsia="宋体" w:hAnsi="宋体" w:cs="Arial"/>
-          <w:sz w:val="24"/>
-          <w:szCs w:val="28"/>
-        </w:rPr>
-        <w:t>高功耗外设模块，仅保留红外感知、无线通信待机、核心系统巡检三类低功耗功能，最大限度降低设备静态功耗，有效延长整机续航时长。同时主控板预留多组标准化拓展接口，可适配后续宠物健康监测、设备自动回充、智能语音交互、室内环境参数采集等拓展功能开发，具备极强的工程</w:t>
-      </w:r>
-      <w:proofErr w:type="gramStart"/>
-      <w:r>
-        <w:rPr>
-          <w:rFonts w:ascii="宋体" w:eastAsia="宋体" w:hAnsi="宋体" w:cs="Arial"/>
-          <w:sz w:val="24"/>
-          <w:szCs w:val="28"/>
-        </w:rPr>
-        <w:t>迭代潜力</w:t>
-      </w:r>
-      <w:proofErr w:type="gramEnd"/>
-      <w:r>
-        <w:rPr>
-          <w:rFonts w:ascii="宋体" w:eastAsia="宋体" w:hAnsi="宋体" w:cs="Arial"/>
-          <w:sz w:val="24"/>
-          <w:szCs w:val="28"/>
-        </w:rPr>
-        <w:t>与场景适配能力。</w:t>
+        <w:t>为适配居家长效待机、低能耗运行的设计需求，本模块植入智能分时供电与动态休眠唤醒的功耗管控机制。设备处于闲置待机、无宠物目标、无远程操控指令的稳态场景时，主控系统自动关闭视觉识别、运动驱动、声光交互等高功耗外设模块，仅保留红外感知、无线通信待机、核心系统巡检三类低功耗功能，最大限度降低设备静态功耗，有效延长整机续航时长。同时主控板预留多组标准化拓展接口，可适配后续宠物健康监测、设备自动回充、智能语音交互、室内环境参数采集等拓展功能开发，具备极强的工程迭代潜力与场景适配能力。</w:t>
       </w:r>
     </w:p>
     <w:p>
@@ -591,25 +411,7 @@
           <w:sz w:val="24"/>
           <w:szCs w:val="28"/>
         </w:rPr>
-        <w:t>主控模块核心业务逻辑：实时接收多传感器采集的宠物动态数据与居家环境数据，完成数据滤波、校准、融合运算后，运行智能跟随、动态避障、运动调速等核心算法，生成高精度设备运动控制指令；实时解析移动端下发的远程操控、参数配置、功能启停、设备复位等指令，精准驱动对应硬件模块完成标准化动作执行；全天候监测设备剩余电量、网络通信状态、各硬件模块工况，精准识别电路异常、模块离线、电机堵转、通信断连等故障隐患，即时触发多级安全防护与声光预警机制；持续打包上</w:t>
-      </w:r>
-      <w:proofErr w:type="gramStart"/>
-      <w:r>
-        <w:rPr>
-          <w:rFonts w:ascii="宋体" w:eastAsia="宋体" w:hAnsi="宋体" w:cs="Arial"/>
-          <w:sz w:val="24"/>
-          <w:szCs w:val="28"/>
-        </w:rPr>
-        <w:t>传设备</w:t>
-      </w:r>
-      <w:proofErr w:type="gramEnd"/>
-      <w:r>
-        <w:rPr>
-          <w:rFonts w:ascii="宋体" w:eastAsia="宋体" w:hAnsi="宋体" w:cs="Arial"/>
-          <w:sz w:val="24"/>
-          <w:szCs w:val="28"/>
-        </w:rPr>
-        <w:t>运行状态数据，构建整机人机数据闭环交互体系，保障系统全时段智能化、稳定化运行。</w:t>
+        <w:t>主控模块核心业务逻辑：实时接收多传感器采集的宠物动态数据与居家环境数据，完成数据滤波、校准、融合运算后，运行智能跟随、动态避障、运动调速等核心算法，生成高精度设备运动控制指令；实时解析移动端下发的远程操控、参数配置、功能启停、设备复位等指令，精准驱动对应硬件模块完成标准化动作执行；全天候监测设备剩余电量、网络通信状态、各硬件模块工况，精准识别电路异常、模块离线、电机堵转、通信断连等故障隐患，即时触发多级安全防护与声光预警机制；持续打包上传设备运行状态数据，构建整机人机数据闭环交互体系，保障系统全时段智能化、稳定化运行。</w:t>
       </w:r>
     </w:p>
     <w:p>
@@ -698,43 +500,7 @@
           <w:sz w:val="24"/>
           <w:szCs w:val="28"/>
         </w:rPr>
-        <w:t>的立体感知网络。通过多</w:t>
-      </w:r>
-      <w:proofErr w:type="gramStart"/>
-      <w:r>
-        <w:rPr>
-          <w:rFonts w:ascii="宋体" w:eastAsia="宋体" w:hAnsi="宋体" w:cs="Arial"/>
-          <w:sz w:val="24"/>
-          <w:szCs w:val="28"/>
-        </w:rPr>
-        <w:t>源数据</w:t>
-      </w:r>
-      <w:proofErr w:type="gramEnd"/>
-      <w:r>
-        <w:rPr>
-          <w:rFonts w:ascii="宋体" w:eastAsia="宋体" w:hAnsi="宋体" w:cs="Arial"/>
-          <w:sz w:val="24"/>
-          <w:szCs w:val="28"/>
-        </w:rPr>
-        <w:t>时序配准、可信度加权融合、异常数据剔除、多级噪声滤波的技术手段，实现三类传感器优势互补、误差校准、缺陷弥补，彻底解决</w:t>
-      </w:r>
-      <w:proofErr w:type="gramStart"/>
-      <w:r>
-        <w:rPr>
-          <w:rFonts w:ascii="宋体" w:eastAsia="宋体" w:hAnsi="宋体" w:cs="Arial"/>
-          <w:sz w:val="24"/>
-          <w:szCs w:val="28"/>
-        </w:rPr>
-        <w:t>低算力</w:t>
-      </w:r>
-      <w:proofErr w:type="gramEnd"/>
-      <w:r>
-        <w:rPr>
-          <w:rFonts w:ascii="宋体" w:eastAsia="宋体" w:hAnsi="宋体" w:cs="Arial"/>
-          <w:sz w:val="24"/>
-          <w:szCs w:val="28"/>
-        </w:rPr>
-        <w:t>嵌入式平台感知精度不足、检测盲区较大、复杂场景适配性差、目标跟踪易丢失的行业共性难题，为设备智能决策与运动执行提供高精度、高可靠性的数据支撑。</w:t>
+        <w:t>的立体感知网络。通过多源数据时序配准、可信度加权融合、异常数据剔除、多级噪声滤波的技术手段，实现三类传感器优势互补、误差校准、缺陷弥补，彻底解决低算力嵌入式平台感知精度不足、检测盲区较大、复杂场景适配性差、目标跟踪易丢失的行业共性难题，为设备智能决策与运动执行提供高精度、高可靠性的数据支撑。</w:t>
       </w:r>
     </w:p>
     <w:p>
@@ -770,61 +536,7 @@
           <w:sz w:val="24"/>
           <w:szCs w:val="28"/>
         </w:rPr>
-        <w:t>：选用</w:t>
-      </w:r>
-      <w:proofErr w:type="spellStart"/>
-      <w:r>
-        <w:rPr>
-          <w:rFonts w:ascii="宋体" w:eastAsia="宋体" w:hAnsi="宋体" w:cs="Arial"/>
-          <w:sz w:val="24"/>
-          <w:szCs w:val="28"/>
-        </w:rPr>
-        <w:t>OpenMV</w:t>
-      </w:r>
-      <w:proofErr w:type="spellEnd"/>
-      <w:r>
-        <w:rPr>
-          <w:rFonts w:ascii="宋体" w:eastAsia="宋体" w:hAnsi="宋体" w:cs="Arial"/>
-          <w:sz w:val="24"/>
-          <w:szCs w:val="28"/>
-        </w:rPr>
-        <w:t>轻量化智能视觉协处理器，搭载独立嵌入式边缘算力，可完全脱离STM32主控实现自主闭环图像运算，彻底</w:t>
-      </w:r>
-      <w:proofErr w:type="gramStart"/>
-      <w:r>
-        <w:rPr>
-          <w:rFonts w:ascii="宋体" w:eastAsia="宋体" w:hAnsi="宋体" w:cs="Arial"/>
-          <w:sz w:val="24"/>
-          <w:szCs w:val="28"/>
-        </w:rPr>
-        <w:t>实现算力分层</w:t>
-      </w:r>
-      <w:proofErr w:type="gramEnd"/>
-      <w:r>
-        <w:rPr>
-          <w:rFonts w:ascii="宋体" w:eastAsia="宋体" w:hAnsi="宋体" w:cs="Arial"/>
-          <w:sz w:val="24"/>
-          <w:szCs w:val="28"/>
-        </w:rPr>
-        <w:t>卸载，不占用主控</w:t>
-      </w:r>
-      <w:proofErr w:type="gramStart"/>
-      <w:r>
-        <w:rPr>
-          <w:rFonts w:ascii="宋体" w:eastAsia="宋体" w:hAnsi="宋体" w:cs="Arial"/>
-          <w:sz w:val="24"/>
-          <w:szCs w:val="28"/>
-        </w:rPr>
-        <w:t>核心算力资源</w:t>
-      </w:r>
-      <w:proofErr w:type="gramEnd"/>
-      <w:r>
-        <w:rPr>
-          <w:rFonts w:ascii="宋体" w:eastAsia="宋体" w:hAnsi="宋体" w:cs="Arial"/>
-          <w:sz w:val="24"/>
-          <w:szCs w:val="28"/>
-        </w:rPr>
-        <w:t>。模块内置高清感光像素阵列与自适应智能补光单元，可根据环境光照强度动态调节补光亮度与曝光参数，完美适配昼夜光照切换、室内微光、遮光死角、背光强光等复杂光照场景。通过内置轻量化宠物特征训练模型，可精准完成猫狗宠物图像特征提取、轮廓精准匹配、动态坐标定位、运动轨迹预判与目标状态判定，有效过滤家具、玩具、地板纹理、墙面装饰等环境干扰元素，规避目标误识别、跟踪丢失、画面卡顿、识别延迟等问题。模块最终输出标准化轻量化的宠物平面坐标偏移量、运动方向、相对距离数据，为自适应跟随算法提供高精度核心数据支撑。</w:t>
+        <w:t>：选用OpenMV轻量化智能视觉协处理器，搭载独立嵌入式边缘算力，可完全脱离STM32主控实现自主闭环图像运算，彻底实现算力分层卸载，不占用主控核心算力资源。模块内置高清感光像素阵列与自适应智能补光单元，可根据环境光照强度动态调节补光亮度与曝光参数，完美适配昼夜光照切换、室内微光、遮光死角、背光强光等复杂光照场景。通过内置轻量化宠物特征训练模型，可精准完成猫狗宠物图像特征提取、轮廓精准匹配、动态坐标定位、运动轨迹预判与目标状态判定，有效过滤家具、玩具、地板纹理、墙面装饰等环境干扰元素，规避目标误识别、跟踪丢失、画面卡顿、识别延迟等问题。模块最终输出标准化轻量化的宠物平面坐标偏移量、运动方向、相对距离数据，为自适应跟随算法提供高精度核心数据支撑。</w:t>
       </w:r>
     </w:p>
     <w:p>
@@ -896,25 +608,7 @@
           <w:sz w:val="24"/>
           <w:szCs w:val="28"/>
         </w:rPr>
-        <w:t>：选用夏普GP2Y1010AU0F高精度红外测距传感器，针对性弥补超声波传感器10cm以内的近距离检测盲区，重点布局于机器人底盘侧边、结构死角、低矮通行间隙等超声波检测薄弱区域。该模块具备响应速度快、静态功耗极低、近距离检测精度高、</w:t>
-      </w:r>
-      <w:proofErr w:type="gramStart"/>
-      <w:r>
-        <w:rPr>
-          <w:rFonts w:ascii="宋体" w:eastAsia="宋体" w:hAnsi="宋体" w:cs="Arial"/>
-          <w:sz w:val="24"/>
-          <w:szCs w:val="28"/>
-        </w:rPr>
-        <w:t>抗环境光</w:t>
-      </w:r>
-      <w:proofErr w:type="gramEnd"/>
-      <w:r>
-        <w:rPr>
-          <w:rFonts w:ascii="宋体" w:eastAsia="宋体" w:hAnsi="宋体" w:cs="Arial"/>
-          <w:sz w:val="24"/>
-          <w:szCs w:val="28"/>
-        </w:rPr>
-        <w:t>干扰能力强、体积小巧易集成的突出优势，核心承担近距离障碍物精准检测、宠物贴身动态捕捉、设备低空防跌落监测三大功能。实时采集的近距离感知数据可辅助修正视觉与超声波检测误差，填补全域感知体系的细节短板，大幅提升复杂居家场景下设备感知的完整性与精准度。</w:t>
+        <w:t>：选用夏普GP2Y1010AU0F高精度红外测距传感器，针对性弥补超声波传感器10cm以内的近距离检测盲区，重点布局于机器人底盘侧边、结构死角、低矮通行间隙等超声波检测薄弱区域。该模块具备响应速度快、静态功耗极低、近距离检测精度高、抗环境光干扰能力强、体积小巧易集成的突出优势，核心承担近距离障碍物精准检测、宠物贴身动态捕捉、设备低空防跌落监测三大功能。实时采集的近距离感知数据可辅助修正视觉与超声波检测误差，填补全域感知体系的细节短板，大幅提升复杂居家场景下设备感知的完整性与精准度。</w:t>
       </w:r>
     </w:p>
     <w:p>
@@ -942,25 +636,7 @@
           <w:szCs w:val="28"/>
         </w:rPr>
         <w:lastRenderedPageBreak/>
-        <w:t>硬件装配层面，定制3D打印专用传感器固定支架，精准校准各传感器检测角度、安装高度与取景视野，彻底规避机身结构遮挡、检测角度偏移、杂物遮挡镜头等装配缺陷；软件层面，通过时序配准算法实现多</w:t>
-      </w:r>
-      <w:proofErr w:type="gramStart"/>
-      <w:r>
-        <w:rPr>
-          <w:rFonts w:ascii="宋体" w:eastAsia="宋体" w:hAnsi="宋体" w:cs="Arial"/>
-          <w:sz w:val="24"/>
-          <w:szCs w:val="28"/>
-        </w:rPr>
-        <w:t>源数据</w:t>
-      </w:r>
-      <w:proofErr w:type="gramEnd"/>
-      <w:r>
-        <w:rPr>
-          <w:rFonts w:ascii="宋体" w:eastAsia="宋体" w:hAnsi="宋体" w:cs="Arial"/>
-          <w:sz w:val="24"/>
-          <w:szCs w:val="28"/>
-        </w:rPr>
-        <w:t>时间轴同步，结合多级噪声过滤、可信度加权融合算法，完成感知数据的纠错、筛选与优化，全方位提升设备在弱光、局部遮挡、多杂物干扰、复杂家具布局等场景下的感知稳定性与数据精准度。</w:t>
+        <w:t>硬件装配层面，定制3D打印专用传感器固定支架，精准校准各传感器检测角度、安装高度与取景视野，彻底规避机身结构遮挡、检测角度偏移、杂物遮挡镜头等装配缺陷；软件层面，通过时序配准算法实现多源数据时间轴同步，结合多级噪声过滤、可信度加权融合算法，完成感知数据的纠错、筛选与优化，全方位提升设备在弱光、局部遮挡、多杂物干扰、复杂家具布局等场景下的感知稳定性与数据精准度。</w:t>
       </w:r>
     </w:p>
     <w:p>
@@ -981,7 +657,7 @@
           <w:szCs w:val="28"/>
         </w:rPr>
         <w:drawing>
-          <wp:inline distT="0" distB="0" distL="0" distR="0" wp14:anchorId="1DD30C97" wp14:editId="4496B3DA">
+          <wp:inline distT="0" distB="0" distL="0" distR="0" wp14:anchorId="1EBF9199" wp14:editId="36414AC3">
             <wp:extent cx="5273675" cy="683260"/>
             <wp:effectExtent l="0" t="0" r="3175" b="2540"/>
             <wp:docPr id="603853579" name="图片 1"/>
@@ -996,7 +672,7 @@
                     <pic:cNvPicPr/>
                   </pic:nvPicPr>
                   <pic:blipFill>
-                    <a:blip r:embed="rId7"/>
+                    <a:blip r:embed="rId8"/>
                     <a:stretch>
                       <a:fillRect/>
                     </a:stretch>
@@ -1035,7 +711,7 @@
           <w:szCs w:val="28"/>
         </w:rPr>
         <w:drawing>
-          <wp:inline distT="0" distB="0" distL="0" distR="0" wp14:anchorId="647E9878" wp14:editId="67AC3179">
+          <wp:inline distT="0" distB="0" distL="0" distR="0" wp14:anchorId="01DDECD1" wp14:editId="39D2B676">
             <wp:extent cx="5273675" cy="1911985"/>
             <wp:effectExtent l="0" t="0" r="3175" b="0"/>
             <wp:docPr id="845933022" name="图片 1"/>
@@ -1050,7 +726,7 @@
                     <pic:cNvPicPr/>
                   </pic:nvPicPr>
                   <pic:blipFill>
-                    <a:blip r:embed="rId8"/>
+                    <a:blip r:embed="rId9"/>
                     <a:stretch>
                       <a:fillRect/>
                     </a:stretch>
@@ -1131,43 +807,7 @@
           <w:sz w:val="24"/>
           <w:szCs w:val="28"/>
         </w:rPr>
-        <w:t>运动控制模块是机器人实现位移行进、灵活转向、无级调速、轨迹精准跟随、柔性避障绕行的核心执行单元，其运行平稳性、调速精准度、转向灵活性、低噪稳定性直接决定设备人机</w:t>
-      </w:r>
-      <w:proofErr w:type="gramStart"/>
-      <w:r>
-        <w:rPr>
-          <w:rFonts w:ascii="宋体" w:eastAsia="宋体" w:hAnsi="宋体" w:cs="Arial"/>
-          <w:sz w:val="24"/>
-          <w:szCs w:val="28"/>
-        </w:rPr>
-        <w:t>宠</w:t>
-      </w:r>
-      <w:proofErr w:type="gramEnd"/>
-      <w:r>
-        <w:rPr>
-          <w:rFonts w:ascii="宋体" w:eastAsia="宋体" w:hAnsi="宋体" w:cs="Arial"/>
-          <w:sz w:val="24"/>
-          <w:szCs w:val="28"/>
-        </w:rPr>
-        <w:t>交互体验与场景适配能力。模块核心</w:t>
-      </w:r>
-      <w:proofErr w:type="gramStart"/>
-      <w:r>
-        <w:rPr>
-          <w:rFonts w:ascii="宋体" w:eastAsia="宋体" w:hAnsi="宋体" w:cs="Arial"/>
-          <w:sz w:val="24"/>
-          <w:szCs w:val="28"/>
-        </w:rPr>
-        <w:t>由带霍尔</w:t>
-      </w:r>
-      <w:proofErr w:type="gramEnd"/>
-      <w:r>
-        <w:rPr>
-          <w:rFonts w:ascii="宋体" w:eastAsia="宋体" w:hAnsi="宋体" w:cs="Arial"/>
-          <w:sz w:val="24"/>
-          <w:szCs w:val="28"/>
-        </w:rPr>
-        <w:t>编码器的静音直流减速电机、高性能专用电机驱动芯片、差分轮系底盘、步进电机投喂执行机构四部分组成，整体遵循静音化、柔性化、精准化、稳定化的设计原则，可精准响应主控下发的精细化运动指令，适配宠物随机多变的动态运动轨迹，实现低刺激、无顿挫、高稳定的柔性跟随陪护效果。</w:t>
+        <w:t>运动控制模块是机器人实现位移行进、灵活转向、无级调速、轨迹精准跟随、柔性避障绕行的核心执行单元，其运行平稳性、调速精准度、转向灵活性、低噪稳定性直接决定设备人机宠交互体验与场景适配能力。模块核心由带霍尔编码器的静音直流减速电机、高性能专用电机驱动芯片、差分轮系底盘、步进电机投喂执行机构四部分组成，整体遵循静音化、柔性化、精准化、稳定化的设计原则，可精准响应主控下发的精细化运动指令，适配宠物随机多变的动态运动轨迹，实现低刺激、无顿挫、高稳定的柔性跟随陪护效果。</w:t>
       </w:r>
     </w:p>
     <w:p>
@@ -1284,25 +924,7 @@
           <w:sz w:val="24"/>
           <w:szCs w:val="28"/>
         </w:rPr>
-        <w:t>：设备采用防滑静音橡胶行走轮，</w:t>
-      </w:r>
-      <w:proofErr w:type="gramStart"/>
-      <w:r>
-        <w:rPr>
-          <w:rFonts w:ascii="宋体" w:eastAsia="宋体" w:hAnsi="宋体" w:cs="Arial"/>
-          <w:sz w:val="24"/>
-          <w:szCs w:val="28"/>
-        </w:rPr>
-        <w:t>轮面采用</w:t>
-      </w:r>
-      <w:proofErr w:type="gramEnd"/>
-      <w:r>
-        <w:rPr>
-          <w:rFonts w:ascii="宋体" w:eastAsia="宋体" w:hAnsi="宋体" w:cs="Arial"/>
-          <w:sz w:val="24"/>
-          <w:szCs w:val="28"/>
-        </w:rPr>
-        <w:t>细密防滑纹理工艺处理，大幅提升与瓷砖、木地板、短毛地毯等居家地面的摩擦力，有效解决光滑地面打滑、松软地面卡顿的问题。行走轮通过高精度金属联轴器与电机输出轴刚性连接，动力传输无损耗、无虚位、无滞后，动力输出稳定高效。底盘采用成熟差分驱动架构，通过精准调控左右电机转速差值，可灵活实现设备直行、后退、微量转向、原地旋转、弧形绕行、定点微调等多样化运动姿态，完美适配家庭狭窄过道、家具间隙、多障碍物密集等复杂通行场景。</w:t>
+        <w:t>：设备采用防滑静音橡胶行走轮，轮面采用细密防滑纹理工艺处理，大幅提升与瓷砖、木地板、短毛地毯等居家地面的摩擦力，有效解决光滑地面打滑、松软地面卡顿的问题。行走轮通过高精度金属联轴器与电机输出轴刚性连接，动力传输无损耗、无虚位、无滞后，动力输出稳定高效。底盘采用成熟差分驱动架构，通过精准调控左右电机转速差值，可灵活实现设备直行、后退、微量转向、原地旋转、弧形绕行、定点微调等多样化运动姿态，完美适配家庭狭窄过道、家具间隙、多障碍物密集等复杂通行场景。</w:t>
       </w:r>
     </w:p>
     <w:p>
@@ -1338,43 +960,7 @@
           <w:sz w:val="24"/>
           <w:szCs w:val="28"/>
         </w:rPr>
-        <w:t>：搭载步进电机驱动的线性滑轨式隐藏喂食机构，步进电机具备定位精度高、运行平稳、</w:t>
-      </w:r>
-      <w:proofErr w:type="gramStart"/>
-      <w:r>
-        <w:rPr>
-          <w:rFonts w:ascii="宋体" w:eastAsia="宋体" w:hAnsi="宋体" w:cs="Arial"/>
-          <w:sz w:val="24"/>
-          <w:szCs w:val="28"/>
-        </w:rPr>
-        <w:t>启停无卡</w:t>
-      </w:r>
-      <w:proofErr w:type="gramEnd"/>
-      <w:r>
-        <w:rPr>
-          <w:rFonts w:ascii="宋体" w:eastAsia="宋体" w:hAnsi="宋体" w:cs="Arial"/>
-          <w:sz w:val="24"/>
-          <w:szCs w:val="28"/>
-        </w:rPr>
-        <w:t>顿、无偏移的优势，可实现喂食动作的标准化、精准化执行。非工作状态下，喂食托盘完全收纳于机身内部，隐藏式结构不占用外部通行空间，同时具备防尘、防污、防宠物啃咬的特性；工作状态下，步进电机驱动滑轨平稳伸缩，精准完成零食投放、延时回收全流程动作，适配宠物进食节奏。托盘采用可</w:t>
-      </w:r>
-      <w:proofErr w:type="gramStart"/>
-      <w:r>
-        <w:rPr>
-          <w:rFonts w:ascii="宋体" w:eastAsia="宋体" w:hAnsi="宋体" w:cs="Arial"/>
-          <w:sz w:val="24"/>
-          <w:szCs w:val="28"/>
-        </w:rPr>
-        <w:t>拆卸卡</w:t>
-      </w:r>
-      <w:proofErr w:type="gramEnd"/>
-      <w:r>
-        <w:rPr>
-          <w:rFonts w:ascii="宋体" w:eastAsia="宋体" w:hAnsi="宋体" w:cs="Arial"/>
-          <w:sz w:val="24"/>
-          <w:szCs w:val="28"/>
-        </w:rPr>
-        <w:t>扣式设计，便于日常清洁维护，杜绝食物残留滋生细菌，同时增设限位缓冲结构，避免机构伸缩撞击机身，提升设备结构耐用性与运行稳定性。</w:t>
+        <w:t>：搭载步进电机驱动的线性滑轨式隐藏喂食机构，步进电机具备定位精度高、运行平稳、启停无卡顿、无偏移的优势，可实现喂食动作的标准化、精准化执行。非工作状态下，喂食托盘完全收纳于机身内部，隐藏式结构不占用外部通行空间，同时具备防尘、防污、防宠物啃咬的特性；工作状态下，步进电机驱动滑轨平稳伸缩，精准完成零食投放、延时回收全流程动作，适配宠物进食节奏。托盘采用可拆卸卡扣式设计，便于日常清洁维护，杜绝食物残留滋生细菌，同时增设限位缓冲结构，避免机构伸缩撞击机身，提升设备结构耐用性与运行稳定性。</w:t>
       </w:r>
     </w:p>
     <w:p>
@@ -1393,25 +979,7 @@
           <w:sz w:val="24"/>
           <w:szCs w:val="28"/>
         </w:rPr>
-        <w:t>模块核心运行逻辑：依托霍尔编码器实时转速反馈数据与优化增量式PID闭环智能算法，动态补偿不同居家地面材质带来的摩擦力误差与转速偏差，自适应修正设备运行轨迹，保障整机匀速平稳运行。同时可根据宠物运动状态、环境障碍分布，动态自适应调节设备运行速度、行进路径与转向角度，实现顺滑弧形绕行、柔性跟随陪护、定点精准悬停等精细化动作，彻底消除机械运动的生硬感与压迫感，有效规避宠物应激抵触问题，提升人</w:t>
-      </w:r>
-      <w:proofErr w:type="gramStart"/>
-      <w:r>
-        <w:rPr>
-          <w:rFonts w:ascii="宋体" w:eastAsia="宋体" w:hAnsi="宋体" w:cs="Arial"/>
-          <w:sz w:val="24"/>
-          <w:szCs w:val="28"/>
-        </w:rPr>
-        <w:t>宠设备</w:t>
-      </w:r>
-      <w:proofErr w:type="gramEnd"/>
-      <w:r>
-        <w:rPr>
-          <w:rFonts w:ascii="宋体" w:eastAsia="宋体" w:hAnsi="宋体" w:cs="Arial"/>
-          <w:sz w:val="24"/>
-          <w:szCs w:val="28"/>
-        </w:rPr>
-        <w:t>交互体验。</w:t>
+        <w:t>模块核心运行逻辑：依托霍尔编码器实时转速反馈数据与优化增量式PID闭环智能算法，动态补偿不同居家地面材质带来的摩擦力误差与转速偏差，自适应修正设备运行轨迹，保障整机匀速平稳运行。同时可根据宠物运动状态、环境障碍分布，动态自适应调节设备运行速度、行进路径与转向角度，实现顺滑弧形绕行、柔性跟随陪护、定点精准悬停等精细化动作，彻底消除机械运动的生硬感与压迫感，有效规避宠物应激抵触问题，提升人宠设备交互体验。</w:t>
       </w:r>
     </w:p>
     <w:p>
@@ -1435,7 +1003,7 @@
         </w:rPr>
         <w:lastRenderedPageBreak/>
         <w:drawing>
-          <wp:inline distT="0" distB="0" distL="0" distR="0" wp14:anchorId="53F2CECA" wp14:editId="24F40170">
+          <wp:inline distT="0" distB="0" distL="0" distR="0" wp14:anchorId="63AEB0F9" wp14:editId="3FC824B6">
             <wp:extent cx="5269230" cy="2965450"/>
             <wp:effectExtent l="0" t="0" r="7620" b="6350"/>
             <wp:docPr id="729793847" name="图片 8"/>
@@ -1452,7 +1020,7 @@
                     </pic:cNvPicPr>
                   </pic:nvPicPr>
                   <pic:blipFill>
-                    <a:blip r:embed="rId9" cstate="print">
+                    <a:blip r:embed="rId10" cstate="print">
                       <a:extLst>
                         <a:ext uri="{28A0092B-C50C-407E-A947-70E740481C1C}">
                           <a14:useLocalDpi xmlns:a14="http://schemas.microsoft.com/office/drawing/2010/main" val="0"/>
@@ -1503,7 +1071,7 @@
           <w:szCs w:val="28"/>
         </w:rPr>
         <w:drawing>
-          <wp:inline distT="0" distB="0" distL="0" distR="0" wp14:anchorId="3FE7E84D" wp14:editId="3EC797CE">
+          <wp:inline distT="0" distB="0" distL="0" distR="0" wp14:anchorId="7C35354D" wp14:editId="204ACD5A">
             <wp:extent cx="5273675" cy="1810385"/>
             <wp:effectExtent l="0" t="0" r="3175" b="0"/>
             <wp:docPr id="932862402" name="图片 1"/>
@@ -1518,7 +1086,7 @@
                     <pic:cNvPicPr/>
                   </pic:nvPicPr>
                   <pic:blipFill>
-                    <a:blip r:embed="rId10"/>
+                    <a:blip r:embed="rId11"/>
                     <a:stretch>
                       <a:fillRect/>
                     </a:stretch>
@@ -1599,25 +1167,7 @@
           <w:sz w:val="24"/>
           <w:szCs w:val="28"/>
         </w:rPr>
-        <w:t>本系统无线通信模块选用ESP8266高性能双模通信模组，集成2.4G Wi-Fi局域网联网与BLE</w:t>
-      </w:r>
-      <w:proofErr w:type="gramStart"/>
-      <w:r>
-        <w:rPr>
-          <w:rFonts w:ascii="宋体" w:eastAsia="宋体" w:hAnsi="宋体" w:cs="Arial"/>
-          <w:sz w:val="24"/>
-          <w:szCs w:val="28"/>
-        </w:rPr>
-        <w:t>蓝牙近场</w:t>
-      </w:r>
-      <w:proofErr w:type="gramEnd"/>
-      <w:r>
-        <w:rPr>
-          <w:rFonts w:ascii="宋体" w:eastAsia="宋体" w:hAnsi="宋体" w:cs="Arial"/>
-          <w:sz w:val="24"/>
-          <w:szCs w:val="28"/>
-        </w:rPr>
-        <w:t>通信双重工作模式，是衔接机器人本体与移动端APP、实现双向数据交互、远程智能管控、实时状态同步的核心通信枢纽。模块专为民用智能设备低功耗、高稳定、低延迟通信场景设计，适配家庭主流无线网络环境，具备传输延迟低、联网稳定性强、抗干扰能力优异、长时间联网不掉线、功耗可控的核心优势，可全方位满足居家宠物远程可视化监控、实时指令交互、数据同步留存的通信需求。</w:t>
+        <w:t>本系统无线通信模块选用ESP8266高性能双模通信模组，集成2.4G Wi-Fi局域网联网与BLE蓝牙近场通信双重工作模式，是衔接机器人本体与移动端APP、实现双向数据交互、远程智能管控、实时状态同步的核心通信枢纽。模块专为民用智能设备低功耗、高稳定、低延迟通信场景设计，适配家庭主流无线网络环境，具备传输延迟低、联网稳定性强、抗干扰能力优异、长时间联网不掉线、功耗可控的核心优势，可全方位满足居家宠物远程可视化监控、实时指令交互、数据同步留存的通信需求。</w:t>
       </w:r>
     </w:p>
     <w:p>
@@ -1645,43 +1195,7 @@
           <w:szCs w:val="28"/>
         </w:rPr>
         <w:lastRenderedPageBreak/>
-        <w:t>乱、无滞后。为解决家用网络波动、信号干扰、路由拥堵、瞬时断连等复杂工况问题，底层自主</w:t>
-      </w:r>
-      <w:proofErr w:type="gramStart"/>
-      <w:r>
-        <w:rPr>
-          <w:rFonts w:ascii="宋体" w:eastAsia="宋体" w:hAnsi="宋体" w:cs="Arial"/>
-          <w:sz w:val="24"/>
-          <w:szCs w:val="28"/>
-        </w:rPr>
-        <w:t>植入四</w:t>
-      </w:r>
-      <w:proofErr w:type="gramEnd"/>
-      <w:r>
-        <w:rPr>
-          <w:rFonts w:ascii="宋体" w:eastAsia="宋体" w:hAnsi="宋体" w:cs="Arial"/>
-          <w:sz w:val="24"/>
-          <w:szCs w:val="28"/>
-        </w:rPr>
-        <w:t>大智能容错通信机制：定时心跳包检测机制，实时监测设备联网状态，异常断连后自动触发重连逻辑；离线数据缓存机制，网络波动期间自动缓存设备运行数据与未执行指令，网络恢复后</w:t>
-      </w:r>
-      <w:proofErr w:type="gramStart"/>
-      <w:r>
-        <w:rPr>
-          <w:rFonts w:ascii="宋体" w:eastAsia="宋体" w:hAnsi="宋体" w:cs="Arial"/>
-          <w:sz w:val="24"/>
-          <w:szCs w:val="28"/>
-        </w:rPr>
-        <w:t>自动补传续</w:t>
-      </w:r>
-      <w:proofErr w:type="gramEnd"/>
-      <w:r>
-        <w:rPr>
-          <w:rFonts w:ascii="宋体" w:eastAsia="宋体" w:hAnsi="宋体" w:cs="Arial"/>
-          <w:sz w:val="24"/>
-          <w:szCs w:val="28"/>
-        </w:rPr>
-        <w:t>行；轻量化数据加密机制，规避数据传输干扰与信息泄露风险；指令校验纠错机制，剔除错乱、重复、失效指令，保障交互精准性。多重容错机制协同作用，彻底解决传统智能设备通信断连、数据丢失、指令失效、画面卡顿等行业痛点。</w:t>
+        <w:t>乱、无滞后。为解决家用网络波动、信号干扰、路由拥堵、瞬时断连等复杂工况问题，底层自主植入四大智能容错通信机制：定时心跳包检测机制，实时监测设备联网状态，异常断连后自动触发重连逻辑；离线数据缓存机制，网络波动期间自动缓存设备运行数据与未执行指令，网络恢复后自动补传续行；轻量化数据加密机制，规避数据传输干扰与信息泄露风险；指令校验纠错机制，剔除错乱、重复、失效指令，保障交互精准性。多重容错机制协同作用，彻底解决传统智能设备通信断连、数据丢失、指令失效、画面卡顿等行业痛点。</w:t>
       </w:r>
     </w:p>
     <w:p>
@@ -1700,25 +1214,7 @@
           <w:sz w:val="24"/>
           <w:szCs w:val="28"/>
         </w:rPr>
-        <w:t>经多场景实测优化，本模块整机指令交互延迟稳定控制在200ms以内，远程视频传输画面清晰流畅，无卡顿、无花屏、无画面撕裂、无拖影；远程指令下发与设备执行精准同步，无感知延迟。同时支持7×24小时长时间不间断联网、高频次多类型指令并行交互，可稳定支撑用户远程视频监控、双向语音对讲、趣味逗宠互动、精准</w:t>
-      </w:r>
-      <w:proofErr w:type="gramStart"/>
-      <w:r>
-        <w:rPr>
-          <w:rFonts w:ascii="宋体" w:eastAsia="宋体" w:hAnsi="宋体" w:cs="Arial"/>
-          <w:sz w:val="24"/>
-          <w:szCs w:val="28"/>
-        </w:rPr>
-        <w:t>投喂管</w:t>
-      </w:r>
-      <w:proofErr w:type="gramEnd"/>
-      <w:r>
-        <w:rPr>
-          <w:rFonts w:ascii="宋体" w:eastAsia="宋体" w:hAnsi="宋体" w:cs="Arial"/>
-          <w:sz w:val="24"/>
-          <w:szCs w:val="28"/>
-        </w:rPr>
-        <w:t>控、设备参数自定义等全功能运行，全方位提升设备智能化交互体验与民用实用性。</w:t>
+        <w:t>经多场景实测优化，本模块整机指令交互延迟稳定控制在200ms以内，远程视频传输画面清晰流畅，无卡顿、无花屏、无画面撕裂、无拖影；远程指令下发与设备执行精准同步，无感知延迟。同时支持7×24小时长时间不间断联网、高频次多类型指令并行交互，可稳定支撑用户远程视频监控、双向语音对讲、趣味逗宠互动、精准投喂管控、设备参数自定义等全功能运行，全方位提升设备智能化交互体验与民用实用性。</w:t>
       </w:r>
     </w:p>
     <w:p>
@@ -1796,43 +1292,7 @@
           <w:sz w:val="24"/>
           <w:szCs w:val="28"/>
         </w:rPr>
-        <w:t>LED环形灯</w:t>
-      </w:r>
-      <w:proofErr w:type="gramStart"/>
-      <w:r>
-        <w:rPr>
-          <w:rFonts w:ascii="宋体" w:eastAsia="宋体" w:hAnsi="宋体" w:cs="Arial"/>
-          <w:sz w:val="24"/>
-          <w:szCs w:val="28"/>
-        </w:rPr>
-        <w:t>带采</w:t>
-      </w:r>
-      <w:proofErr w:type="gramEnd"/>
-      <w:r>
-        <w:rPr>
-          <w:rFonts w:ascii="宋体" w:eastAsia="宋体" w:hAnsi="宋体" w:cs="Arial"/>
-          <w:sz w:val="24"/>
-          <w:szCs w:val="28"/>
-        </w:rPr>
-        <w:t>用内嵌式安装设计，光线柔和无刺眼高光、无高频频闪，通过差异化灯光颜色、呼吸渐变频率、阶梯式闪烁模式，精准映射设备不同运行工况：绿色常亮对应设备正常自主跟随运行，蓝色缓慢呼吸闪烁对应低功耗待机状态，橙色渐变灯光对应喂食、逗宠互动功能执行，红色高频闪烁</w:t>
-      </w:r>
-      <w:proofErr w:type="gramStart"/>
-      <w:r>
-        <w:rPr>
-          <w:rFonts w:ascii="宋体" w:eastAsia="宋体" w:hAnsi="宋体" w:cs="Arial"/>
-          <w:sz w:val="24"/>
-          <w:szCs w:val="28"/>
-        </w:rPr>
-        <w:t>对应低</w:t>
-      </w:r>
-      <w:proofErr w:type="gramEnd"/>
-      <w:r>
-        <w:rPr>
-          <w:rFonts w:ascii="宋体" w:eastAsia="宋体" w:hAnsi="宋体" w:cs="Arial"/>
-          <w:sz w:val="24"/>
-          <w:szCs w:val="28"/>
-        </w:rPr>
-        <w:t>电量、硬件异常等故障状态，状态标识清晰直观、辨识度高。高清音频扬声器支持分级音量调节，可播放轻柔安抚背景音乐、宠物趣味互动音效、低频故障预警提示音，既可以通过柔性音效互动舒缓宠物独处焦虑情绪、提升宠物活跃度，实现人性化陪伴；又可通过分级声光告警及时提示用户设备故障隐患，便于及时排查维护。</w:t>
+        <w:t>LED环形灯带采用内嵌式安装设计，光线柔和无刺眼高光、无高频频闪，通过差异化灯光颜色、呼吸渐变频率、阶梯式闪烁模式，精准映射设备不同运行工况：绿色常亮对应设备正常自主跟随运行，蓝色缓慢呼吸闪烁对应低功耗待机状态，橙色渐变灯光对应喂食、逗宠互动功能执行，红色高频闪烁对应低电量、硬件异常等故障状态，状态标识清晰直观、辨识度高。高清音频扬声器支持分级音量调节，可播放轻柔安抚背景音乐、宠物趣味互动音效、低频故障预警提示音，既可以通过柔性音效互动舒缓宠物独处焦虑情绪、提升宠物活跃度，实现人性化陪伴；又可通过分级声光告警及时提示用户设备故障隐患，便于及时排查维护。</w:t>
       </w:r>
     </w:p>
     <w:p>
@@ -1872,25 +1332,7 @@
           <w:szCs w:val="28"/>
         </w:rPr>
         <w:lastRenderedPageBreak/>
-        <w:t>电源管理模块是整机长效安全、稳定运行的电力保障核心，其稳压精度、续航能力、安全防护等级、</w:t>
-      </w:r>
-      <w:proofErr w:type="gramStart"/>
-      <w:r>
-        <w:rPr>
-          <w:rFonts w:ascii="宋体" w:eastAsia="宋体" w:hAnsi="宋体" w:cs="Arial"/>
-          <w:sz w:val="24"/>
-          <w:szCs w:val="28"/>
-        </w:rPr>
-        <w:t>功耗管</w:t>
-      </w:r>
-      <w:proofErr w:type="gramEnd"/>
-      <w:r>
-        <w:rPr>
-          <w:rFonts w:ascii="宋体" w:eastAsia="宋体" w:hAnsi="宋体" w:cs="Arial"/>
-          <w:sz w:val="24"/>
-          <w:szCs w:val="28"/>
-        </w:rPr>
-        <w:t>控水平直接决定设备运行可靠性与使用寿命。本模块采用大容量18650锂电池组作为储能单元，搭配TP4057智能充电管理模块与AMS1117高效率LDO稳压降压模块，构建“智能充电+精准稳压+多级防护+低功耗管控”的一体化电力供给体系，全方位保障设备供电稳定、安全、长效。</w:t>
+        <w:t>电源管理模块是整机长效安全、稳定运行的电力保障核心，其稳压精度、续航能力、安全防护等级、功耗管控水平直接决定设备运行可靠性与使用寿命。本模块采用大容量18650锂电池组作为储能单元，搭配TP4057智能充电管理模块与AMS1117高效率LDO稳压降压模块，构建“智能充电+精准稳压+多级防护+低功耗管控”的一体化电力供给体系，全方位保障设备供电稳定、安全、长效。</w:t>
       </w:r>
     </w:p>
     <w:p>
@@ -1909,43 +1351,7 @@
           <w:sz w:val="24"/>
           <w:szCs w:val="28"/>
         </w:rPr>
-        <w:t>模块可将锂电池输出电压精准转换为3.3V、5V等各硬件模块所需的标准工作电压，电压输出纹波小、稳压精度高、无电压漂移，可有效规避电压波动引发的传感器数据失真、电机转速不稳、通信断连、硬件工作异常等问题。系统内置过充、过放、过流、短路、过热五重硬件安全保护机制，可有效延长锂电池循环使用寿命，杜绝充电起火、电路短路、硬件烧毁、电池过放损坏等用电安全隐患，保障设备全天候安全稳定运行。同时搭载智能动态</w:t>
-      </w:r>
-      <w:proofErr w:type="gramStart"/>
-      <w:r>
-        <w:rPr>
-          <w:rFonts w:ascii="宋体" w:eastAsia="宋体" w:hAnsi="宋体" w:cs="Arial"/>
-          <w:sz w:val="24"/>
-          <w:szCs w:val="28"/>
-        </w:rPr>
-        <w:t>功耗管</w:t>
-      </w:r>
-      <w:proofErr w:type="gramEnd"/>
-      <w:r>
-        <w:rPr>
-          <w:rFonts w:ascii="宋体" w:eastAsia="宋体" w:hAnsi="宋体" w:cs="Arial"/>
-          <w:sz w:val="24"/>
-          <w:szCs w:val="28"/>
-        </w:rPr>
-        <w:t>控逻辑，设备闲置待机时自动关闭高功耗外设，仅保留基础感知与通信待机功能，通过红外感知触发设备唤醒机制，单</w:t>
-      </w:r>
-      <w:proofErr w:type="gramStart"/>
-      <w:r>
-        <w:rPr>
-          <w:rFonts w:ascii="宋体" w:eastAsia="宋体" w:hAnsi="宋体" w:cs="Arial"/>
-          <w:sz w:val="24"/>
-          <w:szCs w:val="28"/>
-        </w:rPr>
-        <w:t>次满电可</w:t>
-      </w:r>
-      <w:proofErr w:type="gramEnd"/>
-      <w:r>
-        <w:rPr>
-          <w:rFonts w:ascii="宋体" w:eastAsia="宋体" w:hAnsi="宋体" w:cs="Arial"/>
-          <w:sz w:val="24"/>
-          <w:szCs w:val="28"/>
-        </w:rPr>
-        <w:t>连续稳定运行2小时以上，完全覆盖宠物日间独处陪伴的核心场景需求。</w:t>
+        <w:t>模块可将锂电池输出电压精准转换为3.3V、5V等各硬件模块所需的标准工作电压，电压输出纹波小、稳压精度高、无电压漂移，可有效规避电压波动引发的传感器数据失真、电机转速不稳、通信断连、硬件工作异常等问题。系统内置过充、过放、过流、短路、过热五重硬件安全保护机制，可有效延长锂电池循环使用寿命，杜绝充电起火、电路短路、硬件烧毁、电池过放损坏等用电安全隐患，保障设备全天候安全稳定运行。同时搭载智能动态功耗管控逻辑，设备闲置待机时自动关闭高功耗外设，仅保留基础感知与通信待机功能，通过红外感知触发设备唤醒机制，单次满电可连续稳定运行2小时以上，完全覆盖宠物日间独处陪伴的核心场景需求。</w:t>
       </w:r>
     </w:p>
     <w:p>
@@ -1966,7 +1372,7 @@
           <w:szCs w:val="28"/>
         </w:rPr>
         <w:drawing>
-          <wp:inline distT="0" distB="0" distL="0" distR="0" wp14:anchorId="0A179EC5" wp14:editId="47329261">
+          <wp:inline distT="0" distB="0" distL="0" distR="0" wp14:anchorId="70B4AB44" wp14:editId="5E1B4B09">
             <wp:extent cx="5269230" cy="2965450"/>
             <wp:effectExtent l="0" t="0" r="7620" b="6350"/>
             <wp:docPr id="1092672547" name="图片 9"/>
@@ -1983,7 +1389,7 @@
                     </pic:cNvPicPr>
                   </pic:nvPicPr>
                   <pic:blipFill>
-                    <a:blip r:embed="rId11" cstate="print">
+                    <a:blip r:embed="rId12" cstate="print">
                       <a:extLst>
                         <a:ext uri="{28A0092B-C50C-407E-A947-70E740481C1C}">
                           <a14:useLocalDpi xmlns:a14="http://schemas.microsoft.com/office/drawing/2010/main" val="0"/>
@@ -2085,27 +1491,7 @@
           <w:sz w:val="24"/>
           <w:szCs w:val="28"/>
         </w:rPr>
-        <w:t>单模</w:t>
-      </w:r>
-      <w:proofErr w:type="gramStart"/>
-      <w:r>
-        <w:rPr>
-          <w:rFonts w:ascii="宋体" w:eastAsia="宋体" w:hAnsi="宋体" w:cs="Arial"/>
-          <w:b/>
-          <w:sz w:val="24"/>
-          <w:szCs w:val="28"/>
-        </w:rPr>
-        <w:t>块独立</w:t>
-      </w:r>
-      <w:proofErr w:type="gramEnd"/>
-      <w:r>
-        <w:rPr>
-          <w:rFonts w:ascii="宋体" w:eastAsia="宋体" w:hAnsi="宋体" w:cs="Arial"/>
-          <w:b/>
-          <w:sz w:val="24"/>
-          <w:szCs w:val="28"/>
-        </w:rPr>
-        <w:t>精准调试→整机集成协同联调→多场景适配迭代优化</w:t>
+        <w:t>单模块独立精准调试→整机集成协同联调→多场景适配迭代优化</w:t>
       </w:r>
       <w:r>
         <w:rPr>
@@ -2122,25 +1508,7 @@
           <w:szCs w:val="28"/>
         </w:rPr>
         <w:lastRenderedPageBreak/>
-        <w:t>试到动态实测的调试逻辑，逐层排查硬件故障、精准校准运行参数、迭代优化硬件适配性能，修正结构与电路偏差，确保整机硬件指标完全符合预设设计标准，全面适配家庭居家复杂应用场景，</w:t>
-      </w:r>
-      <w:proofErr w:type="gramStart"/>
-      <w:r>
-        <w:rPr>
-          <w:rFonts w:ascii="宋体" w:eastAsia="宋体" w:hAnsi="宋体" w:cs="Arial"/>
-          <w:sz w:val="24"/>
-          <w:szCs w:val="28"/>
-        </w:rPr>
-        <w:t>满足科创</w:t>
-      </w:r>
-      <w:proofErr w:type="gramEnd"/>
-      <w:r>
-        <w:rPr>
-          <w:rFonts w:ascii="宋体" w:eastAsia="宋体" w:hAnsi="宋体" w:cs="Arial"/>
-          <w:sz w:val="24"/>
-          <w:szCs w:val="28"/>
-        </w:rPr>
-        <w:t>竞赛工程化展示与民用落地双重需求。</w:t>
+        <w:t>试到动态实测的调试逻辑，逐层排查硬件故障、精准校准运行参数、迭代优化硬件适配性能，修正结构与电路偏差，确保整机硬件指标完全符合预设设计标准，全面适配家庭居家复杂应用场景，满足科创竞赛工程化展示与民用落地双重需求。</w:t>
       </w:r>
     </w:p>
     <w:p>
@@ -2179,25 +1547,7 @@
           <w:sz w:val="24"/>
           <w:szCs w:val="28"/>
         </w:rPr>
-        <w:t>在整机集成装配、程序移植烧</w:t>
-      </w:r>
-      <w:proofErr w:type="gramStart"/>
-      <w:r>
-        <w:rPr>
-          <w:rFonts w:ascii="宋体" w:eastAsia="宋体" w:hAnsi="宋体" w:cs="Arial"/>
-          <w:sz w:val="24"/>
-          <w:szCs w:val="28"/>
-        </w:rPr>
-        <w:t>录与系</w:t>
-      </w:r>
-      <w:proofErr w:type="gramEnd"/>
-      <w:r>
-        <w:rPr>
-          <w:rFonts w:ascii="宋体" w:eastAsia="宋体" w:hAnsi="宋体" w:cs="Arial"/>
-          <w:sz w:val="24"/>
-          <w:szCs w:val="28"/>
-        </w:rPr>
-        <w:t>统联调之前，对所有独立硬件模块开展单模块上电调试、功能校验与参数校准，从源头规避整机集成后的复合型故障，降低后期系统调试难度。单模块调试聚焦硬件基础功能完整性、运行参数精准度、长期工作稳定性与接口适配兼容性，逐一排查焊接故障、线路接错、元器件损坏、参数偏差、接口不匹配等基础问题，为整机集成运行奠定坚实基础。</w:t>
+        <w:t>在整机集成装配、程序移植烧录与系统联调之前，对所有独立硬件模块开展单模块上电调试、功能校验与参数校准，从源头规避整机集成后的复合型故障，降低后期系统调试难度。单模块调试聚焦硬件基础功能完整性、运行参数精准度、长期工作稳定性与接口适配兼容性，逐一排查焊接故障、线路接错、元器件损坏、参数偏差、接口不匹配等基础问题，为整机集成运行奠定坚实基础。</w:t>
       </w:r>
     </w:p>
     <w:p>
@@ -2341,25 +1691,7 @@
           <w:sz w:val="24"/>
           <w:szCs w:val="28"/>
         </w:rPr>
-        <w:t>：全面测试Wi-Fi联网、BLE</w:t>
-      </w:r>
-      <w:proofErr w:type="gramStart"/>
-      <w:r>
-        <w:rPr>
-          <w:rFonts w:ascii="宋体" w:eastAsia="宋体" w:hAnsi="宋体" w:cs="Arial"/>
-          <w:sz w:val="24"/>
-          <w:szCs w:val="28"/>
-        </w:rPr>
-        <w:t>蓝牙配对</w:t>
-      </w:r>
-      <w:proofErr w:type="gramEnd"/>
-      <w:r>
-        <w:rPr>
-          <w:rFonts w:ascii="宋体" w:eastAsia="宋体" w:hAnsi="宋体" w:cs="Arial"/>
-          <w:sz w:val="24"/>
-          <w:szCs w:val="28"/>
-        </w:rPr>
-        <w:t>的连接稳定性，校验双向数据传输实时性、完整性与准确性。长时间连续通电联网测试，验证断线自动重连、心跳检测、离线缓存、指令纠错等容错功能的有效性，精准校准串口波特率与通信协议参数，杜绝数据丢包、指令错乱、网络频繁断连等问题。</w:t>
+        <w:t>：全面测试Wi-Fi联网、BLE蓝牙配对的连接稳定性，校验双向数据传输实时性、完整性与准确性。长时间连续通电联网测试，验证断线自动重连、心跳检测、离线缓存、指令纠错等容错功能的有效性，精准校准串口波特率与通信协议参数，杜绝数据丢包、指令错乱、网络频繁断连等问题。</w:t>
       </w:r>
     </w:p>
     <w:p>
@@ -2380,7 +1712,6 @@
         </w:rPr>
         <w:t xml:space="preserve">5. </w:t>
       </w:r>
-      <w:proofErr w:type="gramStart"/>
       <w:r>
         <w:rPr>
           <w:rFonts w:ascii="宋体" w:eastAsia="宋体" w:hAnsi="宋体" w:cs="Arial"/>
@@ -2388,17 +1719,7 @@
           <w:sz w:val="24"/>
           <w:szCs w:val="28"/>
         </w:rPr>
-        <w:t>交互与</w:t>
-      </w:r>
-      <w:proofErr w:type="gramEnd"/>
-      <w:r>
-        <w:rPr>
-          <w:rFonts w:ascii="宋体" w:eastAsia="宋体" w:hAnsi="宋体" w:cs="Arial"/>
-          <w:b/>
-          <w:sz w:val="24"/>
-          <w:szCs w:val="28"/>
-        </w:rPr>
-        <w:t>电源模块调试</w:t>
+        <w:t>交互与电源模块调试</w:t>
       </w:r>
       <w:r>
         <w:rPr>
@@ -2590,39 +1911,1232 @@
         <w:spacing w:before="120" w:after="120" w:line="288" w:lineRule="auto"/>
         <w:ind w:firstLineChars="200" w:firstLine="480"/>
         <w:rPr>
-          <w:rFonts w:ascii="宋体" w:eastAsia="宋体" w:hAnsi="宋体"/>
-          <w:sz w:val="24"/>
-          <w:szCs w:val="28"/>
-        </w:rPr>
-      </w:pPr>
-      <w:r>
-        <w:rPr>
-          <w:rFonts w:ascii="宋体" w:eastAsia="宋体" w:hAnsi="宋体" w:cs="Arial"/>
-          <w:sz w:val="24"/>
-          <w:szCs w:val="28"/>
-        </w:rPr>
-        <w:t>结合整机调试与场景实测过程中发现的各类问题，依托工程化设计思维开展针对性硬件迭代优化，全方位提升整机可靠性、适配性与实用性。微调传感器安装角度与固定位置，彻底规避机身结构遮挡问题，提升全域感知精准度；优化电机固定支架与轮系装配间距，增设防震缓冲垫片，降低设备运行颠簸与机械异响，提升运动平稳性；迭代优化电源</w:t>
-      </w:r>
-      <w:proofErr w:type="gramStart"/>
-      <w:r>
-        <w:rPr>
-          <w:rFonts w:ascii="宋体" w:eastAsia="宋体" w:hAnsi="宋体" w:cs="Arial"/>
-          <w:sz w:val="24"/>
-          <w:szCs w:val="28"/>
-        </w:rPr>
-        <w:t>功耗管</w:t>
-      </w:r>
-      <w:proofErr w:type="gramEnd"/>
-      <w:r>
-        <w:rPr>
-          <w:rFonts w:ascii="宋体" w:eastAsia="宋体" w:hAnsi="宋体" w:cs="Arial"/>
-          <w:sz w:val="24"/>
-          <w:szCs w:val="28"/>
-        </w:rPr>
-        <w:t>控策略，进一步压缩静态功耗、延长设备续航时长；精简冗余硬件布线，优化机身内部空间布局，压缩整机体积，强化小型化、轻量化优势；优化机身防尘、防毛发侵入结构，提升设备耐用性，同时预留充足散热空间与硬件拓展接口，兼顾设备运行稳定性、美观性与迭代拓展性。</w:t>
-      </w:r>
-    </w:p>
-    <w:p/>
+          <w:rFonts w:ascii="宋体" w:eastAsia="宋体" w:hAnsi="宋体" w:cs="Arial"/>
+          <w:sz w:val="24"/>
+          <w:szCs w:val="28"/>
+        </w:rPr>
+      </w:pPr>
+      <w:r>
+        <w:rPr>
+          <w:rFonts w:ascii="宋体" w:eastAsia="宋体" w:hAnsi="宋体" w:cs="Arial"/>
+          <w:sz w:val="24"/>
+          <w:szCs w:val="28"/>
+        </w:rPr>
+        <w:t>结合整机调试与场景实测过程中发现的各类问题，依托工程化设计思维开展针对性硬件迭代优化，全方位提升整机可靠性、适配性与实用性。微调传感器安装角度与固定位置，彻底规避机身结构遮挡问题，提升全域感知精准度；优化电机固定支架与轮系装配间距，增设防震缓冲垫片，降低设备运行颠簸与机械异响，提升运动平稳性；迭代优化电源功耗管控策略，进一步压缩静态功耗、延长设备续航时长；精简冗余硬件布线，优化机身内部空间布局，压缩整机体积，强化小型化、轻量化优势；优化机身防尘、防毛发侵入结构，提升设备耐用性，同时预留充足散热空间与硬件拓展接口，兼顾设备运行稳定性、美观性与迭代拓展性。</w:t>
+      </w:r>
+    </w:p>
+    <w:p>
+      <w:pPr>
+        <w:pStyle w:val="21bc9c4b-6a32-43e5-beaa-fd2d792c5735"/>
+        <w:jc w:val="center"/>
+      </w:pPr>
+      <w:bookmarkStart w:id="1" w:name="_Toc232666176"/>
+      <w:r>
+        <w:rPr>
+          <w:rFonts w:hint="eastAsia"/>
+        </w:rPr>
+        <w:t>参考文献</w:t>
+      </w:r>
+      <w:bookmarkEnd w:id="1"/>
+    </w:p>
+    <w:p>
+      <w:pPr>
+        <w:pStyle w:val="a9"/>
+        <w:numPr>
+          <w:ilvl w:val="0"/>
+          <w:numId w:val="1"/>
+        </w:numPr>
+        <w:spacing w:after="160" w:line="278" w:lineRule="auto"/>
+        <w:contextualSpacing w:val="0"/>
+        <w:jc w:val="left"/>
+        <w:rPr>
+          <w:rFonts w:ascii="Times New Roman" w:eastAsia="宋体" w:hAnsi="Times New Roman" w:cs="Times New Roman"/>
+        </w:rPr>
+      </w:pPr>
+      <w:r>
+        <w:rPr>
+          <w:rFonts w:ascii="Times New Roman" w:eastAsia="宋体" w:hAnsi="Times New Roman" w:cs="Times New Roman"/>
+        </w:rPr>
+        <w:t>钟豪</w:t>
+      </w:r>
+      <w:r>
+        <w:rPr>
+          <w:rFonts w:ascii="Times New Roman" w:eastAsia="宋体" w:hAnsi="Times New Roman" w:cs="Times New Roman"/>
+        </w:rPr>
+        <w:t>,</w:t>
+      </w:r>
+      <w:r>
+        <w:rPr>
+          <w:rFonts w:ascii="Times New Roman" w:eastAsia="宋体" w:hAnsi="Times New Roman" w:cs="Times New Roman"/>
+        </w:rPr>
+        <w:t>吴文福</w:t>
+      </w:r>
+      <w:r>
+        <w:rPr>
+          <w:rFonts w:ascii="Times New Roman" w:eastAsia="宋体" w:hAnsi="Times New Roman" w:cs="Times New Roman"/>
+        </w:rPr>
+        <w:t>,</w:t>
+      </w:r>
+      <w:r>
+        <w:rPr>
+          <w:rFonts w:ascii="Times New Roman" w:eastAsia="宋体" w:hAnsi="Times New Roman" w:cs="Times New Roman"/>
+        </w:rPr>
+        <w:t>尹慧敏</w:t>
+      </w:r>
+      <w:r>
+        <w:rPr>
+          <w:rFonts w:ascii="Times New Roman" w:eastAsia="宋体" w:hAnsi="Times New Roman" w:cs="Times New Roman"/>
+        </w:rPr>
+        <w:t>,</w:t>
+      </w:r>
+      <w:r>
+        <w:rPr>
+          <w:rFonts w:ascii="Times New Roman" w:eastAsia="宋体" w:hAnsi="Times New Roman" w:cs="Times New Roman"/>
+        </w:rPr>
+        <w:t>等</w:t>
+      </w:r>
+      <w:r>
+        <w:rPr>
+          <w:rFonts w:ascii="Times New Roman" w:eastAsia="宋体" w:hAnsi="Times New Roman" w:cs="Times New Roman"/>
+        </w:rPr>
+        <w:t>.</w:t>
+      </w:r>
+      <w:r>
+        <w:rPr>
+          <w:rFonts w:ascii="Times New Roman" w:eastAsia="宋体" w:hAnsi="Times New Roman" w:cs="Times New Roman"/>
+        </w:rPr>
+        <w:t>基于</w:t>
+      </w:r>
+      <w:r>
+        <w:rPr>
+          <w:rFonts w:ascii="Times New Roman" w:eastAsia="宋体" w:hAnsi="Times New Roman" w:cs="Times New Roman"/>
+        </w:rPr>
+        <w:t>STM32</w:t>
+      </w:r>
+      <w:r>
+        <w:rPr>
+          <w:rFonts w:ascii="Times New Roman" w:eastAsia="宋体" w:hAnsi="Times New Roman" w:cs="Times New Roman"/>
+        </w:rPr>
+        <w:t>与物联网的粮仓智能巡检机器人系统设计</w:t>
+      </w:r>
+      <w:r>
+        <w:rPr>
+          <w:rFonts w:ascii="Times New Roman" w:eastAsia="宋体" w:hAnsi="Times New Roman" w:cs="Times New Roman"/>
+        </w:rPr>
+        <w:t>[J/OL].</w:t>
+      </w:r>
+      <w:r>
+        <w:rPr>
+          <w:rFonts w:ascii="Times New Roman" w:eastAsia="宋体" w:hAnsi="Times New Roman" w:cs="Times New Roman"/>
+        </w:rPr>
+        <w:lastRenderedPageBreak/>
+        <w:t>吉林农业大学学报</w:t>
+      </w:r>
+      <w:r>
+        <w:rPr>
+          <w:rFonts w:ascii="Times New Roman" w:eastAsia="宋体" w:hAnsi="Times New Roman" w:cs="Times New Roman"/>
+        </w:rPr>
+        <w:t>,1-12[2026-04-17].https://link.cnki.net/urlid/22.1100.S.20260411.1456.002.</w:t>
+      </w:r>
+    </w:p>
+    <w:p>
+      <w:pPr>
+        <w:pStyle w:val="a9"/>
+        <w:numPr>
+          <w:ilvl w:val="0"/>
+          <w:numId w:val="1"/>
+        </w:numPr>
+        <w:spacing w:after="160" w:line="278" w:lineRule="auto"/>
+        <w:contextualSpacing w:val="0"/>
+        <w:jc w:val="left"/>
+        <w:rPr>
+          <w:rFonts w:ascii="Times New Roman" w:eastAsia="宋体" w:hAnsi="Times New Roman" w:cs="Times New Roman"/>
+        </w:rPr>
+      </w:pPr>
+      <w:r>
+        <w:rPr>
+          <w:rFonts w:ascii="Times New Roman" w:eastAsia="宋体" w:hAnsi="Times New Roman" w:cs="Times New Roman"/>
+        </w:rPr>
+        <w:t>张茜</w:t>
+      </w:r>
+      <w:r>
+        <w:rPr>
+          <w:rFonts w:ascii="Times New Roman" w:eastAsia="宋体" w:hAnsi="Times New Roman" w:cs="Times New Roman"/>
+        </w:rPr>
+        <w:t>,</w:t>
+      </w:r>
+      <w:r>
+        <w:rPr>
+          <w:rFonts w:ascii="Times New Roman" w:eastAsia="宋体" w:hAnsi="Times New Roman" w:cs="Times New Roman"/>
+        </w:rPr>
+        <w:t>郭博雨</w:t>
+      </w:r>
+      <w:r>
+        <w:rPr>
+          <w:rFonts w:ascii="Times New Roman" w:eastAsia="宋体" w:hAnsi="Times New Roman" w:cs="Times New Roman"/>
+        </w:rPr>
+        <w:t>.</w:t>
+      </w:r>
+      <w:r>
+        <w:rPr>
+          <w:rFonts w:ascii="Times New Roman" w:eastAsia="宋体" w:hAnsi="Times New Roman" w:cs="Times New Roman"/>
+        </w:rPr>
+        <w:t>基于</w:t>
+      </w:r>
+      <w:r>
+        <w:rPr>
+          <w:rFonts w:ascii="Times New Roman" w:eastAsia="宋体" w:hAnsi="Times New Roman" w:cs="Times New Roman"/>
+        </w:rPr>
+        <w:t>ROS</w:t>
+      </w:r>
+      <w:r>
+        <w:rPr>
+          <w:rFonts w:ascii="Times New Roman" w:eastAsia="宋体" w:hAnsi="Times New Roman" w:cs="Times New Roman"/>
+        </w:rPr>
+        <w:t>的自主跟随式医疗辅助机器人设计</w:t>
+      </w:r>
+      <w:r>
+        <w:rPr>
+          <w:rFonts w:ascii="Times New Roman" w:eastAsia="宋体" w:hAnsi="Times New Roman" w:cs="Times New Roman"/>
+        </w:rPr>
+        <w:t>[J].</w:t>
+      </w:r>
+      <w:r>
+        <w:rPr>
+          <w:rFonts w:ascii="Times New Roman" w:eastAsia="宋体" w:hAnsi="Times New Roman" w:cs="Times New Roman"/>
+        </w:rPr>
+        <w:t>自动化应用</w:t>
+      </w:r>
+      <w:r>
+        <w:rPr>
+          <w:rFonts w:ascii="Times New Roman" w:eastAsia="宋体" w:hAnsi="Times New Roman" w:cs="Times New Roman"/>
+        </w:rPr>
+        <w:t>,2025,66(06):28-29+32.DOI:10.19769/j.zdhy.2025.06.009.</w:t>
+      </w:r>
+    </w:p>
+    <w:p>
+      <w:pPr>
+        <w:pStyle w:val="a9"/>
+        <w:numPr>
+          <w:ilvl w:val="0"/>
+          <w:numId w:val="1"/>
+        </w:numPr>
+        <w:spacing w:after="160" w:line="278" w:lineRule="auto"/>
+        <w:contextualSpacing w:val="0"/>
+        <w:jc w:val="left"/>
+        <w:rPr>
+          <w:rFonts w:ascii="Times New Roman" w:eastAsia="宋体" w:hAnsi="Times New Roman" w:cs="Times New Roman"/>
+        </w:rPr>
+      </w:pPr>
+      <w:r>
+        <w:rPr>
+          <w:rFonts w:ascii="Times New Roman" w:eastAsia="宋体" w:hAnsi="Times New Roman" w:cs="Times New Roman"/>
+        </w:rPr>
+        <w:t>翟延超</w:t>
+      </w:r>
+      <w:r>
+        <w:rPr>
+          <w:rFonts w:ascii="Times New Roman" w:eastAsia="宋体" w:hAnsi="Times New Roman" w:cs="Times New Roman"/>
+        </w:rPr>
+        <w:t>.</w:t>
+      </w:r>
+      <w:r>
+        <w:rPr>
+          <w:rFonts w:ascii="Times New Roman" w:eastAsia="宋体" w:hAnsi="Times New Roman" w:cs="Times New Roman"/>
+        </w:rPr>
+        <w:t>基于多传感器融合的自主跟随机器人关键技术研究</w:t>
+      </w:r>
+      <w:r>
+        <w:rPr>
+          <w:rFonts w:ascii="Times New Roman" w:eastAsia="宋体" w:hAnsi="Times New Roman" w:cs="Times New Roman"/>
+        </w:rPr>
+        <w:t>[D].</w:t>
+      </w:r>
+      <w:r>
+        <w:rPr>
+          <w:rFonts w:ascii="Times New Roman" w:eastAsia="宋体" w:hAnsi="Times New Roman" w:cs="Times New Roman"/>
+        </w:rPr>
+        <w:t>西安建筑科技大学</w:t>
+      </w:r>
+      <w:r>
+        <w:rPr>
+          <w:rFonts w:ascii="Times New Roman" w:eastAsia="宋体" w:hAnsi="Times New Roman" w:cs="Times New Roman"/>
+        </w:rPr>
+        <w:t>,2024.DOI:10.27393/d.cnki.gxazu.2024.000606.</w:t>
+      </w:r>
+    </w:p>
+    <w:p>
+      <w:pPr>
+        <w:pStyle w:val="a9"/>
+        <w:numPr>
+          <w:ilvl w:val="0"/>
+          <w:numId w:val="1"/>
+        </w:numPr>
+        <w:spacing w:after="160" w:line="278" w:lineRule="auto"/>
+        <w:contextualSpacing w:val="0"/>
+        <w:jc w:val="left"/>
+        <w:rPr>
+          <w:rFonts w:ascii="Times New Roman" w:eastAsia="宋体" w:hAnsi="Times New Roman" w:cs="Times New Roman"/>
+        </w:rPr>
+      </w:pPr>
+      <w:r>
+        <w:rPr>
+          <w:rFonts w:ascii="Times New Roman" w:eastAsia="宋体" w:hAnsi="Times New Roman" w:cs="Times New Roman"/>
+        </w:rPr>
+        <w:t>李紫妍</w:t>
+      </w:r>
+      <w:r>
+        <w:rPr>
+          <w:rFonts w:ascii="Times New Roman" w:eastAsia="宋体" w:hAnsi="Times New Roman" w:cs="Times New Roman"/>
+        </w:rPr>
+        <w:t>.</w:t>
+      </w:r>
+      <w:r>
+        <w:rPr>
+          <w:rFonts w:ascii="Times New Roman" w:eastAsia="宋体" w:hAnsi="Times New Roman" w:cs="Times New Roman"/>
+        </w:rPr>
+        <w:t>基于情感共生理念的宠物犬陪伴机器人设计研究</w:t>
+      </w:r>
+      <w:r>
+        <w:rPr>
+          <w:rFonts w:ascii="Times New Roman" w:eastAsia="宋体" w:hAnsi="Times New Roman" w:cs="Times New Roman"/>
+        </w:rPr>
+        <w:t>[D].</w:t>
+      </w:r>
+      <w:r>
+        <w:rPr>
+          <w:rFonts w:ascii="Times New Roman" w:eastAsia="宋体" w:hAnsi="Times New Roman" w:cs="Times New Roman"/>
+        </w:rPr>
+        <w:t>北京化工大学</w:t>
+      </w:r>
+      <w:r>
+        <w:rPr>
+          <w:rFonts w:ascii="Times New Roman" w:eastAsia="宋体" w:hAnsi="Times New Roman" w:cs="Times New Roman"/>
+        </w:rPr>
+        <w:t>,2024.DOI:10.26939/d.cnki.gbhgu.2024.000439.</w:t>
+      </w:r>
+    </w:p>
+    <w:p>
+      <w:pPr>
+        <w:pStyle w:val="a9"/>
+        <w:numPr>
+          <w:ilvl w:val="0"/>
+          <w:numId w:val="1"/>
+        </w:numPr>
+        <w:spacing w:after="160" w:line="278" w:lineRule="auto"/>
+        <w:contextualSpacing w:val="0"/>
+        <w:jc w:val="left"/>
+        <w:rPr>
+          <w:rFonts w:ascii="Times New Roman" w:eastAsia="宋体" w:hAnsi="Times New Roman" w:cs="Times New Roman"/>
+        </w:rPr>
+      </w:pPr>
+      <w:r>
+        <w:rPr>
+          <w:rFonts w:ascii="Times New Roman" w:eastAsia="宋体" w:hAnsi="Times New Roman" w:cs="Times New Roman"/>
+        </w:rPr>
+        <w:t>李敏</w:t>
+      </w:r>
+      <w:r>
+        <w:rPr>
+          <w:rFonts w:ascii="Times New Roman" w:eastAsia="宋体" w:hAnsi="Times New Roman" w:cs="Times New Roman"/>
+        </w:rPr>
+        <w:t>,</w:t>
+      </w:r>
+      <w:r>
+        <w:rPr>
+          <w:rFonts w:ascii="Times New Roman" w:eastAsia="宋体" w:hAnsi="Times New Roman" w:cs="Times New Roman"/>
+        </w:rPr>
+        <w:t>李嘉</w:t>
+      </w:r>
+      <w:r>
+        <w:rPr>
+          <w:rFonts w:ascii="Times New Roman" w:eastAsia="宋体" w:hAnsi="Times New Roman" w:cs="Times New Roman"/>
+        </w:rPr>
+        <w:t>.</w:t>
+      </w:r>
+      <w:r>
+        <w:rPr>
+          <w:rFonts w:ascii="Times New Roman" w:eastAsia="宋体" w:hAnsi="Times New Roman" w:cs="Times New Roman"/>
+        </w:rPr>
+        <w:t>基于宠物心理角度的宠物陪伴型机器人设计研究</w:t>
+      </w:r>
+      <w:r>
+        <w:rPr>
+          <w:rFonts w:ascii="Times New Roman" w:eastAsia="宋体" w:hAnsi="Times New Roman" w:cs="Times New Roman"/>
+        </w:rPr>
+        <w:t>[J].</w:t>
+      </w:r>
+      <w:r>
+        <w:rPr>
+          <w:rFonts w:ascii="Times New Roman" w:eastAsia="宋体" w:hAnsi="Times New Roman" w:cs="Times New Roman"/>
+        </w:rPr>
+        <w:t>大众文艺</w:t>
+      </w:r>
+      <w:r>
+        <w:rPr>
+          <w:rFonts w:ascii="Times New Roman" w:eastAsia="宋体" w:hAnsi="Times New Roman" w:cs="Times New Roman"/>
+        </w:rPr>
+        <w:t>,2018,(24):82-83.DOI:10.20112/j.cnki.issn1007-5828.2018.24.056.</w:t>
+      </w:r>
+    </w:p>
+    <w:p>
+      <w:pPr>
+        <w:pStyle w:val="a9"/>
+        <w:numPr>
+          <w:ilvl w:val="0"/>
+          <w:numId w:val="1"/>
+        </w:numPr>
+        <w:spacing w:after="160" w:line="278" w:lineRule="auto"/>
+        <w:contextualSpacing w:val="0"/>
+        <w:jc w:val="left"/>
+        <w:rPr>
+          <w:rFonts w:ascii="Times New Roman" w:eastAsia="宋体" w:hAnsi="Times New Roman" w:cs="Times New Roman"/>
+        </w:rPr>
+      </w:pPr>
+      <w:r>
+        <w:rPr>
+          <w:rFonts w:ascii="Times New Roman" w:eastAsia="宋体" w:hAnsi="Times New Roman" w:cs="Times New Roman"/>
+        </w:rPr>
+        <w:t>姜海东</w:t>
+      </w:r>
+      <w:r>
+        <w:rPr>
+          <w:rFonts w:ascii="Times New Roman" w:eastAsia="宋体" w:hAnsi="Times New Roman" w:cs="Times New Roman"/>
+        </w:rPr>
+        <w:t>,</w:t>
+      </w:r>
+      <w:r>
+        <w:rPr>
+          <w:rFonts w:ascii="Times New Roman" w:eastAsia="宋体" w:hAnsi="Times New Roman" w:cs="Times New Roman"/>
+        </w:rPr>
+        <w:t>姜小宾</w:t>
+      </w:r>
+      <w:r>
+        <w:rPr>
+          <w:rFonts w:ascii="Times New Roman" w:eastAsia="宋体" w:hAnsi="Times New Roman" w:cs="Times New Roman"/>
+        </w:rPr>
+        <w:t>,</w:t>
+      </w:r>
+      <w:r>
+        <w:rPr>
+          <w:rFonts w:ascii="Times New Roman" w:eastAsia="宋体" w:hAnsi="Times New Roman" w:cs="Times New Roman"/>
+        </w:rPr>
+        <w:t>陆晓忠</w:t>
+      </w:r>
+      <w:r>
+        <w:rPr>
+          <w:rFonts w:ascii="Times New Roman" w:eastAsia="宋体" w:hAnsi="Times New Roman" w:cs="Times New Roman"/>
+        </w:rPr>
+        <w:t>,</w:t>
+      </w:r>
+      <w:r>
+        <w:rPr>
+          <w:rFonts w:ascii="Times New Roman" w:eastAsia="宋体" w:hAnsi="Times New Roman" w:cs="Times New Roman"/>
+        </w:rPr>
+        <w:t>等</w:t>
+      </w:r>
+      <w:r>
+        <w:rPr>
+          <w:rFonts w:ascii="Times New Roman" w:eastAsia="宋体" w:hAnsi="Times New Roman" w:cs="Times New Roman"/>
+        </w:rPr>
+        <w:t>.</w:t>
+      </w:r>
+      <w:r>
+        <w:rPr>
+          <w:rFonts w:ascii="Times New Roman" w:eastAsia="宋体" w:hAnsi="Times New Roman" w:cs="Times New Roman"/>
+        </w:rPr>
+        <w:t>基于多传感信息融合的配电室无人值守智慧巡检技术研究</w:t>
+      </w:r>
+      <w:r>
+        <w:rPr>
+          <w:rFonts w:ascii="Times New Roman" w:eastAsia="宋体" w:hAnsi="Times New Roman" w:cs="Times New Roman"/>
+        </w:rPr>
+        <w:t>[J].</w:t>
+      </w:r>
+      <w:r>
+        <w:rPr>
+          <w:rFonts w:ascii="Times New Roman" w:eastAsia="宋体" w:hAnsi="Times New Roman" w:cs="Times New Roman"/>
+        </w:rPr>
+        <w:t>电力设备管理</w:t>
+      </w:r>
+      <w:r>
+        <w:rPr>
+          <w:rFonts w:ascii="Times New Roman" w:eastAsia="宋体" w:hAnsi="Times New Roman" w:cs="Times New Roman"/>
+        </w:rPr>
+        <w:t>,2026,(03):180-182.DOI:10.26977/j.cnki.dlsbgl.2026.03.079.</w:t>
+      </w:r>
+    </w:p>
+    <w:p>
+      <w:pPr>
+        <w:pStyle w:val="a9"/>
+        <w:numPr>
+          <w:ilvl w:val="0"/>
+          <w:numId w:val="1"/>
+        </w:numPr>
+        <w:spacing w:after="160" w:line="278" w:lineRule="auto"/>
+        <w:contextualSpacing w:val="0"/>
+        <w:jc w:val="left"/>
+        <w:rPr>
+          <w:rFonts w:ascii="Times New Roman" w:eastAsia="宋体" w:hAnsi="Times New Roman" w:cs="Times New Roman"/>
+        </w:rPr>
+      </w:pPr>
+      <w:r>
+        <w:rPr>
+          <w:rFonts w:ascii="Times New Roman" w:eastAsia="宋体" w:hAnsi="Times New Roman" w:cs="Times New Roman"/>
+        </w:rPr>
+        <w:t>苗雨</w:t>
+      </w:r>
+      <w:r>
+        <w:rPr>
+          <w:rFonts w:ascii="Times New Roman" w:eastAsia="宋体" w:hAnsi="Times New Roman" w:cs="Times New Roman"/>
+        </w:rPr>
+        <w:t>.</w:t>
+      </w:r>
+      <w:r>
+        <w:rPr>
+          <w:rFonts w:ascii="Times New Roman" w:eastAsia="宋体" w:hAnsi="Times New Roman" w:cs="Times New Roman"/>
+        </w:rPr>
+        <w:t>基于</w:t>
+      </w:r>
+      <w:r>
+        <w:rPr>
+          <w:rFonts w:ascii="Times New Roman" w:eastAsia="宋体" w:hAnsi="Times New Roman" w:cs="Times New Roman"/>
+        </w:rPr>
+        <w:t>PID</w:t>
+      </w:r>
+      <w:r>
+        <w:rPr>
+          <w:rFonts w:ascii="Times New Roman" w:eastAsia="宋体" w:hAnsi="Times New Roman" w:cs="Times New Roman"/>
+        </w:rPr>
+        <w:t>控制的循迹小车路径跟踪算法优化研究</w:t>
+      </w:r>
+      <w:r>
+        <w:rPr>
+          <w:rFonts w:ascii="Times New Roman" w:eastAsia="宋体" w:hAnsi="Times New Roman" w:cs="Times New Roman"/>
+        </w:rPr>
+        <w:t>[J].</w:t>
+      </w:r>
+      <w:r>
+        <w:rPr>
+          <w:rFonts w:ascii="Times New Roman" w:eastAsia="宋体" w:hAnsi="Times New Roman" w:cs="Times New Roman"/>
+        </w:rPr>
+        <w:t>信息与电脑</w:t>
+      </w:r>
+      <w:r>
+        <w:rPr>
+          <w:rFonts w:ascii="Times New Roman" w:eastAsia="宋体" w:hAnsi="Times New Roman" w:cs="Times New Roman"/>
+        </w:rPr>
+        <w:t>,2025,37(23):72-74.</w:t>
+      </w:r>
+    </w:p>
+    <w:p>
+      <w:pPr>
+        <w:pStyle w:val="a9"/>
+        <w:numPr>
+          <w:ilvl w:val="0"/>
+          <w:numId w:val="1"/>
+        </w:numPr>
+        <w:spacing w:after="160" w:line="278" w:lineRule="auto"/>
+        <w:contextualSpacing w:val="0"/>
+        <w:jc w:val="left"/>
+        <w:rPr>
+          <w:rFonts w:ascii="Times New Roman" w:eastAsia="宋体" w:hAnsi="Times New Roman" w:cs="Times New Roman"/>
+        </w:rPr>
+      </w:pPr>
+      <w:r>
+        <w:rPr>
+          <w:rFonts w:ascii="Times New Roman" w:eastAsia="宋体" w:hAnsi="Times New Roman" w:cs="Times New Roman"/>
+        </w:rPr>
+        <w:t>潘俊霖</w:t>
+      </w:r>
+      <w:r>
+        <w:rPr>
+          <w:rFonts w:ascii="Times New Roman" w:eastAsia="宋体" w:hAnsi="Times New Roman" w:cs="Times New Roman"/>
+        </w:rPr>
+        <w:t>,</w:t>
+      </w:r>
+      <w:r>
+        <w:rPr>
+          <w:rFonts w:ascii="Times New Roman" w:eastAsia="宋体" w:hAnsi="Times New Roman" w:cs="Times New Roman"/>
+        </w:rPr>
+        <w:t>邱健斌</w:t>
+      </w:r>
+      <w:r>
+        <w:rPr>
+          <w:rFonts w:ascii="Times New Roman" w:eastAsia="宋体" w:hAnsi="Times New Roman" w:cs="Times New Roman"/>
+        </w:rPr>
+        <w:t>,</w:t>
+      </w:r>
+      <w:r>
+        <w:rPr>
+          <w:rFonts w:ascii="Times New Roman" w:eastAsia="宋体" w:hAnsi="Times New Roman" w:cs="Times New Roman"/>
+        </w:rPr>
+        <w:t>许瑞</w:t>
+      </w:r>
+      <w:r>
+        <w:rPr>
+          <w:rFonts w:ascii="Times New Roman" w:eastAsia="宋体" w:hAnsi="Times New Roman" w:cs="Times New Roman"/>
+        </w:rPr>
+        <w:t xml:space="preserve">. </w:t>
+      </w:r>
+      <w:r>
+        <w:rPr>
+          <w:rFonts w:ascii="Times New Roman" w:eastAsia="宋体" w:hAnsi="Times New Roman" w:cs="Times New Roman"/>
+        </w:rPr>
+        <w:t>基于</w:t>
+      </w:r>
+      <w:r>
+        <w:rPr>
+          <w:rFonts w:ascii="Times New Roman" w:eastAsia="宋体" w:hAnsi="Times New Roman" w:cs="Times New Roman"/>
+        </w:rPr>
+        <w:t>MATLAB</w:t>
+      </w:r>
+      <w:r>
+        <w:rPr>
+          <w:rFonts w:ascii="Times New Roman" w:eastAsia="宋体" w:hAnsi="Times New Roman" w:cs="Times New Roman"/>
+        </w:rPr>
+        <w:t>的智能小车路径识别及其算法优化</w:t>
+      </w:r>
+      <w:r>
+        <w:rPr>
+          <w:rFonts w:ascii="Times New Roman" w:eastAsia="宋体" w:hAnsi="Times New Roman" w:cs="Times New Roman"/>
+        </w:rPr>
+        <w:t>[J].</w:t>
+      </w:r>
+      <w:r>
+        <w:rPr>
+          <w:rFonts w:ascii="Times New Roman" w:eastAsia="宋体" w:hAnsi="Times New Roman" w:cs="Times New Roman"/>
+        </w:rPr>
+        <w:t>汽车实用技术</w:t>
+      </w:r>
+      <w:r>
+        <w:rPr>
+          <w:rFonts w:ascii="Times New Roman" w:eastAsia="宋体" w:hAnsi="Times New Roman" w:cs="Times New Roman"/>
+        </w:rPr>
+        <w:t>,2025,50(19):37-42.DOI:10.16638/j.cnki.1671-7988.2025.019.007.</w:t>
+      </w:r>
+    </w:p>
+    <w:p>
+      <w:pPr>
+        <w:pStyle w:val="a9"/>
+        <w:numPr>
+          <w:ilvl w:val="0"/>
+          <w:numId w:val="1"/>
+        </w:numPr>
+        <w:spacing w:after="160" w:line="278" w:lineRule="auto"/>
+        <w:contextualSpacing w:val="0"/>
+        <w:jc w:val="left"/>
+        <w:rPr>
+          <w:rFonts w:ascii="Times New Roman" w:eastAsia="宋体" w:hAnsi="Times New Roman" w:cs="Times New Roman"/>
+        </w:rPr>
+      </w:pPr>
+      <w:r>
+        <w:rPr>
+          <w:rFonts w:ascii="Times New Roman" w:eastAsia="宋体" w:hAnsi="Times New Roman" w:cs="Times New Roman"/>
+        </w:rPr>
+        <w:t>夏紫涵</w:t>
+      </w:r>
+      <w:r>
+        <w:rPr>
+          <w:rFonts w:ascii="Times New Roman" w:eastAsia="宋体" w:hAnsi="Times New Roman" w:cs="Times New Roman"/>
+        </w:rPr>
+        <w:t>,</w:t>
+      </w:r>
+      <w:r>
+        <w:rPr>
+          <w:rFonts w:ascii="Times New Roman" w:eastAsia="宋体" w:hAnsi="Times New Roman" w:cs="Times New Roman"/>
+        </w:rPr>
+        <w:t>马基法</w:t>
+      </w:r>
+      <w:r>
+        <w:rPr>
+          <w:rFonts w:ascii="Times New Roman" w:eastAsia="宋体" w:hAnsi="Times New Roman" w:cs="Times New Roman"/>
+        </w:rPr>
+        <w:t xml:space="preserve">. </w:t>
+      </w:r>
+      <w:r>
+        <w:rPr>
+          <w:rFonts w:ascii="Times New Roman" w:eastAsia="宋体" w:hAnsi="Times New Roman" w:cs="Times New Roman"/>
+        </w:rPr>
+        <w:t>全自动宠物喂食互动机器人</w:t>
+      </w:r>
+      <w:r>
+        <w:rPr>
+          <w:rFonts w:ascii="Times New Roman" w:eastAsia="宋体" w:hAnsi="Times New Roman" w:cs="Times New Roman"/>
+        </w:rPr>
+        <w:t>[J].</w:t>
+      </w:r>
+      <w:r>
+        <w:rPr>
+          <w:rFonts w:ascii="Times New Roman" w:eastAsia="宋体" w:hAnsi="Times New Roman" w:cs="Times New Roman"/>
+        </w:rPr>
+        <w:t>科学大众</w:t>
+      </w:r>
+      <w:r>
+        <w:rPr>
+          <w:rFonts w:ascii="Times New Roman" w:eastAsia="宋体" w:hAnsi="Times New Roman" w:cs="Times New Roman"/>
+        </w:rPr>
+        <w:t>(</w:t>
+      </w:r>
+      <w:r>
+        <w:rPr>
+          <w:rFonts w:ascii="Times New Roman" w:eastAsia="宋体" w:hAnsi="Times New Roman" w:cs="Times New Roman"/>
+        </w:rPr>
+        <w:t>小学版</w:t>
+      </w:r>
+      <w:r>
+        <w:rPr>
+          <w:rFonts w:ascii="Times New Roman" w:eastAsia="宋体" w:hAnsi="Times New Roman" w:cs="Times New Roman"/>
+        </w:rPr>
+        <w:t>),2025,(06):31.</w:t>
+      </w:r>
+    </w:p>
+    <w:p>
+      <w:pPr>
+        <w:pStyle w:val="a9"/>
+        <w:numPr>
+          <w:ilvl w:val="0"/>
+          <w:numId w:val="1"/>
+        </w:numPr>
+        <w:spacing w:after="160" w:line="278" w:lineRule="auto"/>
+        <w:contextualSpacing w:val="0"/>
+        <w:jc w:val="left"/>
+        <w:rPr>
+          <w:rFonts w:ascii="Times New Roman" w:eastAsia="宋体" w:hAnsi="Times New Roman" w:cs="Times New Roman"/>
+        </w:rPr>
+      </w:pPr>
+      <w:r>
+        <w:rPr>
+          <w:rFonts w:ascii="Times New Roman" w:eastAsia="宋体" w:hAnsi="Times New Roman" w:cs="Times New Roman"/>
+        </w:rPr>
+        <w:t>王传才</w:t>
+      </w:r>
+      <w:r>
+        <w:rPr>
+          <w:rFonts w:ascii="Times New Roman" w:eastAsia="宋体" w:hAnsi="Times New Roman" w:cs="Times New Roman"/>
+        </w:rPr>
+        <w:t>,</w:t>
+      </w:r>
+      <w:r>
+        <w:rPr>
+          <w:rFonts w:ascii="Times New Roman" w:eastAsia="宋体" w:hAnsi="Times New Roman" w:cs="Times New Roman"/>
+        </w:rPr>
+        <w:t>张笑恒</w:t>
+      </w:r>
+      <w:r>
+        <w:rPr>
+          <w:rFonts w:ascii="Times New Roman" w:eastAsia="宋体" w:hAnsi="Times New Roman" w:cs="Times New Roman"/>
+        </w:rPr>
+        <w:t>,</w:t>
+      </w:r>
+      <w:r>
+        <w:rPr>
+          <w:rFonts w:ascii="Times New Roman" w:eastAsia="宋体" w:hAnsi="Times New Roman" w:cs="Times New Roman"/>
+        </w:rPr>
+        <w:t>李继东</w:t>
+      </w:r>
+      <w:r>
+        <w:rPr>
+          <w:rFonts w:ascii="Times New Roman" w:eastAsia="宋体" w:hAnsi="Times New Roman" w:cs="Times New Roman"/>
+        </w:rPr>
+        <w:t>,</w:t>
+      </w:r>
+      <w:r>
+        <w:rPr>
+          <w:rFonts w:ascii="Times New Roman" w:eastAsia="宋体" w:hAnsi="Times New Roman" w:cs="Times New Roman"/>
+        </w:rPr>
+        <w:t>等</w:t>
+      </w:r>
+      <w:r>
+        <w:rPr>
+          <w:rFonts w:ascii="Times New Roman" w:eastAsia="宋体" w:hAnsi="Times New Roman" w:cs="Times New Roman"/>
+        </w:rPr>
+        <w:t xml:space="preserve">. </w:t>
+      </w:r>
+      <w:r>
+        <w:rPr>
+          <w:rFonts w:ascii="Times New Roman" w:eastAsia="宋体" w:hAnsi="Times New Roman" w:cs="Times New Roman"/>
+        </w:rPr>
+        <w:t>一种应对多障碍路况的智能小车自动寻迹控制系统</w:t>
+      </w:r>
+      <w:r>
+        <w:rPr>
+          <w:rFonts w:ascii="Times New Roman" w:eastAsia="宋体" w:hAnsi="Times New Roman" w:cs="Times New Roman"/>
+        </w:rPr>
+        <w:t>[J].</w:t>
+      </w:r>
+      <w:r>
+        <w:rPr>
+          <w:rFonts w:ascii="Times New Roman" w:eastAsia="宋体" w:hAnsi="Times New Roman" w:cs="Times New Roman"/>
+        </w:rPr>
+        <w:t>电脑知识与技术</w:t>
+      </w:r>
+      <w:r>
+        <w:rPr>
+          <w:rFonts w:ascii="Times New Roman" w:eastAsia="宋体" w:hAnsi="Times New Roman" w:cs="Times New Roman"/>
+        </w:rPr>
+        <w:t>,2024,20(28):20-22.DOI:10.14004/j.cnki.ckt.2024.1500.</w:t>
+      </w:r>
+    </w:p>
+    <w:p>
+      <w:pPr>
+        <w:pStyle w:val="a9"/>
+        <w:numPr>
+          <w:ilvl w:val="0"/>
+          <w:numId w:val="1"/>
+        </w:numPr>
+        <w:spacing w:after="160" w:line="278" w:lineRule="auto"/>
+        <w:contextualSpacing w:val="0"/>
+        <w:jc w:val="left"/>
+        <w:rPr>
+          <w:rFonts w:ascii="Times New Roman" w:eastAsia="宋体" w:hAnsi="Times New Roman" w:cs="Times New Roman"/>
+        </w:rPr>
+      </w:pPr>
+      <w:r>
+        <w:rPr>
+          <w:rFonts w:ascii="Times New Roman" w:eastAsia="宋体" w:hAnsi="Times New Roman" w:cs="Times New Roman"/>
+        </w:rPr>
+        <w:t>文多</w:t>
+      </w:r>
+      <w:r>
+        <w:rPr>
+          <w:rFonts w:ascii="Times New Roman" w:eastAsia="宋体" w:hAnsi="Times New Roman" w:cs="Times New Roman"/>
+        </w:rPr>
+        <w:t>.</w:t>
+      </w:r>
+      <w:r>
+        <w:rPr>
+          <w:rFonts w:ascii="Times New Roman" w:eastAsia="宋体" w:hAnsi="Times New Roman" w:cs="Times New Roman"/>
+        </w:rPr>
+        <w:t>面向</w:t>
+      </w:r>
+      <w:r>
+        <w:rPr>
+          <w:rFonts w:ascii="Times New Roman" w:eastAsia="宋体" w:hAnsi="Times New Roman" w:cs="Times New Roman"/>
+        </w:rPr>
+        <w:t>Z</w:t>
+      </w:r>
+      <w:r>
+        <w:rPr>
+          <w:rFonts w:ascii="Times New Roman" w:eastAsia="宋体" w:hAnsi="Times New Roman" w:cs="Times New Roman"/>
+        </w:rPr>
+        <w:t>世代青年人的宠物机器人情感化设计研究</w:t>
+      </w:r>
+      <w:r>
+        <w:rPr>
+          <w:rFonts w:ascii="Times New Roman" w:eastAsia="宋体" w:hAnsi="Times New Roman" w:cs="Times New Roman"/>
+        </w:rPr>
+        <w:t>[D].</w:t>
+      </w:r>
+      <w:r>
+        <w:rPr>
+          <w:rFonts w:ascii="Times New Roman" w:eastAsia="宋体" w:hAnsi="Times New Roman" w:cs="Times New Roman"/>
+        </w:rPr>
+        <w:t>江西财经大学</w:t>
+      </w:r>
+      <w:r>
+        <w:rPr>
+          <w:rFonts w:ascii="Times New Roman" w:eastAsia="宋体" w:hAnsi="Times New Roman" w:cs="Times New Roman"/>
+        </w:rPr>
+        <w:t xml:space="preserve">,2024.DOI:10.27175/d.cnki.gjxcu.2024.001600. </w:t>
+      </w:r>
+    </w:p>
+    <w:p>
+      <w:pPr>
+        <w:pStyle w:val="a9"/>
+        <w:numPr>
+          <w:ilvl w:val="0"/>
+          <w:numId w:val="1"/>
+        </w:numPr>
+        <w:spacing w:after="160" w:line="278" w:lineRule="auto"/>
+        <w:contextualSpacing w:val="0"/>
+        <w:jc w:val="left"/>
+        <w:rPr>
+          <w:rFonts w:ascii="Times New Roman" w:eastAsia="宋体" w:hAnsi="Times New Roman" w:cs="Times New Roman"/>
+        </w:rPr>
+      </w:pPr>
+      <w:r>
+        <w:rPr>
+          <w:rFonts w:ascii="Times New Roman" w:eastAsia="宋体" w:hAnsi="Times New Roman" w:cs="Times New Roman"/>
+        </w:rPr>
+        <w:t>刘冰</w:t>
+      </w:r>
+      <w:r>
+        <w:rPr>
+          <w:rFonts w:ascii="Times New Roman" w:eastAsia="宋体" w:hAnsi="Times New Roman" w:cs="Times New Roman"/>
+        </w:rPr>
+        <w:t>.</w:t>
+      </w:r>
+      <w:r>
+        <w:rPr>
+          <w:rFonts w:ascii="Times New Roman" w:eastAsia="宋体" w:hAnsi="Times New Roman" w:cs="Times New Roman"/>
+        </w:rPr>
+        <w:t>多模态互动宠物机器人的研究与设计</w:t>
+      </w:r>
+      <w:r>
+        <w:rPr>
+          <w:rFonts w:ascii="Times New Roman" w:eastAsia="宋体" w:hAnsi="Times New Roman" w:cs="Times New Roman"/>
+        </w:rPr>
+        <w:t>[D].</w:t>
+      </w:r>
+      <w:r>
+        <w:rPr>
+          <w:rFonts w:ascii="Times New Roman" w:eastAsia="宋体" w:hAnsi="Times New Roman" w:cs="Times New Roman"/>
+        </w:rPr>
+        <w:t>重庆理工大学</w:t>
+      </w:r>
+      <w:r>
+        <w:rPr>
+          <w:rFonts w:ascii="Times New Roman" w:eastAsia="宋体" w:hAnsi="Times New Roman" w:cs="Times New Roman"/>
+        </w:rPr>
+        <w:t xml:space="preserve">,2024.DOI:10.27753/d.cnki.gcqgx.2024.000921. </w:t>
+      </w:r>
+    </w:p>
+    <w:p>
+      <w:pPr>
+        <w:pStyle w:val="a9"/>
+        <w:numPr>
+          <w:ilvl w:val="0"/>
+          <w:numId w:val="1"/>
+        </w:numPr>
+        <w:spacing w:after="160" w:line="278" w:lineRule="auto"/>
+        <w:contextualSpacing w:val="0"/>
+        <w:jc w:val="left"/>
+        <w:rPr>
+          <w:rFonts w:ascii="Times New Roman" w:eastAsia="宋体" w:hAnsi="Times New Roman" w:cs="Times New Roman"/>
+        </w:rPr>
+      </w:pPr>
+      <w:r>
+        <w:rPr>
+          <w:rFonts w:ascii="Times New Roman" w:eastAsia="宋体" w:hAnsi="Times New Roman" w:cs="Times New Roman"/>
+        </w:rPr>
+        <w:t>张晨亮</w:t>
+      </w:r>
+      <w:r>
+        <w:rPr>
+          <w:rFonts w:ascii="Times New Roman" w:eastAsia="宋体" w:hAnsi="Times New Roman" w:cs="Times New Roman"/>
+        </w:rPr>
+        <w:t>,</w:t>
+      </w:r>
+      <w:r>
+        <w:rPr>
+          <w:rFonts w:ascii="Times New Roman" w:eastAsia="宋体" w:hAnsi="Times New Roman" w:cs="Times New Roman"/>
+        </w:rPr>
+        <w:t>张亚周</w:t>
+      </w:r>
+      <w:r>
+        <w:rPr>
+          <w:rFonts w:ascii="Times New Roman" w:eastAsia="宋体" w:hAnsi="Times New Roman" w:cs="Times New Roman"/>
+        </w:rPr>
+        <w:t xml:space="preserve">. </w:t>
+      </w:r>
+      <w:r>
+        <w:rPr>
+          <w:rFonts w:ascii="Times New Roman" w:eastAsia="宋体" w:hAnsi="Times New Roman" w:cs="Times New Roman"/>
+        </w:rPr>
+        <w:t>基于机器视觉的小车跟随行驶系统设计</w:t>
+      </w:r>
+      <w:r>
+        <w:rPr>
+          <w:rFonts w:ascii="Times New Roman" w:eastAsia="宋体" w:hAnsi="Times New Roman" w:cs="Times New Roman"/>
+        </w:rPr>
+        <w:t>[J].</w:t>
+      </w:r>
+      <w:r>
+        <w:rPr>
+          <w:rFonts w:ascii="Times New Roman" w:eastAsia="宋体" w:hAnsi="Times New Roman" w:cs="Times New Roman"/>
+        </w:rPr>
+        <w:t>物联网技术</w:t>
+      </w:r>
+      <w:r>
+        <w:rPr>
+          <w:rFonts w:ascii="Times New Roman" w:eastAsia="宋体" w:hAnsi="Times New Roman" w:cs="Times New Roman"/>
+        </w:rPr>
+        <w:t>,2024,14(03):118-119+122.DOI:10.16667/j.issn.2095-1302.2024.03.028.</w:t>
+      </w:r>
+    </w:p>
+    <w:p>
+      <w:pPr>
+        <w:pStyle w:val="a9"/>
+        <w:numPr>
+          <w:ilvl w:val="0"/>
+          <w:numId w:val="1"/>
+        </w:numPr>
+        <w:spacing w:after="160" w:line="278" w:lineRule="auto"/>
+        <w:contextualSpacing w:val="0"/>
+        <w:jc w:val="left"/>
+        <w:rPr>
+          <w:rFonts w:ascii="Times New Roman" w:eastAsia="宋体" w:hAnsi="Times New Roman" w:cs="Times New Roman"/>
+        </w:rPr>
+      </w:pPr>
+      <w:r>
+        <w:rPr>
+          <w:rFonts w:ascii="Times New Roman" w:eastAsia="宋体" w:hAnsi="Times New Roman" w:cs="Times New Roman"/>
+        </w:rPr>
+        <w:t>张寒钧</w:t>
+      </w:r>
+      <w:r>
+        <w:rPr>
+          <w:rFonts w:ascii="Times New Roman" w:eastAsia="宋体" w:hAnsi="Times New Roman" w:cs="Times New Roman"/>
+        </w:rPr>
+        <w:t xml:space="preserve">. </w:t>
+      </w:r>
+      <w:r>
+        <w:rPr>
+          <w:rFonts w:ascii="Times New Roman" w:eastAsia="宋体" w:hAnsi="Times New Roman" w:cs="Times New Roman"/>
+        </w:rPr>
+        <w:t>家养宠物陪伴机器人设计研究</w:t>
+      </w:r>
+      <w:r>
+        <w:rPr>
+          <w:rFonts w:ascii="Times New Roman" w:eastAsia="宋体" w:hAnsi="Times New Roman" w:cs="Times New Roman"/>
+        </w:rPr>
+        <w:t>[J].</w:t>
+      </w:r>
+      <w:r>
+        <w:rPr>
+          <w:rFonts w:ascii="Times New Roman" w:eastAsia="宋体" w:hAnsi="Times New Roman" w:cs="Times New Roman"/>
+        </w:rPr>
+        <w:t>玩具世界</w:t>
+      </w:r>
+      <w:r>
+        <w:rPr>
+          <w:rFonts w:ascii="Times New Roman" w:eastAsia="宋体" w:hAnsi="Times New Roman" w:cs="Times New Roman"/>
+        </w:rPr>
+        <w:t>,2024,(02):23-25.</w:t>
+      </w:r>
+    </w:p>
+    <w:p>
+      <w:pPr>
+        <w:pStyle w:val="a9"/>
+        <w:numPr>
+          <w:ilvl w:val="0"/>
+          <w:numId w:val="1"/>
+        </w:numPr>
+        <w:spacing w:after="160" w:line="278" w:lineRule="auto"/>
+        <w:contextualSpacing w:val="0"/>
+        <w:jc w:val="left"/>
+        <w:rPr>
+          <w:rFonts w:ascii="Times New Roman" w:eastAsia="宋体" w:hAnsi="Times New Roman" w:cs="Times New Roman"/>
+        </w:rPr>
+      </w:pPr>
+      <w:r>
+        <w:rPr>
+          <w:rFonts w:ascii="Times New Roman" w:eastAsia="宋体" w:hAnsi="Times New Roman" w:cs="Times New Roman"/>
+        </w:rPr>
+        <w:t>乔平</w:t>
+      </w:r>
+      <w:r>
+        <w:rPr>
+          <w:rFonts w:ascii="Times New Roman" w:eastAsia="宋体" w:hAnsi="Times New Roman" w:cs="Times New Roman"/>
+        </w:rPr>
+        <w:t>,</w:t>
+      </w:r>
+      <w:r>
+        <w:rPr>
+          <w:rFonts w:ascii="Times New Roman" w:eastAsia="宋体" w:hAnsi="Times New Roman" w:cs="Times New Roman"/>
+        </w:rPr>
+        <w:t>乔有田</w:t>
+      </w:r>
+      <w:r>
+        <w:rPr>
+          <w:rFonts w:ascii="Times New Roman" w:eastAsia="宋体" w:hAnsi="Times New Roman" w:cs="Times New Roman"/>
+        </w:rPr>
+        <w:t xml:space="preserve">. </w:t>
+      </w:r>
+      <w:r>
+        <w:rPr>
+          <w:rFonts w:ascii="Times New Roman" w:eastAsia="宋体" w:hAnsi="Times New Roman" w:cs="Times New Roman"/>
+        </w:rPr>
+        <w:t>基于机器视觉的智能小车设计</w:t>
+      </w:r>
+      <w:r>
+        <w:rPr>
+          <w:rFonts w:ascii="Times New Roman" w:eastAsia="宋体" w:hAnsi="Times New Roman" w:cs="Times New Roman"/>
+        </w:rPr>
+        <w:t>[J].</w:t>
+      </w:r>
+      <w:r>
+        <w:rPr>
+          <w:rFonts w:ascii="Times New Roman" w:eastAsia="宋体" w:hAnsi="Times New Roman" w:cs="Times New Roman"/>
+        </w:rPr>
+        <w:t>电子技术</w:t>
+      </w:r>
+      <w:r>
+        <w:rPr>
+          <w:rFonts w:ascii="Times New Roman" w:eastAsia="宋体" w:hAnsi="Times New Roman" w:cs="Times New Roman"/>
+        </w:rPr>
+        <w:t>,2022,51(12):6-8.</w:t>
+      </w:r>
+    </w:p>
+    <w:p>
+      <w:pPr>
+        <w:pStyle w:val="a9"/>
+        <w:numPr>
+          <w:ilvl w:val="0"/>
+          <w:numId w:val="1"/>
+        </w:numPr>
+        <w:spacing w:after="160" w:line="278" w:lineRule="auto"/>
+        <w:contextualSpacing w:val="0"/>
+        <w:jc w:val="left"/>
+        <w:rPr>
+          <w:rFonts w:ascii="Times New Roman" w:eastAsia="宋体" w:hAnsi="Times New Roman" w:cs="Times New Roman"/>
+        </w:rPr>
+      </w:pPr>
+      <w:r>
+        <w:rPr>
+          <w:rFonts w:ascii="Times New Roman" w:eastAsia="宋体" w:hAnsi="Times New Roman" w:cs="Times New Roman"/>
+        </w:rPr>
+        <w:t>欧寒芝</w:t>
+      </w:r>
+      <w:r>
+        <w:rPr>
+          <w:rFonts w:ascii="Times New Roman" w:eastAsia="宋体" w:hAnsi="Times New Roman" w:cs="Times New Roman"/>
+        </w:rPr>
+        <w:t>,</w:t>
+      </w:r>
+      <w:r>
+        <w:rPr>
+          <w:rFonts w:ascii="Times New Roman" w:eastAsia="宋体" w:hAnsi="Times New Roman" w:cs="Times New Roman"/>
+        </w:rPr>
+        <w:t>匡盈霏</w:t>
+      </w:r>
+      <w:r>
+        <w:rPr>
+          <w:rFonts w:ascii="Times New Roman" w:eastAsia="宋体" w:hAnsi="Times New Roman" w:cs="Times New Roman"/>
+        </w:rPr>
+        <w:t>,</w:t>
+      </w:r>
+      <w:r>
+        <w:rPr>
+          <w:rFonts w:ascii="Times New Roman" w:eastAsia="宋体" w:hAnsi="Times New Roman" w:cs="Times New Roman"/>
+        </w:rPr>
+        <w:t>丁慧玉</w:t>
+      </w:r>
+      <w:r>
+        <w:rPr>
+          <w:rFonts w:ascii="Times New Roman" w:eastAsia="宋体" w:hAnsi="Times New Roman" w:cs="Times New Roman"/>
+        </w:rPr>
+        <w:t>,</w:t>
+      </w:r>
+      <w:r>
+        <w:rPr>
+          <w:rFonts w:ascii="Times New Roman" w:eastAsia="宋体" w:hAnsi="Times New Roman" w:cs="Times New Roman"/>
+        </w:rPr>
+        <w:t>等</w:t>
+      </w:r>
+      <w:r>
+        <w:rPr>
+          <w:rFonts w:ascii="Times New Roman" w:eastAsia="宋体" w:hAnsi="Times New Roman" w:cs="Times New Roman"/>
+        </w:rPr>
+        <w:t xml:space="preserve">. </w:t>
+      </w:r>
+      <w:r>
+        <w:rPr>
+          <w:rFonts w:ascii="Times New Roman" w:eastAsia="宋体" w:hAnsi="Times New Roman" w:cs="Times New Roman"/>
+        </w:rPr>
+        <w:t>一种机器视觉巡线避障小车的设计</w:t>
+      </w:r>
+      <w:r>
+        <w:rPr>
+          <w:rFonts w:ascii="Times New Roman" w:eastAsia="宋体" w:hAnsi="Times New Roman" w:cs="Times New Roman"/>
+        </w:rPr>
+        <w:t>[J].</w:t>
+      </w:r>
+      <w:r>
+        <w:rPr>
+          <w:rFonts w:ascii="Times New Roman" w:eastAsia="宋体" w:hAnsi="Times New Roman" w:cs="Times New Roman"/>
+        </w:rPr>
+        <w:t>电脑与信息技术</w:t>
+      </w:r>
+      <w:r>
+        <w:rPr>
+          <w:rFonts w:ascii="Times New Roman" w:eastAsia="宋体" w:hAnsi="Times New Roman" w:cs="Times New Roman"/>
+        </w:rPr>
+        <w:t>,2022,30(02):13-17.DOI:10.19414/j.cnki.1005-1228.2022.02.023.</w:t>
+      </w:r>
+    </w:p>
+    <w:p>
+      <w:pPr>
+        <w:pStyle w:val="a9"/>
+        <w:numPr>
+          <w:ilvl w:val="0"/>
+          <w:numId w:val="1"/>
+        </w:numPr>
+        <w:spacing w:after="160" w:line="278" w:lineRule="auto"/>
+        <w:contextualSpacing w:val="0"/>
+        <w:jc w:val="left"/>
+        <w:rPr>
+          <w:rFonts w:ascii="Times New Roman" w:eastAsia="宋体" w:hAnsi="Times New Roman" w:cs="Times New Roman"/>
+        </w:rPr>
+      </w:pPr>
+      <w:r>
+        <w:rPr>
+          <w:rFonts w:ascii="Times New Roman" w:eastAsia="宋体" w:hAnsi="Times New Roman" w:cs="Times New Roman"/>
+        </w:rPr>
+        <w:t xml:space="preserve">CHOUDHARI M, BAGYAVEERESWARAN V, ANITHA R, et al. A distributed rapidly exploring random tree (D-RRT) algorithm for path planning of self maneuvering robots in </w:t>
+      </w:r>
+      <w:r>
+        <w:rPr>
+          <w:rFonts w:ascii="Times New Roman" w:eastAsia="宋体" w:hAnsi="Times New Roman" w:cs="Times New Roman"/>
+        </w:rPr>
+        <w:lastRenderedPageBreak/>
+        <w:t>domestic environments[J]. Engineering Research Express, 2026, 8(6): 065316. DOI:10.1088/2631-8695/AE50D5.</w:t>
+      </w:r>
+    </w:p>
+    <w:p>
+      <w:pPr>
+        <w:pStyle w:val="a9"/>
+        <w:numPr>
+          <w:ilvl w:val="0"/>
+          <w:numId w:val="1"/>
+        </w:numPr>
+        <w:spacing w:after="160" w:line="278" w:lineRule="auto"/>
+        <w:contextualSpacing w:val="0"/>
+        <w:jc w:val="left"/>
+        <w:rPr>
+          <w:rFonts w:ascii="Times New Roman" w:eastAsia="宋体" w:hAnsi="Times New Roman" w:cs="Times New Roman"/>
+        </w:rPr>
+      </w:pPr>
+      <w:r>
+        <w:rPr>
+          <w:rFonts w:ascii="Times New Roman" w:eastAsia="宋体" w:hAnsi="Times New Roman" w:cs="Times New Roman"/>
+        </w:rPr>
+        <w:t>ZHOU Y X, DING J R, LI C Y, et al. Analysis of the Pet Companion Robot Market[C]//3rd International Conference on Business and Policy Studies 2024., 2024. DOI:10.54254/2754-1169/106/20241679.</w:t>
+      </w:r>
+    </w:p>
+    <w:p>
+      <w:pPr>
+        <w:pStyle w:val="a9"/>
+        <w:numPr>
+          <w:ilvl w:val="0"/>
+          <w:numId w:val="1"/>
+        </w:numPr>
+        <w:spacing w:after="160" w:line="278" w:lineRule="auto"/>
+        <w:contextualSpacing w:val="0"/>
+        <w:jc w:val="left"/>
+        <w:rPr>
+          <w:rFonts w:ascii="Times New Roman" w:eastAsia="宋体" w:hAnsi="Times New Roman" w:cs="Times New Roman" w:hint="eastAsia"/>
+        </w:rPr>
+      </w:pPr>
+      <w:r>
+        <w:rPr>
+          <w:rFonts w:ascii="Times New Roman" w:eastAsia="宋体" w:hAnsi="Times New Roman" w:cs="Times New Roman"/>
+        </w:rPr>
+        <w:t>PARK S, LEE S. A stochastic game theory based energy-efficient device-to-device communication optimization for autonomous mobile robots over industrial IoT networks[J].Computer Networks, 2026, 274: 111864. DOI:10.1016/J.COMNET.2025.111864.</w:t>
+      </w:r>
+    </w:p>
+    <w:p>
+      <w:pPr>
+        <w:spacing w:before="120" w:after="120" w:line="288" w:lineRule="auto"/>
+        <w:ind w:firstLineChars="200" w:firstLine="480"/>
+        <w:rPr>
+          <w:rFonts w:ascii="宋体" w:eastAsia="宋体" w:hAnsi="宋体" w:hint="eastAsia"/>
+          <w:sz w:val="24"/>
+          <w:szCs w:val="28"/>
+        </w:rPr>
+      </w:pPr>
+    </w:p>
     <w:sectPr>
       <w:pgSz w:w="11906" w:h="16838"/>
       <w:pgMar w:top="1440" w:right="1800" w:bottom="1440" w:left="1800" w:header="851" w:footer="992" w:gutter="0"/>
@@ -2681,6 +3195,103 @@
     </w:p>
   </w:footnote>
 </w:footnotes>
+</file>
+
+<file path=word/numbering.xml><?xml version="1.0" encoding="utf-8"?>
+<w:numbering xmlns:wpc="http://schemas.microsoft.com/office/word/2010/wordprocessingCanvas" xmlns:cx="http://schemas.microsoft.com/office/drawing/2014/chartex" xmlns:cx1="http://schemas.microsoft.com/office/drawing/2015/9/8/chartex" xmlns:cx2="http://schemas.microsoft.com/office/drawing/2015/10/21/chartex" xmlns:cx3="http://schemas.microsoft.com/office/drawing/2016/5/9/chartex" xmlns:cx4="http://schemas.microsoft.com/office/drawing/2016/5/10/chartex" xmlns:cx5="http://schemas.microsoft.com/office/drawing/2016/5/11/chartex" xmlns:cx6="http://schemas.microsoft.com/office/drawing/2016/5/12/chartex" xmlns:cx7="http://schemas.microsoft.com/office/drawing/2016/5/13/chartex" xmlns:cx8="http://schemas.microsoft.com/office/drawing/2016/5/14/chartex" xmlns:mc="http://schemas.openxmlformats.org/markup-compatibility/2006" xmlns:aink="http://schemas.microsoft.com/office/drawing/2016/ink" xmlns:am3d="http://schemas.microsoft.com/office/drawing/2017/model3d" xmlns:o="urn:schemas-microsoft-com:office:office" xmlns:oel="http://schemas.microsoft.com/office/2019/extlst" xmlns:r="http://schemas.openxmlformats.org/officeDocument/2006/relationships" xmlns:m="http://schemas.openxmlformats.org/officeDocument/2006/math" xmlns:v="urn:schemas-microsoft-com:vml" xmlns:wp14="http://schemas.microsoft.com/office/word/2010/wordprocessingDrawing" xmlns:wp="http://schemas.openxmlformats.org/drawingml/2006/wordprocessingDrawing" xmlns:w10="urn:schemas-microsoft-com:office:word" xmlns:w="http://schemas.openxmlformats.org/wordprocessingml/2006/main" xmlns:w14="http://schemas.microsoft.com/office/word/2010/wordml" xmlns:w15="http://schemas.microsoft.com/office/word/2012/wordml" xmlns:w16cex="http://schemas.microsoft.com/office/word/2018/wordml/cex" xmlns:w16cid="http://schemas.microsoft.com/office/word/2016/wordml/cid" xmlns:w16="http://schemas.microsoft.com/office/word/2018/wordml" xmlns:w16du="http://schemas.microsoft.com/office/word/2023/wordml/word16du" xmlns:w16sdtdh="http://schemas.microsoft.com/office/word/2020/wordml/sdtdatahash" xmlns:w16sdtfl="http://schemas.microsoft.com/office/word/2024/wordml/sdtformatlock" xmlns:w16se="http://schemas.microsoft.com/office/word/2015/wordml/symex" xmlns:wpg="http://schemas.microsoft.com/office/word/2010/wordprocessingGroup" xmlns:wpi="http://schemas.microsoft.com/office/word/2010/wordprocessingInk" xmlns:wne="http://schemas.microsoft.com/office/word/2006/wordml" xmlns:wps="http://schemas.microsoft.com/office/word/2010/wordprocessingShape" mc:Ignorable="w14 w15 w16se w16cid w16 w16cex w16sdtdh w16sdtfl w16du wp14">
+  <w:abstractNum w:abstractNumId="0" w15:restartNumberingAfterBreak="0">
+    <w:nsid w:val="64950428"/>
+    <w:multiLevelType w:val="hybridMultilevel"/>
+    <w:tmpl w:val="49001B0A"/>
+    <w:lvl w:ilvl="0" w:tplc="AA6A1472">
+      <w:start w:val="1"/>
+      <w:numFmt w:val="decimal"/>
+      <w:lvlText w:val="[%1]"/>
+      <w:lvlJc w:val="left"/>
+      <w:pPr>
+        <w:ind w:left="440" w:hanging="440"/>
+      </w:pPr>
+      <w:rPr>
+        <w:rFonts w:hint="eastAsia"/>
+      </w:rPr>
+    </w:lvl>
+    <w:lvl w:ilvl="1" w:tplc="04090019" w:tentative="1">
+      <w:start w:val="1"/>
+      <w:numFmt w:val="lowerLetter"/>
+      <w:lvlText w:val="%2)"/>
+      <w:lvlJc w:val="left"/>
+      <w:pPr>
+        <w:ind w:left="880" w:hanging="440"/>
+      </w:pPr>
+    </w:lvl>
+    <w:lvl w:ilvl="2" w:tplc="0409001B" w:tentative="1">
+      <w:start w:val="1"/>
+      <w:numFmt w:val="lowerRoman"/>
+      <w:lvlText w:val="%3."/>
+      <w:lvlJc w:val="right"/>
+      <w:pPr>
+        <w:ind w:left="1320" w:hanging="440"/>
+      </w:pPr>
+    </w:lvl>
+    <w:lvl w:ilvl="3" w:tplc="0409000F" w:tentative="1">
+      <w:start w:val="1"/>
+      <w:numFmt w:val="decimal"/>
+      <w:lvlText w:val="%4."/>
+      <w:lvlJc w:val="left"/>
+      <w:pPr>
+        <w:ind w:left="1760" w:hanging="440"/>
+      </w:pPr>
+    </w:lvl>
+    <w:lvl w:ilvl="4" w:tplc="04090019" w:tentative="1">
+      <w:start w:val="1"/>
+      <w:numFmt w:val="lowerLetter"/>
+      <w:lvlText w:val="%5)"/>
+      <w:lvlJc w:val="left"/>
+      <w:pPr>
+        <w:ind w:left="2200" w:hanging="440"/>
+      </w:pPr>
+    </w:lvl>
+    <w:lvl w:ilvl="5" w:tplc="0409001B" w:tentative="1">
+      <w:start w:val="1"/>
+      <w:numFmt w:val="lowerRoman"/>
+      <w:lvlText w:val="%6."/>
+      <w:lvlJc w:val="right"/>
+      <w:pPr>
+        <w:ind w:left="2640" w:hanging="440"/>
+      </w:pPr>
+    </w:lvl>
+    <w:lvl w:ilvl="6" w:tplc="0409000F" w:tentative="1">
+      <w:start w:val="1"/>
+      <w:numFmt w:val="decimal"/>
+      <w:lvlText w:val="%7."/>
+      <w:lvlJc w:val="left"/>
+      <w:pPr>
+        <w:ind w:left="3080" w:hanging="440"/>
+      </w:pPr>
+    </w:lvl>
+    <w:lvl w:ilvl="7" w:tplc="04090019" w:tentative="1">
+      <w:start w:val="1"/>
+      <w:numFmt w:val="lowerLetter"/>
+      <w:lvlText w:val="%8)"/>
+      <w:lvlJc w:val="left"/>
+      <w:pPr>
+        <w:ind w:left="3520" w:hanging="440"/>
+      </w:pPr>
+    </w:lvl>
+    <w:lvl w:ilvl="8" w:tplc="0409001B" w:tentative="1">
+      <w:start w:val="1"/>
+      <w:numFmt w:val="lowerRoman"/>
+      <w:lvlText w:val="%9."/>
+      <w:lvlJc w:val="right"/>
+      <w:pPr>
+        <w:ind w:left="3960" w:hanging="440"/>
+      </w:pPr>
+    </w:lvl>
+  </w:abstractNum>
+  <w:num w:numId="1" w16cid:durableId="1234853212">
+    <w:abstractNumId w:val="0"/>
+  </w:num>
+</w:numbering>
 </file>
 
 <file path=word/styles.xml><?xml version="1.0" encoding="utf-8"?>
@@ -2878,7 +3489,7 @@
     <w:lsdException w:name="Medium Shading 2 Accent 1" w:uiPriority="64"/>
     <w:lsdException w:name="Medium List 1 Accent 1" w:uiPriority="65"/>
     <w:lsdException w:name="Revision" w:semiHidden="1"/>
-    <w:lsdException w:name="List Paragraph" w:uiPriority="34" w:qFormat="1"/>
+    <w:lsdException w:name="List Paragraph" w:qFormat="1"/>
     <w:lsdException w:name="Quote" w:uiPriority="29" w:qFormat="1"/>
     <w:lsdException w:name="Intense Quote" w:uiPriority="30" w:qFormat="1"/>
     <w:lsdException w:name="Medium List 2 Accent 1" w:uiPriority="66"/>
@@ -3561,7 +4172,7 @@
   <w:style w:type="paragraph" w:styleId="a9">
     <w:name w:val="List Paragraph"/>
     <w:basedOn w:val="a"/>
-    <w:uiPriority w:val="34"/>
+    <w:uiPriority w:val="99"/>
     <w:qFormat/>
     <w:rsid w:val="00425E29"/>
     <w:pPr>
@@ -3713,6 +4324,42 @@
       <w:rFonts w:asciiTheme="majorHAnsi" w:eastAsia="黑体" w:hAnsiTheme="majorHAnsi" w:cstheme="majorBidi"/>
       <w:sz w:val="20"/>
       <w:szCs w:val="20"/>
+    </w:rPr>
+  </w:style>
+  <w:style w:type="paragraph" w:customStyle="1" w:styleId="21bc9c4b-6a32-43e5-beaa-fd2d792c5735">
+    <w:name w:val="21bc9c4b-6a32-43e5-beaa-fd2d792c5735"/>
+    <w:basedOn w:val="1"/>
+    <w:next w:val="a"/>
+    <w:link w:val="21bc9c4b-6a32-43e5-beaa-fd2d792c57350"/>
+    <w:rsid w:val="00581E04"/>
+    <w:pPr>
+      <w:adjustRightInd w:val="0"/>
+      <w:spacing w:before="0" w:after="0" w:line="288" w:lineRule="auto"/>
+      <w:jc w:val="left"/>
+    </w:pPr>
+    <w:rPr>
+      <w:rFonts w:ascii="微软雅黑" w:eastAsia="微软雅黑" w:hAnsi="微软雅黑" w:cs="Arial"/>
+      <w:b/>
+      <w:bCs/>
+      <w:color w:val="000000"/>
+      <w:kern w:val="44"/>
+      <w:sz w:val="32"/>
+      <w:szCs w:val="28"/>
+    </w:rPr>
+  </w:style>
+  <w:style w:type="character" w:customStyle="1" w:styleId="21bc9c4b-6a32-43e5-beaa-fd2d792c57350">
+    <w:name w:val="21bc9c4b-6a32-43e5-beaa-fd2d792c5735 字符"/>
+    <w:basedOn w:val="a0"/>
+    <w:link w:val="21bc9c4b-6a32-43e5-beaa-fd2d792c5735"/>
+    <w:rsid w:val="00581E04"/>
+    <w:rPr>
+      <w:rFonts w:ascii="微软雅黑" w:eastAsia="微软雅黑" w:hAnsi="微软雅黑" w:cs="Arial"/>
+      <w:b/>
+      <w:bCs/>
+      <w:color w:val="000000"/>
+      <w:kern w:val="44"/>
+      <w:sz w:val="32"/>
+      <w:szCs w:val="28"/>
     </w:rPr>
   </w:style>
 </w:styles>

--- a/项目详细设计报告/第三章.docx
+++ b/项目详细设计报告/第三章.docx
@@ -13,6 +13,7 @@
         </w:rPr>
       </w:pPr>
       <w:bookmarkStart w:id="0" w:name="heading_14"/>
+      <w:bookmarkStart w:id="1" w:name="_Toc232666110"/>
       <w:r>
         <w:rPr>
           <w:rFonts w:ascii="微软雅黑" w:eastAsia="微软雅黑" w:hAnsi="微软雅黑" w:cs="微软雅黑" w:hint="eastAsia"/>
@@ -23,6 +24,7 @@
         <w:t>第三章 系统硬件设计</w:t>
       </w:r>
       <w:bookmarkEnd w:id="0"/>
+      <w:bookmarkEnd w:id="1"/>
     </w:p>
     <w:p>
       <w:pPr>
@@ -34,6 +36,7 @@
           <w:szCs w:val="28"/>
         </w:rPr>
       </w:pPr>
+      <w:bookmarkStart w:id="2" w:name="_Toc232666111"/>
       <w:r>
         <w:rPr>
           <w:rFonts w:ascii="微软雅黑" w:eastAsia="微软雅黑" w:hAnsi="微软雅黑" w:cs="微软雅黑" w:hint="eastAsia"/>
@@ -43,41 +46,43 @@
         </w:rPr>
         <w:t>3.1 硬件总体设计原则与架构</w:t>
       </w:r>
+      <w:bookmarkEnd w:id="2"/>
     </w:p>
     <w:p>
       <w:pPr>
         <w:spacing w:before="120" w:after="120" w:line="288" w:lineRule="auto"/>
         <w:ind w:firstLineChars="200" w:firstLine="480"/>
         <w:rPr>
-          <w:rFonts w:ascii="宋体" w:eastAsia="宋体" w:hAnsi="宋体"/>
-          <w:sz w:val="24"/>
-          <w:szCs w:val="28"/>
-        </w:rPr>
-      </w:pPr>
-      <w:r>
-        <w:rPr>
-          <w:rFonts w:ascii="宋体" w:eastAsia="宋体" w:hAnsi="宋体" w:cs="Arial"/>
-          <w:sz w:val="24"/>
-          <w:szCs w:val="28"/>
-        </w:rPr>
-        <w:t>本项目“灵眸伴宠”智能宠物伴随机器人硬件系统，基于嵌入式智能设备工程化研发标准与居家复杂场景适配需求，确立</w:t>
-      </w:r>
-      <w:r>
-        <w:rPr>
-          <w:rFonts w:ascii="宋体" w:eastAsia="宋体" w:hAnsi="宋体" w:cs="Arial"/>
-          <w:b/>
-          <w:sz w:val="24"/>
-          <w:szCs w:val="28"/>
-        </w:rPr>
-        <w:t>小型化、轻量化、低成本、低功耗、高稳定性、高拓展性、高安全性</w:t>
-      </w:r>
-      <w:r>
-        <w:rPr>
-          <w:rFonts w:ascii="宋体" w:eastAsia="宋体" w:hAnsi="宋体" w:cs="Arial"/>
-          <w:sz w:val="24"/>
-          <w:szCs w:val="28"/>
-        </w:rPr>
-        <w:t>七大核心工程设计准则。全程遵循模块化集成、分层解耦布局、强弱电物理隔离、电磁兼容优化的专业硬件设计理念，兼顾学科竞赛工程展示规范性、民用产品落地实用性与长期运行可靠性。硬件系统设计以实际居家养宠场景痛点为导向，规避传统嵌入式智能设备线路耦合度高、电磁干扰严重、结构集成度低、工况稳定性差、适配场景单一等行业缺陷，通过标准化模块选型、精细化电路设计、结构化防震防护、系统化功耗管控，实现硬件系统高性能、低成本、高适配的一体化落地，同时为设备后期功能迭代、硬件拓展、算法升级预留充足的软硬件冗余空间。</w:t>
+          <w:rFonts w:ascii="宋体" w:eastAsia="宋体" w:hAnsi="宋体" w:cs="Arial"/>
+          <w:sz w:val="24"/>
+          <w:szCs w:val="28"/>
+        </w:rPr>
+      </w:pPr>
+      <w:r>
+        <w:rPr>
+          <w:rFonts w:ascii="宋体" w:eastAsia="宋体" w:hAnsi="宋体" w:cs="Arial"/>
+          <w:sz w:val="24"/>
+          <w:szCs w:val="28"/>
+        </w:rPr>
+        <w:t>本次</w:t>
+      </w:r>
+      <w:proofErr w:type="gramStart"/>
+      <w:r>
+        <w:rPr>
+          <w:rFonts w:ascii="宋体" w:eastAsia="宋体" w:hAnsi="宋体" w:cs="Arial"/>
+          <w:sz w:val="24"/>
+          <w:szCs w:val="28"/>
+        </w:rPr>
+        <w:t>灵眸伴宠</w:t>
+      </w:r>
+      <w:proofErr w:type="gramEnd"/>
+      <w:r>
+        <w:rPr>
+          <w:rFonts w:ascii="宋体" w:eastAsia="宋体" w:hAnsi="宋体" w:cs="Arial"/>
+          <w:sz w:val="24"/>
+          <w:szCs w:val="28"/>
+        </w:rPr>
+        <w:t>智能宠物伴随机器人硬件系统设计，参照嵌入式智能设备工程研发标准，结合居家室内多杂物、光线多变、空间狭小的实际应用工况，制定适配毕业设计实物答辩、样机实测以及后续小型化落地测试的全套硬件设计准则。本次硬件设计围绕小型轻量化、研发成本可控、设备低功耗运行、长期工况稳定性、硬件外设拓展性、电路用电安全性六大核心指标开展设计工作，硬件布局与电路布线全程遵循模块化集成开发、软硬件分层解耦、强弱电线路物理隔离、电路电磁兼容优化四项行业通用设计规范。结合当前室内移动机器人与宠物陪伴机器人相关研究成果能够看出，现阶段同类民用机器人普遍存在电路板线路耦合度较高、电机运行产生电磁干扰影响传感器采集信号、机身硬件集成度不足、长时间连续运行易出现程序漂移与死机、居家复杂场景适配能力不足等实际工程问题。本次硬件设计针对以上行业痛点逐一优化改进，通过标准化元器件选型、精细化PCB电路布局、机身防震结构加装、整机功耗分级管控等实际工程手段，平衡硬件研发成本与设备运行性能，同时预留充足的硬件拓展接口与程序运行冗余空间，为后续设备功能迭代、外设加装、控制算法优化提供可靠硬件支撑。</w:t>
       </w:r>
     </w:p>
     <w:p>
@@ -85,80 +90,90 @@
         <w:spacing w:before="120" w:after="120" w:line="288" w:lineRule="auto"/>
         <w:ind w:firstLineChars="200" w:firstLine="480"/>
         <w:rPr>
-          <w:rFonts w:ascii="宋体" w:eastAsia="宋体" w:hAnsi="宋体"/>
-          <w:sz w:val="24"/>
-          <w:szCs w:val="28"/>
-        </w:rPr>
-      </w:pPr>
-      <w:r>
-        <w:rPr>
-          <w:rFonts w:ascii="宋体" w:eastAsia="宋体" w:hAnsi="宋体" w:cs="Arial"/>
-          <w:sz w:val="24"/>
-          <w:szCs w:val="28"/>
-        </w:rPr>
-        <w:t>本系统硬件整体架构采用分层模块化集成设计方案，全域划分为七大核心功能单元，分别为：主控核心处理模块、多传感器融合感知模块、差分精准运动控制模块、双模无线通信传输模块、柔性声光交互模块、智能分级电源管理模块、一体化防护机械结构模块。各功能单元遵循“独立运行、各司其职、协同联动、互不干扰”的设计逻辑，通过GPIO、UART、I2C、SPI等标准化工业通用硬件接口，实现精准指令传输、同步数据交互与高效模块联动。在硬件装配工艺层面，采用“模块化标准化焊接+卡扣式紧固安装+防震缓冲垫片铺垫+电磁隔离屏蔽”的多重防护工艺，从硬件底层杜绝线路杂乱、模块松动、电磁串扰、运行震动异响、电路短路击穿等常见工程问题，全方位提升整机硬件的运行稳定性、结构可靠性与长期使用寿命。</w:t>
-      </w:r>
-    </w:p>
-    <w:p>
-      <w:pPr>
-        <w:spacing w:before="120" w:after="120" w:line="288" w:lineRule="auto"/>
-        <w:ind w:firstLineChars="200" w:firstLine="480"/>
-        <w:rPr>
-          <w:rFonts w:ascii="宋体" w:eastAsia="宋体" w:hAnsi="宋体" w:cs="Arial"/>
-          <w:sz w:val="24"/>
-          <w:szCs w:val="28"/>
-        </w:rPr>
-      </w:pPr>
-      <w:r>
-        <w:rPr>
-          <w:rFonts w:ascii="宋体" w:eastAsia="宋体" w:hAnsi="宋体" w:cs="Arial"/>
-          <w:sz w:val="24"/>
-          <w:szCs w:val="28"/>
-        </w:rPr>
-        <w:t>本硬件系统核心研发思路聚焦</w:t>
-      </w:r>
-      <w:r>
-        <w:rPr>
-          <w:rFonts w:ascii="宋体" w:eastAsia="宋体" w:hAnsi="宋体" w:cs="Arial"/>
-          <w:b/>
-          <w:sz w:val="24"/>
-          <w:szCs w:val="28"/>
-        </w:rPr>
-        <w:t>低成本智能化落地</w:t>
-      </w:r>
-      <w:r>
-        <w:rPr>
-          <w:rFonts w:ascii="宋体" w:eastAsia="宋体" w:hAnsi="宋体" w:cs="Arial"/>
-          <w:sz w:val="24"/>
-          <w:szCs w:val="28"/>
-        </w:rPr>
-        <w:t>与</w:t>
-      </w:r>
-      <w:r>
-        <w:rPr>
-          <w:rFonts w:ascii="宋体" w:eastAsia="宋体" w:hAnsi="宋体" w:cs="Arial"/>
-          <w:b/>
-          <w:sz w:val="24"/>
-          <w:szCs w:val="28"/>
-        </w:rPr>
-        <w:t>全场景适配优化</w:t>
-      </w:r>
-      <w:r>
-        <w:rPr>
-          <w:rFonts w:ascii="宋体" w:eastAsia="宋体" w:hAnsi="宋体" w:cs="Arial"/>
-          <w:sz w:val="24"/>
-          <w:szCs w:val="28"/>
-        </w:rPr>
-        <w:t>两大核心目标，突破行业技术与产品瓶颈：依托通用型低算力嵌入式主控搭配轻量化智能感知协处理器，通过软硬件协同优化、核心算法轻量化迭代的技术路径，弥补通用硬件原生算力短板，摒弃行业高端芯片、高精度雷达等高价硬件堆叠的设计方案，大幅降低设备研发与量产成本，打破高端伴宠机器人的市场价格壁垒；采用多传感器互补融合的感知架构，依托不同类型传感器的工况优势与检测特性，实现检测盲区互补、误差相互校准、场景适配容错，解决单一传感器环境抗干扰能力弱、识别精度不足的技术缺陷；通过高精度差分驱动底盘结构与闭环运动控制硬件配置，适配居家狭小间隙、低矮空间、多障碍物复杂通行场景；基于双模式无线通信硬件搭建低延迟、高抗干扰的数据传输链路，保障远程人机交互的实时性与稳定性；配套多级电源防护与智能低功耗硬件管控</w:t>
-      </w:r>
-      <w:r>
-        <w:rPr>
-          <w:rFonts w:ascii="宋体" w:eastAsia="宋体" w:hAnsi="宋体" w:cs="Arial"/>
-          <w:sz w:val="24"/>
-          <w:szCs w:val="28"/>
-        </w:rPr>
-        <w:lastRenderedPageBreak/>
-        <w:t>体系，实现设备长时间、不间断、安全稳定运行，全面适配家庭室内多元化、复杂化的应用场景。</w:t>
+          <w:rFonts w:ascii="宋体" w:eastAsia="宋体" w:hAnsi="宋体" w:cs="Arial" w:hint="eastAsia"/>
+          <w:sz w:val="24"/>
+          <w:szCs w:val="28"/>
+        </w:rPr>
+      </w:pPr>
+      <w:r>
+        <w:rPr>
+          <w:rFonts w:ascii="宋体" w:eastAsia="宋体" w:hAnsi="宋体" w:cs="Arial"/>
+          <w:sz w:val="24"/>
+          <w:szCs w:val="28"/>
+        </w:rPr>
+        <w:t>整机硬件采用分层模块化集成的设计思路，依据硬件功能属性划分为主</w:t>
+      </w:r>
+      <w:proofErr w:type="gramStart"/>
+      <w:r>
+        <w:rPr>
+          <w:rFonts w:ascii="宋体" w:eastAsia="宋体" w:hAnsi="宋体" w:cs="Arial"/>
+          <w:sz w:val="24"/>
+          <w:szCs w:val="28"/>
+        </w:rPr>
+        <w:t>控核心处理</w:t>
+      </w:r>
+      <w:proofErr w:type="gramEnd"/>
+      <w:r>
+        <w:rPr>
+          <w:rFonts w:ascii="宋体" w:eastAsia="宋体" w:hAnsi="宋体" w:cs="Arial"/>
+          <w:sz w:val="24"/>
+          <w:szCs w:val="28"/>
+        </w:rPr>
+        <w:t>模块、多传感器融合感知模块、差分精准运动控制模块、双模无线通信传输模块、柔性声光交互模块、智能分级电源管理模块以及一体化防护机械结构</w:t>
+      </w:r>
+      <w:proofErr w:type="gramStart"/>
+      <w:r>
+        <w:rPr>
+          <w:rFonts w:ascii="宋体" w:eastAsia="宋体" w:hAnsi="宋体" w:cs="Arial"/>
+          <w:sz w:val="24"/>
+          <w:szCs w:val="28"/>
+        </w:rPr>
+        <w:t>模块七</w:t>
+      </w:r>
+      <w:proofErr w:type="gramEnd"/>
+      <w:r>
+        <w:rPr>
+          <w:rFonts w:ascii="宋体" w:eastAsia="宋体" w:hAnsi="宋体" w:cs="Arial"/>
+          <w:sz w:val="24"/>
+          <w:szCs w:val="28"/>
+        </w:rPr>
+        <w:t>大功能单元。各个功能单元独立完成自身的数据采集、指令执行与信号传输工作，单元之间通过GPIO、UART、I2C、SPI等嵌入式通用硬件接口完成数据</w:t>
+      </w:r>
+      <w:proofErr w:type="gramStart"/>
+      <w:r>
+        <w:rPr>
+          <w:rFonts w:ascii="宋体" w:eastAsia="宋体" w:hAnsi="宋体" w:cs="Arial"/>
+          <w:sz w:val="24"/>
+          <w:szCs w:val="28"/>
+        </w:rPr>
+        <w:t>交互与</w:t>
+      </w:r>
+      <w:proofErr w:type="gramEnd"/>
+      <w:r>
+        <w:rPr>
+          <w:rFonts w:ascii="宋体" w:eastAsia="宋体" w:hAnsi="宋体" w:cs="Arial"/>
+          <w:sz w:val="24"/>
+          <w:szCs w:val="28"/>
+        </w:rPr>
+        <w:t>指令联动，各模块供电线路与信号线路相互独立，避免多模块并行工作时出现信号串扰。在硬件装配工艺层面，本次样机采用标准化焊接工艺</w:t>
+      </w:r>
+      <w:proofErr w:type="gramStart"/>
+      <w:r>
+        <w:rPr>
+          <w:rFonts w:ascii="宋体" w:eastAsia="宋体" w:hAnsi="宋体" w:cs="Arial"/>
+          <w:sz w:val="24"/>
+          <w:szCs w:val="28"/>
+        </w:rPr>
+        <w:t>搭配卡</w:t>
+      </w:r>
+      <w:proofErr w:type="gramEnd"/>
+      <w:r>
+        <w:rPr>
+          <w:rFonts w:ascii="宋体" w:eastAsia="宋体" w:hAnsi="宋体" w:cs="Arial"/>
+          <w:sz w:val="24"/>
+          <w:szCs w:val="28"/>
+        </w:rPr>
+        <w:t>扣式接线端子完成线路连接，电路板与机身底盘之间加装防震缓冲垫片削弱运行震动影响，电机动力主线外部包裹电磁屏蔽胶带，同时对机身内部强弱电线路进行分区布线，从装配工艺层面解决线路杂乱、接口松动、电磁串扰、运行震动异响、电路短路击穿等常见硬件故障。机器人整体硬件架构如下图4所示。</w:t>
       </w:r>
     </w:p>
     <w:p>
@@ -172,8 +187,9 @@
         <w:rPr>
           <w:noProof/>
         </w:rPr>
+        <w:lastRenderedPageBreak/>
         <w:drawing>
-          <wp:inline distT="0" distB="0" distL="0" distR="0" wp14:anchorId="3549313C" wp14:editId="53F2A562">
+          <wp:inline distT="0" distB="0" distL="0" distR="0" wp14:anchorId="50CE1197" wp14:editId="0C85AFA4">
             <wp:extent cx="4091940" cy="4341495"/>
             <wp:effectExtent l="0" t="0" r="3810" b="2540"/>
             <wp:docPr id="4" name="图片 2" descr="图4 机器人本体硬件架构图_新"/>
@@ -212,14 +228,6 @@
       <w:pPr>
         <w:pStyle w:val="af2"/>
         <w:jc w:val="center"/>
-        <w:rPr>
-          <w:rFonts w:ascii="宋体" w:eastAsia="宋体" w:hAnsi="宋体"/>
-          <w:b/>
-          <w:bCs/>
-          <w:color w:val="C00000"/>
-          <w:sz w:val="24"/>
-          <w:szCs w:val="28"/>
-        </w:rPr>
       </w:pPr>
       <w:r>
         <w:t>图</w:t>
@@ -253,6 +261,35 @@
       </w:r>
       <w:r>
         <w:t>机器人本体硬件架构</w:t>
+      </w:r>
+    </w:p>
+    <w:p>
+      <w:pPr>
+        <w:rPr>
+          <w:rFonts w:hint="eastAsia"/>
+        </w:rPr>
+      </w:pPr>
+      <w:r>
+        <w:tab/>
+      </w:r>
+      <w:r>
+        <w:t>本次硬件方案优化主要围绕低成本智能化落地、</w:t>
+      </w:r>
+      <w:proofErr w:type="gramStart"/>
+      <w:r>
+        <w:t>居家全</w:t>
+      </w:r>
+      <w:proofErr w:type="gramEnd"/>
+      <w:r>
+        <w:t>场景工况适配两大核心方向展开，结合现有室内自主跟随机器人成熟硬件设计方案完成迭代改良。本次设计采用通用嵌入式主控搭配轻量化视觉协处理器的双核硬件架构，通过硬件分层分担图像识别算力，无需选用高价工业级主控芯片，在控制整机硬件成本的前提下，弥补低端单片机</w:t>
+      </w:r>
+      <w:proofErr w:type="gramStart"/>
+      <w:r>
+        <w:t>原生算力不足</w:t>
+      </w:r>
+      <w:proofErr w:type="gramEnd"/>
+      <w:r>
+        <w:t>、无法承载视觉识别算法的短板，该低成本双核硬件架构也是当前中小型民用智能机器人硬件开发的主流方案。感知层面采用多传感器互补融合的检测方案，依托不同传感器的工作原理弥补单一传感器的检测盲区与环境适配缺陷，提升机器人在居家复杂环境下的感知精度，该设计方式目前已广泛应用于室内巡检机器人、自主跟随机器人的硬件研发工作中。除此之外，整机搭配差分驱动底盘与闭环电机运动控制硬件，适配居家狭窄过道、密集障碍物的通行环境；搭建双模式无线通信链路保障远程人机交互稳定性，搭配多级硬件电源保护电路保障整机用电安全，整套硬件系统可完整覆盖宠物自主跟随陪护、远程视频监控、远程智能投喂等全流程使用需求。</w:t>
       </w:r>
     </w:p>
     <w:p>
@@ -265,6 +302,7 @@
           <w:szCs w:val="28"/>
         </w:rPr>
       </w:pPr>
+      <w:bookmarkStart w:id="3" w:name="_Toc232666112"/>
       <w:r>
         <w:rPr>
           <w:rFonts w:ascii="微软雅黑" w:eastAsia="微软雅黑" w:hAnsi="微软雅黑" w:cs="微软雅黑" w:hint="eastAsia"/>
@@ -274,6 +312,7 @@
         </w:rPr>
         <w:t>3.2 各硬件模块详细设计</w:t>
       </w:r>
+      <w:bookmarkEnd w:id="3"/>
     </w:p>
     <w:p>
       <w:pPr>
@@ -285,6 +324,7 @@
           <w:szCs w:val="26"/>
         </w:rPr>
       </w:pPr>
+      <w:bookmarkStart w:id="4" w:name="_Toc232666113"/>
       <w:r>
         <w:rPr>
           <w:rFonts w:ascii="微软雅黑" w:eastAsia="微软雅黑" w:hAnsi="微软雅黑" w:cs="微软雅黑" w:hint="eastAsia"/>
@@ -292,8 +332,10 @@
           <w:sz w:val="26"/>
           <w:szCs w:val="26"/>
         </w:rPr>
+        <w:lastRenderedPageBreak/>
         <w:t>3.2.1 主控核心模块设计</w:t>
       </w:r>
+      <w:bookmarkEnd w:id="4"/>
     </w:p>
     <w:p>
       <w:pPr>
@@ -307,54 +349,47 @@
       </w:pPr>
       <w:r>
         <w:rPr>
-          <w:rFonts w:ascii="宋体" w:eastAsia="宋体" w:hAnsi="宋体" w:cs="Arial"/>
-          <w:sz w:val="24"/>
-          <w:szCs w:val="28"/>
-        </w:rPr>
-        <w:t>主控核心模块是整机系统的调度中枢、数据处理核心与智能决策载体，承担全域硬件资源调度、多源传感数据融合运算、智能算法闭环运行、远程指令解析执行、设备工况实时监测、多级安全防护触发等核心任务，是设备自主化、智能化、稳定化运行的核心硬件基础。为兼顾项目低成本落地、学科竞赛展示、深度功能迭代三类应用场景，本项目采用双主控差异化选型方案，适配不同研发与应用需求：面向量产落地、低成本竞赛展示场景，选用</w:t>
-      </w:r>
-      <w:r>
-        <w:rPr>
-          <w:rFonts w:ascii="宋体" w:eastAsia="宋体" w:hAnsi="宋体" w:cs="Arial"/>
-          <w:b/>
-          <w:sz w:val="24"/>
-          <w:szCs w:val="28"/>
-        </w:rPr>
-        <w:t>STM32F103C8T6</w:t>
-      </w:r>
-      <w:r>
-        <w:rPr>
-          <w:rFonts w:ascii="宋体" w:eastAsia="宋体" w:hAnsi="宋体" w:cs="Arial"/>
-          <w:sz w:val="24"/>
-          <w:szCs w:val="28"/>
-        </w:rPr>
-        <w:t>通用嵌入式单片机，该芯片性价比突出、生态成熟、稳定性优异，可完整支撑整机全功能稳定运行；面向深度算法迭代、复杂场景适配、拓展功能开发的高阶研发场景，选用性能升级的</w:t>
-      </w:r>
-      <w:r>
-        <w:rPr>
-          <w:rFonts w:ascii="宋体" w:eastAsia="宋体" w:hAnsi="宋体" w:cs="Arial"/>
-          <w:b/>
-          <w:sz w:val="24"/>
-          <w:szCs w:val="28"/>
-        </w:rPr>
-        <w:t>STM32F407ZGT6</w:t>
-      </w:r>
-      <w:r>
-        <w:rPr>
-          <w:rFonts w:ascii="宋体" w:eastAsia="宋体" w:hAnsi="宋体" w:cs="Arial"/>
-          <w:sz w:val="24"/>
-          <w:szCs w:val="28"/>
-        </w:rPr>
-        <w:t>单片机，凭借更大的存储内存、更高的运算主频与更丰富的外设资源，为后期功能迭代与算法</w:t>
-      </w:r>
-      <w:r>
-        <w:rPr>
-          <w:rFonts w:ascii="宋体" w:eastAsia="宋体" w:hAnsi="宋体" w:cs="Arial"/>
-          <w:sz w:val="24"/>
-          <w:szCs w:val="28"/>
-        </w:rPr>
-        <w:lastRenderedPageBreak/>
-        <w:t>优化提供充足算力冗余。</w:t>
+          <w:rFonts w:ascii="宋体" w:eastAsia="宋体" w:hAnsi="宋体"/>
+          <w:sz w:val="24"/>
+          <w:szCs w:val="28"/>
+        </w:rPr>
+        <w:t>主控核心模块是整机系统的调度中枢、数据处理核心与智能决策载体，承担全域硬件资源调度、多源传感数据融合运算、智能控制算法闭环运行、远程指令解析执行、设备工况实时监测、多级安全防护触发等核心任务，是保障机器人自主化、智能化、稳定化运行的核心硬件基础。为兼顾项目低成本样机制作、学科竞赛答辩展示、深度算法功能迭代三类不同应用场景，本次项目采用双主控差异化选型方案，匹配不同阶段研发需求。面向量产落地、低成本竞赛展示等基础应用场景，选用STM32F103C8T6通用嵌入式单片机，该芯片市场生态完善、运行稳定性强、采购成本低廉，可完整支撑整机预设全部功能稳定运行；面向复杂算法移植、多外设拓展、高阶功能开发等进阶研发场景，选用性能升级的STM32F407ZGT6单片机，依靠更大的存储内存、更高的运算主频与更丰富</w:t>
+      </w:r>
+      <w:proofErr w:type="gramStart"/>
+      <w:r>
+        <w:rPr>
+          <w:rFonts w:ascii="宋体" w:eastAsia="宋体" w:hAnsi="宋体"/>
+          <w:sz w:val="24"/>
+          <w:szCs w:val="28"/>
+        </w:rPr>
+        <w:t>的板载外设</w:t>
+      </w:r>
+      <w:proofErr w:type="gramEnd"/>
+      <w:r>
+        <w:rPr>
+          <w:rFonts w:ascii="宋体" w:eastAsia="宋体" w:hAnsi="宋体"/>
+          <w:sz w:val="24"/>
+          <w:szCs w:val="28"/>
+        </w:rPr>
+        <w:t>资源，为后期系统功能迭代与控制算法优化提供</w:t>
+      </w:r>
+      <w:proofErr w:type="gramStart"/>
+      <w:r>
+        <w:rPr>
+          <w:rFonts w:ascii="宋体" w:eastAsia="宋体" w:hAnsi="宋体"/>
+          <w:sz w:val="24"/>
+          <w:szCs w:val="28"/>
+        </w:rPr>
+        <w:t>充足算力冗余</w:t>
+      </w:r>
+      <w:proofErr w:type="gramEnd"/>
+      <w:r>
+        <w:rPr>
+          <w:rFonts w:ascii="宋体" w:eastAsia="宋体" w:hAnsi="宋体"/>
+          <w:sz w:val="24"/>
+          <w:szCs w:val="28"/>
+        </w:rPr>
+        <w:t>。</w:t>
       </w:r>
     </w:p>
     <w:p>
@@ -362,63 +397,43 @@
         <w:spacing w:before="120" w:after="120" w:line="288" w:lineRule="auto"/>
         <w:ind w:firstLineChars="200" w:firstLine="480"/>
         <w:rPr>
-          <w:rFonts w:ascii="宋体" w:eastAsia="宋体" w:hAnsi="宋体"/>
-          <w:sz w:val="24"/>
-          <w:szCs w:val="28"/>
-        </w:rPr>
-      </w:pPr>
-      <w:r>
-        <w:rPr>
-          <w:rFonts w:ascii="宋体" w:eastAsia="宋体" w:hAnsi="宋体" w:cs="Arial"/>
-          <w:sz w:val="24"/>
-          <w:szCs w:val="28"/>
-        </w:rPr>
-        <w:t>两款主控芯片均搭载ARM Cortex-M系列专用嵌入式实时内核，具备运算效率高、静态功耗低、电磁抗干扰能力强、外设资源集成度高的核心优势，完全适配工业级嵌入式设备运行标准。芯片内置大容量Flash程序存储单元与SRAM运行内存，可满足轻量化算法部署、多任务并行调度、高频数据采集运算的资源需求；同时集成齐全的GPIO、UART、I2C、SPI、PWM、ADC等外设接口，可实现多传感器同步采集、电机无级调速、高速串口通信、模拟量精准采集等复杂功能，接口通用性强、拓展性优异。为保障主控系统精准稳定运行，外围配套设计高精度无源晶振时钟电路、硬件复位电路与SWD在线调试下载电路：晶振电路为芯片提供精准时钟基准，保障程序运行时序稳定；硬件复位电路实现上电自动复位与手动强制复位，规避程序死机、运行紊乱问题；SWD调试电路支持程序在线烧录、实时仿真、故障断点排查，大幅提升硬件调试与程序迭代效率。</w:t>
-      </w:r>
-    </w:p>
-    <w:p>
-      <w:pPr>
-        <w:spacing w:before="120" w:after="120" w:line="288" w:lineRule="auto"/>
-        <w:ind w:firstLineChars="200" w:firstLine="480"/>
-        <w:rPr>
-          <w:rFonts w:ascii="宋体" w:eastAsia="宋体" w:hAnsi="宋体"/>
-          <w:sz w:val="24"/>
-          <w:szCs w:val="28"/>
-        </w:rPr>
-      </w:pPr>
-      <w:r>
-        <w:rPr>
-          <w:rFonts w:ascii="宋体" w:eastAsia="宋体" w:hAnsi="宋体" w:cs="Arial"/>
-          <w:sz w:val="24"/>
-          <w:szCs w:val="28"/>
-        </w:rPr>
-        <w:t>为适配居家长效待机、低能耗运行的设计需求，本模块植入智能分时供电与动态休眠唤醒的功耗管控机制。设备处于闲置待机、无宠物目标、无远程操控指令的稳态场景时，主控系统自动关闭视觉识别、运动驱动、声光交互等高功耗外设模块，仅保留红外感知、无线通信待机、核心系统巡检三类低功耗功能，最大限度降低设备静态功耗，有效延长整机续航时长。同时主控板预留多组标准化拓展接口，可适配后续宠物健康监测、设备自动回充、智能语音交互、室内环境参数采集等拓展功能开发，具备极强的工程迭代潜力与场景适配能力。</w:t>
-      </w:r>
-    </w:p>
-    <w:p>
-      <w:pPr>
-        <w:spacing w:before="120" w:after="120" w:line="288" w:lineRule="auto"/>
-        <w:ind w:firstLineChars="200" w:firstLine="480"/>
-        <w:rPr>
-          <w:rFonts w:ascii="宋体" w:eastAsia="宋体" w:hAnsi="宋体"/>
-          <w:sz w:val="24"/>
-          <w:szCs w:val="28"/>
-        </w:rPr>
-      </w:pPr>
-      <w:r>
-        <w:rPr>
-          <w:rFonts w:ascii="宋体" w:eastAsia="宋体" w:hAnsi="宋体" w:cs="Arial"/>
-          <w:sz w:val="24"/>
-          <w:szCs w:val="28"/>
-        </w:rPr>
-        <w:t>主控模块核心业务逻辑：实时接收多传感器采集的宠物动态数据与居家环境数据，完成数据滤波、校准、融合运算后，运行智能跟随、动态避障、运动调速等核心算法，生成高精度设备运动控制指令；实时解析移动端下发的远程操控、参数配置、功能启停、设备复位等指令，精准驱动对应硬件模块完成标准化动作执行；全天候监测设备剩余电量、网络通信状态、各硬件模块工况，精准识别电路异常、模块离线、电机堵转、通信断连等故障隐患，即时触发多级安全防护与声光预警机制；持续打包上传设备运行状态数据，构建整机人机数据闭环交互体系，保障系统全时段智能化、稳定化运行。</w:t>
-      </w:r>
-    </w:p>
-    <w:p>
-      <w:pPr>
-        <w:spacing w:before="120" w:after="120" w:line="288" w:lineRule="auto"/>
-        <w:rPr>
-          <w:rFonts w:ascii="宋体" w:eastAsia="宋体" w:hAnsi="宋体"/>
+          <w:rFonts w:ascii="宋体" w:eastAsia="宋体" w:hAnsi="宋体" w:hint="eastAsia"/>
+          <w:sz w:val="24"/>
+          <w:szCs w:val="28"/>
+        </w:rPr>
+      </w:pPr>
+      <w:r>
+        <w:rPr>
+          <w:rFonts w:ascii="宋体" w:eastAsia="宋体" w:hAnsi="宋体"/>
+          <w:sz w:val="24"/>
+          <w:szCs w:val="28"/>
+        </w:rPr>
+        <w:t>两款主控芯片均搭载ARM Cortex-M系列嵌入式专用实时内核，具备运行功耗低、工业电磁抗干扰能力强、</w:t>
+      </w:r>
+      <w:proofErr w:type="gramStart"/>
+      <w:r>
+        <w:rPr>
+          <w:rFonts w:ascii="宋体" w:eastAsia="宋体" w:hAnsi="宋体"/>
+          <w:sz w:val="24"/>
+          <w:szCs w:val="28"/>
+        </w:rPr>
+        <w:t>板载外设</w:t>
+      </w:r>
+      <w:proofErr w:type="gramEnd"/>
+      <w:r>
+        <w:rPr>
+          <w:rFonts w:ascii="宋体" w:eastAsia="宋体" w:hAnsi="宋体"/>
+          <w:sz w:val="24"/>
+          <w:szCs w:val="28"/>
+        </w:rPr>
+        <w:t>集成度高的应用优势，能够适配嵌入式移动机器人长时间无人值守的居家运行工况。芯片原生集成多路通用外设接口，可直接对接整机所有外接硬件模块，无需额外增设接口转接电路，有效简化机身内部布线难度。为保障主控系统运行时序精准稳定，外围配套设计高精度无源晶振时钟电路、独立硬件复位电路与SWD在线调试下载电路。其中无源晶振电路为芯片提供固定且精准的工作时钟，保证多传感器数据采集时序保持同步；硬件复位电路支持上电自动复位与手动按键强制复位两种工作模式，可快速解决程序运行死机、逻辑运行紊乱、外设通信中断等突发问题；相较于传统JTAG下载电路，SWD调试电路占用芯片引脚更少，电路板布线更加简洁，同时支持程序在线仿真、故障断点排查与实时变量监测，能够有效提升软硬件联合调试的整体效率。主控模块完整电路设计如下图5所示。</w:t>
+      </w:r>
+    </w:p>
+    <w:p>
+      <w:pPr>
+        <w:spacing w:before="120" w:after="120" w:line="288" w:lineRule="auto"/>
+        <w:rPr>
+          <w:rFonts w:ascii="宋体" w:eastAsia="宋体" w:hAnsi="宋体" w:cs="Arial"/>
           <w:b/>
           <w:bCs/>
           <w:color w:val="C00000"/>
@@ -440,6 +455,81 @@
     </w:p>
     <w:p>
       <w:pPr>
+        <w:spacing w:before="120" w:after="120" w:line="288" w:lineRule="auto"/>
+        <w:ind w:firstLineChars="200" w:firstLine="480"/>
+        <w:rPr>
+          <w:rFonts w:ascii="宋体" w:eastAsia="宋体" w:hAnsi="宋体"/>
+          <w:sz w:val="24"/>
+          <w:szCs w:val="28"/>
+        </w:rPr>
+      </w:pPr>
+      <w:r>
+        <w:rPr>
+          <w:rFonts w:ascii="宋体" w:eastAsia="宋体" w:hAnsi="宋体"/>
+          <w:sz w:val="24"/>
+          <w:szCs w:val="28"/>
+        </w:rPr>
+        <w:t>结合宠物陪伴机器人长时间无人值守待机的实际使用需求，本次在主控底层程序中植入智能分时供电与动态休眠唤醒的</w:t>
+      </w:r>
+      <w:proofErr w:type="gramStart"/>
+      <w:r>
+        <w:rPr>
+          <w:rFonts w:ascii="宋体" w:eastAsia="宋体" w:hAnsi="宋体"/>
+          <w:sz w:val="24"/>
+          <w:szCs w:val="28"/>
+        </w:rPr>
+        <w:t>功耗管</w:t>
+      </w:r>
+      <w:proofErr w:type="gramEnd"/>
+      <w:r>
+        <w:rPr>
+          <w:rFonts w:ascii="宋体" w:eastAsia="宋体" w:hAnsi="宋体"/>
+          <w:sz w:val="24"/>
+          <w:szCs w:val="28"/>
+        </w:rPr>
+        <w:t>控机制。当设备处于闲置待机状态、无宠物识别目标且无远程操控指令时，主控系统自动切断视觉识别模块、电机驱动模块、音频扬声器等高功耗外设供电，仅保留红外近距离感知、无线通信待机、系统定时巡检三类低功耗功能，最大限度降低设备静态空载功耗，有效延长整机单次充电续航时长。同时主控板预留多组标准化拓展接口，后续可直接外接宠物健康监测模块、自动回充模块、离线语音交互模块等外设，无需重新改版电路板，硬件拓展性可满足设备长期迭代升级需求。</w:t>
+      </w:r>
+    </w:p>
+    <w:p>
+      <w:pPr>
+        <w:spacing w:before="120" w:after="120" w:line="288" w:lineRule="auto"/>
+        <w:ind w:firstLineChars="200" w:firstLine="480"/>
+        <w:rPr>
+          <w:rFonts w:ascii="宋体" w:eastAsia="宋体" w:hAnsi="宋体" w:hint="eastAsia"/>
+          <w:sz w:val="24"/>
+          <w:szCs w:val="28"/>
+        </w:rPr>
+      </w:pPr>
+      <w:r>
+        <w:rPr>
+          <w:rFonts w:ascii="宋体" w:eastAsia="宋体" w:hAnsi="宋体"/>
+          <w:sz w:val="24"/>
+          <w:szCs w:val="28"/>
+        </w:rPr>
+        <w:lastRenderedPageBreak/>
+        <w:t>从整机运行逻辑来看，主控模块工作流程分为数据采集、算法运算、指令输出、故障防护四个环节。主控持续接收前端多路传感器采集的宠物动态坐标、周边障碍物距离等原始环境数据，经过软件滤波、数据校准、多</w:t>
+      </w:r>
+      <w:proofErr w:type="gramStart"/>
+      <w:r>
+        <w:rPr>
+          <w:rFonts w:ascii="宋体" w:eastAsia="宋体" w:hAnsi="宋体"/>
+          <w:sz w:val="24"/>
+          <w:szCs w:val="28"/>
+        </w:rPr>
+        <w:t>源数据</w:t>
+      </w:r>
+      <w:proofErr w:type="gramEnd"/>
+      <w:r>
+        <w:rPr>
+          <w:rFonts w:ascii="宋体" w:eastAsia="宋体" w:hAnsi="宋体"/>
+          <w:sz w:val="24"/>
+          <w:szCs w:val="28"/>
+        </w:rPr>
+        <w:t>融合处理后，运行自主跟随、动态避障、运动调速等闭环控制算法，输出对应占空比的PWM运动控制指令；同时实时解析移动端APP下发的远程操控、参数配置、功能启停等指令，精准驱动对应硬件模块完成移动、投喂、声光提示等执行动作。除此之外，主控全天候采集整机供电电压、电机运行负载、无线通信链路状态等运行参数，实时识别电路短路、电机堵转、外设离线、通信断连等硬件故障，一旦检测到异常工况，立即切断电机动力输出并触发光声本地报警，全方位保障整机电路与设备运行安全。</w:t>
+      </w:r>
+    </w:p>
+    <w:p>
+      <w:pPr>
         <w:spacing w:before="300" w:after="120" w:line="288" w:lineRule="auto"/>
         <w:outlineLvl w:val="2"/>
         <w:rPr>
@@ -448,6 +538,7 @@
           <w:szCs w:val="26"/>
         </w:rPr>
       </w:pPr>
+      <w:bookmarkStart w:id="5" w:name="_Toc232666114"/>
       <w:r>
         <w:rPr>
           <w:rFonts w:ascii="微软雅黑" w:eastAsia="微软雅黑" w:hAnsi="微软雅黑" w:cs="微软雅黑" w:hint="eastAsia"/>
@@ -457,24 +548,135 @@
         </w:rPr>
         <w:t>3.2.2 多传感器融合感知模块设计</w:t>
       </w:r>
+      <w:bookmarkEnd w:id="5"/>
     </w:p>
     <w:p>
       <w:pPr>
         <w:spacing w:before="120" w:after="120" w:line="288" w:lineRule="auto"/>
         <w:ind w:firstLineChars="200" w:firstLine="480"/>
         <w:rPr>
-          <w:rFonts w:ascii="宋体" w:eastAsia="宋体" w:hAnsi="宋体"/>
-          <w:sz w:val="24"/>
-          <w:szCs w:val="28"/>
-        </w:rPr>
-      </w:pPr>
-      <w:r>
-        <w:rPr>
-          <w:rFonts w:ascii="宋体" w:eastAsia="宋体" w:hAnsi="宋体" w:cs="Arial"/>
-          <w:sz w:val="24"/>
-          <w:szCs w:val="28"/>
-        </w:rPr>
-        <w:t>感知模块是机器人实现居家环境全域认知、宠物精准识别、动态轨迹追踪、障碍物精准检测的核心感官系统，其感知精度、响应实时性、环境抗干扰</w:t>
+          <w:rFonts w:ascii="宋体" w:eastAsia="宋体" w:hAnsi="宋体" w:cs="Arial"/>
+          <w:sz w:val="24"/>
+          <w:szCs w:val="28"/>
+        </w:rPr>
+      </w:pPr>
+      <w:r>
+        <w:rPr>
+          <w:rFonts w:ascii="宋体" w:eastAsia="宋体" w:hAnsi="宋体" w:cs="Arial"/>
+          <w:sz w:val="24"/>
+          <w:szCs w:val="28"/>
+        </w:rPr>
+        <w:t>感知模块是机器人实现居家环境全域认知、宠物精准识别、动态轨迹追踪、障碍物精准检测的核心硬件感官系统，传感器的采集精度、响应实时性与环境抗干扰能力，直接决定机器人自主跟随与动态避障两大核心功能的运行效果。居家室内存在光照昼夜切换、杂物杂乱摆放、家具局部遮挡等复杂工况，单一传感器受自身检测原理限制，无法适配全部居家使用场景，视觉传感器易受环境光线干扰，超声波传感器存在近距离检测盲区，红外传感器远距离检测误差偏大。基于上述问题，本次项目集成视觉识别、超声波测距、红外近距检测三类异构传感器，构建360°无死角、昼夜通用、远近程互补的立体感知网络，依托多</w:t>
+      </w:r>
+      <w:proofErr w:type="gramStart"/>
+      <w:r>
+        <w:rPr>
+          <w:rFonts w:ascii="宋体" w:eastAsia="宋体" w:hAnsi="宋体" w:cs="Arial"/>
+          <w:sz w:val="24"/>
+          <w:szCs w:val="28"/>
+        </w:rPr>
+        <w:t>源数据</w:t>
+      </w:r>
+      <w:proofErr w:type="gramEnd"/>
+      <w:r>
+        <w:rPr>
+          <w:rFonts w:ascii="宋体" w:eastAsia="宋体" w:hAnsi="宋体" w:cs="Arial"/>
+          <w:sz w:val="24"/>
+          <w:szCs w:val="28"/>
+        </w:rPr>
+        <w:t>时序配准、异常数据剔除、多级噪声滤波、可信度加权融合的技术手段，弥补各类传感器自身检测短板，解决</w:t>
+      </w:r>
+      <w:proofErr w:type="gramStart"/>
+      <w:r>
+        <w:rPr>
+          <w:rFonts w:ascii="宋体" w:eastAsia="宋体" w:hAnsi="宋体" w:cs="Arial"/>
+          <w:sz w:val="24"/>
+          <w:szCs w:val="28"/>
+        </w:rPr>
+        <w:t>低算力</w:t>
+      </w:r>
+      <w:proofErr w:type="gramEnd"/>
+      <w:r>
+        <w:rPr>
+          <w:rFonts w:ascii="宋体" w:eastAsia="宋体" w:hAnsi="宋体" w:cs="Arial"/>
+          <w:sz w:val="24"/>
+          <w:szCs w:val="28"/>
+        </w:rPr>
+        <w:t>嵌入式平台感知精度不足、目标跟踪易丢失、复杂场景适配性差等行业共性问题，为机器人智能决策与运动执行提供高精度、高可靠性的环境数据支撑。</w:t>
+      </w:r>
+    </w:p>
+    <w:p>
+      <w:pPr>
+        <w:spacing w:before="120" w:after="120" w:line="288" w:lineRule="auto"/>
+        <w:ind w:firstLineChars="200" w:firstLine="480"/>
+        <w:rPr>
+          <w:rFonts w:ascii="宋体" w:eastAsia="宋体" w:hAnsi="宋体" w:cs="Arial"/>
+          <w:sz w:val="24"/>
+          <w:szCs w:val="28"/>
+        </w:rPr>
+      </w:pPr>
+      <w:r>
+        <w:rPr>
+          <w:rFonts w:ascii="宋体" w:eastAsia="宋体" w:hAnsi="宋体" w:cs="Arial"/>
+          <w:sz w:val="24"/>
+          <w:szCs w:val="28"/>
+        </w:rPr>
+        <w:t>视觉识别环节选用</w:t>
+      </w:r>
+      <w:proofErr w:type="spellStart"/>
+      <w:r>
+        <w:rPr>
+          <w:rFonts w:ascii="宋体" w:eastAsia="宋体" w:hAnsi="宋体" w:cs="Arial"/>
+          <w:sz w:val="24"/>
+          <w:szCs w:val="28"/>
+        </w:rPr>
+        <w:t>OpenMV</w:t>
+      </w:r>
+      <w:proofErr w:type="spellEnd"/>
+      <w:r>
+        <w:rPr>
+          <w:rFonts w:ascii="宋体" w:eastAsia="宋体" w:hAnsi="宋体" w:cs="Arial"/>
+          <w:sz w:val="24"/>
+          <w:szCs w:val="28"/>
+        </w:rPr>
+        <w:t>轻量化智能视觉协处理器，该模块搭载独立边缘算力，可脱离主控单片机完成全部图像采集、特征识别与数据运算工作，实现</w:t>
+      </w:r>
+      <w:proofErr w:type="gramStart"/>
+      <w:r>
+        <w:rPr>
+          <w:rFonts w:ascii="宋体" w:eastAsia="宋体" w:hAnsi="宋体" w:cs="Arial"/>
+          <w:sz w:val="24"/>
+          <w:szCs w:val="28"/>
+        </w:rPr>
+        <w:t>整机算力分层</w:t>
+      </w:r>
+      <w:proofErr w:type="gramEnd"/>
+      <w:r>
+        <w:rPr>
+          <w:rFonts w:ascii="宋体" w:eastAsia="宋体" w:hAnsi="宋体" w:cs="Arial"/>
+          <w:sz w:val="24"/>
+          <w:szCs w:val="28"/>
+        </w:rPr>
+        <w:t>卸载，不占用主控核心运算资源。模块内置高清感光阵列与自适应智能补光单元，可根据环境实时光照强度动态调节画面曝光参数与补光亮度，适配室内强光直射、微光环境、背光遮挡等多种极端光照场景。模块内置经过数据集训练的宠物特征识别模型，可精准提取猫狗宠物外形轮廓特征，自动过滤家具、地板纹理、墙面装饰等无关环境干扰元素，完成宠物坐标定位、移动方向预判、相对距离测算等图像处理工作，最终仅向主控传输轻量化的坐标偏移与距离数据，有效降低主控运算负荷，避免目标跟踪丢失、识别延迟等问题。</w:t>
+      </w:r>
+    </w:p>
+    <w:p>
+      <w:pPr>
+        <w:spacing w:before="120" w:after="120" w:line="288" w:lineRule="auto"/>
+        <w:ind w:firstLineChars="200" w:firstLine="480"/>
+        <w:rPr>
+          <w:rFonts w:ascii="宋体" w:eastAsia="宋体" w:hAnsi="宋体" w:cs="Arial"/>
+          <w:sz w:val="24"/>
+          <w:szCs w:val="28"/>
+        </w:rPr>
+      </w:pPr>
+      <w:r>
+        <w:rPr>
+          <w:rFonts w:ascii="宋体" w:eastAsia="宋体" w:hAnsi="宋体" w:cs="Arial"/>
+          <w:sz w:val="24"/>
+          <w:szCs w:val="28"/>
+        </w:rPr>
+        <w:t>超声波测距环节采用HC-SR04工业级超声波传感器，依托声波发射与回波</w:t>
       </w:r>
       <w:r>
         <w:rPr>
@@ -483,24 +685,7 @@
           <w:szCs w:val="28"/>
         </w:rPr>
         <w:lastRenderedPageBreak/>
-        <w:t>能力直接决定设备智能化水平与运行稳定性。针对单一传感器检测原理局限、场景适配短板与环境干扰缺陷，本项目创新性集成视觉识别、超声波测距、红外近距检测三类异构传感器，构建</w:t>
-      </w:r>
-      <w:r>
-        <w:rPr>
-          <w:rFonts w:ascii="宋体" w:eastAsia="宋体" w:hAnsi="宋体" w:cs="Arial"/>
-          <w:b/>
-          <w:sz w:val="24"/>
-          <w:szCs w:val="28"/>
-        </w:rPr>
-        <w:t>360°无死角、昼夜通用、远近程互补、多场景适配</w:t>
-      </w:r>
-      <w:r>
-        <w:rPr>
-          <w:rFonts w:ascii="宋体" w:eastAsia="宋体" w:hAnsi="宋体" w:cs="Arial"/>
-          <w:sz w:val="24"/>
-          <w:szCs w:val="28"/>
-        </w:rPr>
-        <w:t>的立体感知网络。通过多源数据时序配准、可信度加权融合、异常数据剔除、多级噪声滤波的技术手段，实现三类传感器优势互补、误差校准、缺陷弥补，彻底解决低算力嵌入式平台感知精度不足、检测盲区较大、复杂场景适配性差、目标跟踪易丢失的行业共性难题，为设备智能决策与运动执行提供高精度、高可靠性的数据支撑。</w:t>
+        <w:t>接收的测距原理完成环境距离检测，该传感器不受环境光线影响，测距稳定性强、硬件成本低廉，适配室内中远距离环境检测工作。本次样机采用环形分布式布局方式，将多组超声波传感器均匀布置于机器人底盘四周，实现机身360°全方位中远距离环境检测，有效测距区间为10cm-400cm，全域测距误差控制在2cm以内，可满足机器人宠物跟随、全域避障的测距需求。针对超声波传感器无法检测10cm以内近距离障碍物的固有盲区缺陷，本次搭配夏普GP2Y1010AU0F高精度红外测距传感器作为补充，将红外传感器布置在机身侧边、底盘缝隙等超声波检测死角位置，专门负责近距离障碍物检测与低空防跌落监测，两类测距传感器相互配合，实现机身周边无死角环境感知。</w:t>
       </w:r>
     </w:p>
     <w:p>
@@ -508,135 +693,18 @@
         <w:spacing w:before="120" w:after="120" w:line="288" w:lineRule="auto"/>
         <w:ind w:firstLineChars="200" w:firstLine="480"/>
         <w:rPr>
-          <w:rFonts w:ascii="宋体" w:eastAsia="宋体" w:hAnsi="宋体"/>
-          <w:sz w:val="24"/>
-          <w:szCs w:val="28"/>
-        </w:rPr>
-      </w:pPr>
-      <w:r>
-        <w:rPr>
-          <w:rFonts w:ascii="宋体" w:eastAsia="宋体" w:hAnsi="宋体" w:cs="Arial"/>
-          <w:sz w:val="24"/>
-          <w:szCs w:val="28"/>
-        </w:rPr>
-        <w:t xml:space="preserve">1. </w:t>
-      </w:r>
-      <w:r>
-        <w:rPr>
-          <w:rFonts w:ascii="宋体" w:eastAsia="宋体" w:hAnsi="宋体" w:cs="Arial"/>
-          <w:b/>
-          <w:sz w:val="24"/>
-          <w:szCs w:val="28"/>
-        </w:rPr>
-        <w:t>轻量化视觉识别模块</w:t>
-      </w:r>
-      <w:r>
-        <w:rPr>
-          <w:rFonts w:ascii="宋体" w:eastAsia="宋体" w:hAnsi="宋体" w:cs="Arial"/>
-          <w:sz w:val="24"/>
-          <w:szCs w:val="28"/>
-        </w:rPr>
-        <w:t>：选用OpenMV轻量化智能视觉协处理器，搭载独立嵌入式边缘算力，可完全脱离STM32主控实现自主闭环图像运算，彻底实现算力分层卸载，不占用主控核心算力资源。模块内置高清感光像素阵列与自适应智能补光单元，可根据环境光照强度动态调节补光亮度与曝光参数，完美适配昼夜光照切换、室内微光、遮光死角、背光强光等复杂光照场景。通过内置轻量化宠物特征训练模型，可精准完成猫狗宠物图像特征提取、轮廓精准匹配、动态坐标定位、运动轨迹预判与目标状态判定，有效过滤家具、玩具、地板纹理、墙面装饰等环境干扰元素，规避目标误识别、跟踪丢失、画面卡顿、识别延迟等问题。模块最终输出标准化轻量化的宠物平面坐标偏移量、运动方向、相对距离数据，为自适应跟随算法提供高精度核心数据支撑。</w:t>
-      </w:r>
-    </w:p>
-    <w:p>
-      <w:pPr>
-        <w:spacing w:before="120" w:after="120" w:line="288" w:lineRule="auto"/>
-        <w:ind w:firstLineChars="200" w:firstLine="480"/>
-        <w:rPr>
-          <w:rFonts w:ascii="宋体" w:eastAsia="宋体" w:hAnsi="宋体"/>
-          <w:sz w:val="24"/>
-          <w:szCs w:val="28"/>
-        </w:rPr>
-      </w:pPr>
-      <w:r>
-        <w:rPr>
-          <w:rFonts w:ascii="宋体" w:eastAsia="宋体" w:hAnsi="宋体" w:cs="Arial"/>
-          <w:sz w:val="24"/>
-          <w:szCs w:val="28"/>
-        </w:rPr>
-        <w:t xml:space="preserve">2. </w:t>
-      </w:r>
-      <w:r>
-        <w:rPr>
-          <w:rFonts w:ascii="宋体" w:eastAsia="宋体" w:hAnsi="宋体" w:cs="Arial"/>
-          <w:b/>
-          <w:sz w:val="24"/>
-          <w:szCs w:val="28"/>
-        </w:rPr>
-        <w:t>超声波测距模块</w:t>
-      </w:r>
-      <w:r>
-        <w:rPr>
-          <w:rFonts w:ascii="宋体" w:eastAsia="宋体" w:hAnsi="宋体" w:cs="Arial"/>
-          <w:sz w:val="24"/>
-          <w:szCs w:val="28"/>
-        </w:rPr>
-        <w:t>：采用HC-SR04工业级高精度超声波传感器，基于声波发射-回波接收的测距原理工作，具备测距范围广、稳定性强、抗光线干扰、成本可控的优势。本项目采用环形分布式布局方案，将多组传感器均匀布置于机器人底盘四周，实现360°全方位中远距离无死角检测，有效测距区间为10cm-400cm，全域测距误差≤2cm，检测精度满足居家场景避障与跟随需求。模块可实时采集机器人与宠物、障碍物的直线相对距离数据，为设备动态调整跟随间距、预判障碍物分布、规划最优运动路径提供精准的环境测距参数，保障宠物持续跟随与全域动态避障两大核心功能无缝协同、稳定运行。</w:t>
-      </w:r>
-    </w:p>
-    <w:p>
-      <w:pPr>
-        <w:spacing w:before="120" w:after="120" w:line="288" w:lineRule="auto"/>
-        <w:ind w:firstLineChars="200" w:firstLine="480"/>
-        <w:rPr>
-          <w:rFonts w:ascii="宋体" w:eastAsia="宋体" w:hAnsi="宋体"/>
-          <w:sz w:val="24"/>
-          <w:szCs w:val="28"/>
-        </w:rPr>
-      </w:pPr>
-      <w:r>
-        <w:rPr>
-          <w:rFonts w:ascii="宋体" w:eastAsia="宋体" w:hAnsi="宋体" w:cs="Arial"/>
-          <w:sz w:val="24"/>
-          <w:szCs w:val="28"/>
-        </w:rPr>
-        <w:t xml:space="preserve">3. </w:t>
-      </w:r>
-      <w:r>
-        <w:rPr>
-          <w:rFonts w:ascii="宋体" w:eastAsia="宋体" w:hAnsi="宋体" w:cs="Arial"/>
-          <w:b/>
-          <w:sz w:val="24"/>
-          <w:szCs w:val="28"/>
-        </w:rPr>
-        <w:t>红外辅助测距模块</w:t>
-      </w:r>
-      <w:r>
-        <w:rPr>
-          <w:rFonts w:ascii="宋体" w:eastAsia="宋体" w:hAnsi="宋体" w:cs="Arial"/>
-          <w:sz w:val="24"/>
-          <w:szCs w:val="28"/>
-        </w:rPr>
-        <w:t>：选用夏普GP2Y1010AU0F高精度红外测距传感器，针对性弥补超声波传感器10cm以内的近距离检测盲区，重点布局于机器人底盘侧边、结构死角、低矮通行间隙等超声波检测薄弱区域。该模块具备响应速度快、静态功耗极低、近距离检测精度高、抗环境光干扰能力强、体积小巧易集成的突出优势，核心承担近距离障碍物精准检测、宠物贴身动态捕捉、设备低空防跌落监测三大功能。实时采集的近距离感知数据可辅助修正视觉与超声波检测误差，填补全域感知体系的细节短板，大幅提升复杂居家场景下设备感知的完整性与精准度。</w:t>
-      </w:r>
-    </w:p>
-    <w:p>
-      <w:pPr>
-        <w:spacing w:before="120" w:after="120" w:line="288" w:lineRule="auto"/>
-        <w:ind w:firstLineChars="200" w:firstLine="480"/>
-        <w:rPr>
-          <w:rFonts w:ascii="宋体" w:eastAsia="宋体" w:hAnsi="宋体" w:cs="Arial"/>
-          <w:sz w:val="24"/>
-          <w:szCs w:val="28"/>
-        </w:rPr>
-      </w:pPr>
-      <w:r>
-        <w:rPr>
-          <w:rFonts w:ascii="宋体" w:eastAsia="宋体" w:hAnsi="宋体" w:cs="Arial"/>
-          <w:sz w:val="24"/>
-          <w:szCs w:val="28"/>
-        </w:rPr>
-        <w:t>模块集成整体设计：所有传感器通过标准化I2C、GPIO硬件接口与主控模块实现稳定电气连接，完成多设备数据同步采集、同步传输、统一校准处理。</w:t>
-      </w:r>
-      <w:r>
-        <w:rPr>
-          <w:rFonts w:ascii="宋体" w:eastAsia="宋体" w:hAnsi="宋体" w:cs="Arial"/>
-          <w:sz w:val="24"/>
-          <w:szCs w:val="28"/>
-        </w:rPr>
-        <w:lastRenderedPageBreak/>
-        <w:t>硬件装配层面，定制3D打印专用传感器固定支架，精准校准各传感器检测角度、安装高度与取景视野，彻底规避机身结构遮挡、检测角度偏移、杂物遮挡镜头等装配缺陷；软件层面，通过时序配准算法实现多源数据时间轴同步，结合多级噪声过滤、可信度加权融合算法，完成感知数据的纠错、筛选与优化，全方位提升设备在弱光、局部遮挡、多杂物干扰、复杂家具布局等场景下的感知稳定性与数据精准度。</w:t>
+          <w:rFonts w:ascii="宋体" w:eastAsia="宋体" w:hAnsi="宋体" w:cs="Arial" w:hint="eastAsia"/>
+          <w:sz w:val="24"/>
+          <w:szCs w:val="28"/>
+        </w:rPr>
+      </w:pPr>
+      <w:r>
+        <w:rPr>
+          <w:rFonts w:ascii="宋体" w:eastAsia="宋体" w:hAnsi="宋体" w:cs="Arial"/>
+          <w:sz w:val="24"/>
+          <w:szCs w:val="28"/>
+        </w:rPr>
+        <w:t>所有传感器均通过标准化I2C、GPIO硬件接口与主控模块建立稳定电气连接，保障多设备数据同步采集与传输。硬件装配阶段采用定制支架固定传感器，统一校准传感器安装高度与探测角度，避免机身外壳遮挡探测视野造成数据偏差；软件层面通过时序同步算法统一多路传感器数据采集时间轴，搭配多级滑动平均滤波算法剔除环境气流、光线反射带来的异常干扰数据，进一步提升感知数据的精准度。多传感器整体安装布局与硬件连接逻辑如下图6所示。</w:t>
       </w:r>
     </w:p>
     <w:p>
@@ -657,7 +725,7 @@
           <w:szCs w:val="28"/>
         </w:rPr>
         <w:drawing>
-          <wp:inline distT="0" distB="0" distL="0" distR="0" wp14:anchorId="1EBF9199" wp14:editId="36414AC3">
+          <wp:inline distT="0" distB="0" distL="0" distR="0" wp14:anchorId="7FAFDBA0" wp14:editId="18897A0B">
             <wp:extent cx="5273675" cy="683260"/>
             <wp:effectExtent l="0" t="0" r="3175" b="2540"/>
             <wp:docPr id="603853579" name="图片 1"/>
@@ -711,7 +779,7 @@
           <w:szCs w:val="28"/>
         </w:rPr>
         <w:drawing>
-          <wp:inline distT="0" distB="0" distL="0" distR="0" wp14:anchorId="01DDECD1" wp14:editId="39D2B676">
+          <wp:inline distT="0" distB="0" distL="0" distR="0" wp14:anchorId="6D1BC7A4" wp14:editId="5DC6E200">
             <wp:extent cx="5273675" cy="1911985"/>
             <wp:effectExtent l="0" t="0" r="3175" b="0"/>
             <wp:docPr id="845933022" name="图片 1"/>
@@ -781,6 +849,7 @@
           <w:szCs w:val="26"/>
         </w:rPr>
       </w:pPr>
+      <w:bookmarkStart w:id="6" w:name="_Toc232666115"/>
       <w:r>
         <w:rPr>
           <w:rFonts w:ascii="微软雅黑" w:eastAsia="微软雅黑" w:hAnsi="微软雅黑" w:cs="微软雅黑" w:hint="eastAsia"/>
@@ -790,24 +859,52 @@
         </w:rPr>
         <w:t>3.2.3 运动控制模块设计</w:t>
       </w:r>
+      <w:bookmarkEnd w:id="6"/>
     </w:p>
     <w:p>
       <w:pPr>
         <w:spacing w:before="120" w:after="120" w:line="288" w:lineRule="auto"/>
         <w:ind w:firstLineChars="200" w:firstLine="480"/>
         <w:rPr>
-          <w:rFonts w:ascii="宋体" w:eastAsia="宋体" w:hAnsi="宋体"/>
-          <w:sz w:val="24"/>
-          <w:szCs w:val="28"/>
-        </w:rPr>
-      </w:pPr>
-      <w:r>
-        <w:rPr>
-          <w:rFonts w:ascii="宋体" w:eastAsia="宋体" w:hAnsi="宋体" w:cs="Arial"/>
-          <w:sz w:val="24"/>
-          <w:szCs w:val="28"/>
-        </w:rPr>
-        <w:t>运动控制模块是机器人实现位移行进、灵活转向、无级调速、轨迹精准跟随、柔性避障绕行的核心执行单元，其运行平稳性、调速精准度、转向灵活性、低噪稳定性直接决定设备人机宠交互体验与场景适配能力。模块核心由带霍尔编码器的静音直流减速电机、高性能专用电机驱动芯片、差分轮系底盘、步进电机投喂执行机构四部分组成，整体遵循静音化、柔性化、精准化、稳定化的设计原则，可精准响应主控下发的精细化运动指令，适配宠物随机多变的动态运动轨迹，实现低刺激、无顿挫、高稳定的柔性跟随陪护效果。</w:t>
+          <w:rFonts w:ascii="宋体" w:eastAsia="宋体" w:hAnsi="宋体" w:cs="Arial"/>
+          <w:sz w:val="24"/>
+          <w:szCs w:val="28"/>
+        </w:rPr>
+      </w:pPr>
+      <w:r>
+        <w:rPr>
+          <w:rFonts w:ascii="宋体" w:eastAsia="宋体" w:hAnsi="宋体" w:cs="Arial"/>
+          <w:sz w:val="24"/>
+          <w:szCs w:val="28"/>
+        </w:rPr>
+        <w:t>运动控制模块是机器人完成位移行进、灵活转向、无级调速、轨迹跟随、柔性避障以及零食投喂动作的核心执行单元，设备运行的平稳度、转向灵活性、运行噪音大小，都会直接影响宠物情绪状态，生硬急促的机械运动极易引发宠物应激、恐慌等负面反应，这也是宠物陪伴机器人与普通工业智能小车在</w:t>
+      </w:r>
+      <w:r>
+        <w:rPr>
+          <w:rFonts w:ascii="宋体" w:eastAsia="宋体" w:hAnsi="宋体" w:cs="Arial"/>
+          <w:sz w:val="24"/>
+          <w:szCs w:val="28"/>
+        </w:rPr>
+        <w:lastRenderedPageBreak/>
+        <w:t>设计理念上的核心区别。本次运动模块</w:t>
+      </w:r>
+      <w:proofErr w:type="gramStart"/>
+      <w:r>
+        <w:rPr>
+          <w:rFonts w:ascii="宋体" w:eastAsia="宋体" w:hAnsi="宋体" w:cs="Arial"/>
+          <w:sz w:val="24"/>
+          <w:szCs w:val="28"/>
+        </w:rPr>
+        <w:t>由带霍尔</w:t>
+      </w:r>
+      <w:proofErr w:type="gramEnd"/>
+      <w:r>
+        <w:rPr>
+          <w:rFonts w:ascii="宋体" w:eastAsia="宋体" w:hAnsi="宋体" w:cs="Arial"/>
+          <w:sz w:val="24"/>
+          <w:szCs w:val="28"/>
+        </w:rPr>
+        <w:t>编码器的静音直流减速电机、TB6612专用电机驱动芯片、差分轮系底盘、步进电机隐藏式投喂机构四部分组成，整体遵循静音化、柔性化、精准化的设计原则，保证设备运动指令响应精准，运行过程平缓无顿挫，适配宠物随机多变的移动轨迹。</w:t>
       </w:r>
     </w:p>
     <w:p>
@@ -815,44 +912,18 @@
         <w:spacing w:before="120" w:after="120" w:line="288" w:lineRule="auto"/>
         <w:ind w:firstLineChars="200" w:firstLine="480"/>
         <w:rPr>
-          <w:rFonts w:ascii="宋体" w:eastAsia="宋体" w:hAnsi="宋体"/>
-          <w:sz w:val="24"/>
-          <w:szCs w:val="28"/>
-        </w:rPr>
-      </w:pPr>
-      <w:r>
-        <w:rPr>
-          <w:rFonts w:ascii="宋体" w:eastAsia="宋体" w:hAnsi="宋体" w:cs="Arial"/>
-          <w:sz w:val="24"/>
-          <w:szCs w:val="28"/>
-        </w:rPr>
-        <w:t xml:space="preserve">1. </w:t>
-      </w:r>
-      <w:r>
-        <w:rPr>
-          <w:rFonts w:ascii="宋体" w:eastAsia="宋体" w:hAnsi="宋体" w:cs="Arial"/>
-          <w:b/>
-          <w:sz w:val="24"/>
-          <w:szCs w:val="28"/>
-        </w:rPr>
-        <w:t>电机选型配置</w:t>
-      </w:r>
-      <w:r>
-        <w:rPr>
-          <w:rFonts w:ascii="宋体" w:eastAsia="宋体" w:hAnsi="宋体" w:cs="Arial"/>
-          <w:sz w:val="24"/>
-          <w:szCs w:val="28"/>
-        </w:rPr>
-        <w:t>：设备搭载四组小型静音直流减速电机，经过多轮参数选型与工况实测优化，电机扭矩匹配居家通行负载需求、静态功耗低廉、运行噪音低于居家环境背景噪音，启停顺滑无顿挫、无异响，不会产生噪音扰民、惊吓敏感宠物的问题。每台电机集成高精度霍尔编码器，可实时高频采集电机转速脉冲反馈信号，脉冲分辨率高、反馈数据实时精准，为增量式PID闭环控制算法提供完整的原始转速数据支撑，可有效抵消设备运行打滑、转速偏移、轨</w:t>
-      </w:r>
-      <w:r>
-        <w:rPr>
-          <w:rFonts w:ascii="宋体" w:eastAsia="宋体" w:hAnsi="宋体" w:cs="Arial"/>
-          <w:sz w:val="24"/>
-          <w:szCs w:val="28"/>
-        </w:rPr>
-        <w:lastRenderedPageBreak/>
-        <w:t>迹跑偏、运动顿挫等工况缺陷，全方位保障设备运动精度与全程运行平稳度。</w:t>
+          <w:rFonts w:ascii="宋体" w:eastAsia="宋体" w:hAnsi="宋体" w:cs="Arial"/>
+          <w:sz w:val="24"/>
+          <w:szCs w:val="28"/>
+        </w:rPr>
+      </w:pPr>
+      <w:r>
+        <w:rPr>
+          <w:rFonts w:ascii="宋体" w:eastAsia="宋体" w:hAnsi="宋体" w:cs="Arial"/>
+          <w:sz w:val="24"/>
+          <w:szCs w:val="28"/>
+        </w:rPr>
+        <w:t>本次样机选用静音直流减速电机作为动力源，经过多轮工况实测选型，该款电机运行噪音低于居家环境背景噪音，不会对宠物造成噪音刺激，同时电机扭矩匹配室内行走负载需求，空载与满载工况下运行均无明显异响。每一台电机均集成高精度霍尔编码器，可实时高频采集电机转速脉冲信号并回传至主控，形成闭环转速反馈回路。主控依托增量式PID控制算法，根据编码器反馈的实时转速数据动态修正输出信号，补偿地面材质差异、行走轮打滑带来的转速偏差与轨迹偏移问题，有效提升机器人行走轨迹精度。对比无编码器的开环驱动电机，闭环驱动方案可以彻底解决智能小车常见的行走跑偏、调速不平滑、启停卡顿等问题，适配瓷砖、木地板、短毛地毯等多种居家地面工况。</w:t>
       </w:r>
     </w:p>
     <w:p>
@@ -860,126 +931,54 @@
         <w:spacing w:before="120" w:after="120" w:line="288" w:lineRule="auto"/>
         <w:ind w:firstLineChars="200" w:firstLine="480"/>
         <w:rPr>
-          <w:rFonts w:ascii="宋体" w:eastAsia="宋体" w:hAnsi="宋体"/>
-          <w:sz w:val="24"/>
-          <w:szCs w:val="28"/>
-        </w:rPr>
-      </w:pPr>
-      <w:r>
-        <w:rPr>
-          <w:rFonts w:ascii="宋体" w:eastAsia="宋体" w:hAnsi="宋体" w:cs="Arial"/>
-          <w:sz w:val="24"/>
-          <w:szCs w:val="28"/>
-        </w:rPr>
-        <w:t xml:space="preserve">2. </w:t>
-      </w:r>
-      <w:r>
-        <w:rPr>
-          <w:rFonts w:ascii="宋体" w:eastAsia="宋体" w:hAnsi="宋体" w:cs="Arial"/>
-          <w:b/>
-          <w:sz w:val="24"/>
-          <w:szCs w:val="28"/>
-        </w:rPr>
-        <w:t>电机驱动模块</w:t>
-      </w:r>
-      <w:r>
-        <w:rPr>
-          <w:rFonts w:ascii="宋体" w:eastAsia="宋体" w:hAnsi="宋体" w:cs="Arial"/>
-          <w:sz w:val="24"/>
-          <w:szCs w:val="28"/>
-        </w:rPr>
-        <w:t>：选用TB6612高性能专用电机驱动芯片，相较于传统L298N驱动芯片，具备响应速度更快、调速精度更高、发热更低、抗电磁干扰能力更强的优势，内置过流、过热、短路、电机堵转四重硬件保护机制，可有效规避负载异常导致的硬件损坏问题。模块通过精准接收主控输出的PWM脉冲调速信号，实现电机0-100%无级平滑调速、正反转精准切换、启停柔性制动，无调速死角、无响应滞后，可完美适配宠物动态跟随、弧形柔性避障、低速微调对位等精细化运动场景，彻底摒弃工业设备刚性机械运动缺陷。</w:t>
-      </w:r>
-    </w:p>
-    <w:p>
-      <w:pPr>
-        <w:spacing w:before="120" w:after="120" w:line="288" w:lineRule="auto"/>
-        <w:ind w:firstLineChars="200" w:firstLine="480"/>
-        <w:rPr>
-          <w:rFonts w:ascii="宋体" w:eastAsia="宋体" w:hAnsi="宋体"/>
-          <w:sz w:val="24"/>
-          <w:szCs w:val="28"/>
-        </w:rPr>
-      </w:pPr>
-      <w:r>
-        <w:rPr>
-          <w:rFonts w:ascii="宋体" w:eastAsia="宋体" w:hAnsi="宋体" w:cs="Arial"/>
-          <w:sz w:val="24"/>
-          <w:szCs w:val="28"/>
-        </w:rPr>
-        <w:t xml:space="preserve">3. </w:t>
-      </w:r>
-      <w:r>
-        <w:rPr>
-          <w:rFonts w:ascii="宋体" w:eastAsia="宋体" w:hAnsi="宋体" w:cs="Arial"/>
-          <w:b/>
-          <w:sz w:val="24"/>
-          <w:szCs w:val="28"/>
-        </w:rPr>
-        <w:t>差分轮系底盘设计</w:t>
-      </w:r>
-      <w:r>
-        <w:rPr>
-          <w:rFonts w:ascii="宋体" w:eastAsia="宋体" w:hAnsi="宋体" w:cs="Arial"/>
-          <w:sz w:val="24"/>
-          <w:szCs w:val="28"/>
-        </w:rPr>
-        <w:t>：设备采用防滑静音橡胶行走轮，轮面采用细密防滑纹理工艺处理，大幅提升与瓷砖、木地板、短毛地毯等居家地面的摩擦力，有效解决光滑地面打滑、松软地面卡顿的问题。行走轮通过高精度金属联轴器与电机输出轴刚性连接，动力传输无损耗、无虚位、无滞后，动力输出稳定高效。底盘采用成熟差分驱动架构，通过精准调控左右电机转速差值，可灵活实现设备直行、后退、微量转向、原地旋转、弧形绕行、定点微调等多样化运动姿态，完美适配家庭狭窄过道、家具间隙、多障碍物密集等复杂通行场景。</w:t>
-      </w:r>
-    </w:p>
-    <w:p>
-      <w:pPr>
-        <w:spacing w:before="120" w:after="120" w:line="288" w:lineRule="auto"/>
-        <w:ind w:firstLineChars="200" w:firstLine="480"/>
-        <w:rPr>
-          <w:rFonts w:ascii="宋体" w:eastAsia="宋体" w:hAnsi="宋体"/>
-          <w:sz w:val="24"/>
-          <w:szCs w:val="28"/>
-        </w:rPr>
-      </w:pPr>
-      <w:r>
-        <w:rPr>
-          <w:rFonts w:ascii="宋体" w:eastAsia="宋体" w:hAnsi="宋体" w:cs="Arial"/>
-          <w:sz w:val="24"/>
-          <w:szCs w:val="28"/>
-        </w:rPr>
-        <w:t xml:space="preserve">4. </w:t>
-      </w:r>
-      <w:r>
-        <w:rPr>
-          <w:rFonts w:ascii="宋体" w:eastAsia="宋体" w:hAnsi="宋体" w:cs="Arial"/>
-          <w:b/>
-          <w:sz w:val="24"/>
-          <w:szCs w:val="28"/>
-        </w:rPr>
-        <w:t>喂食驱动机构</w:t>
-      </w:r>
-      <w:r>
-        <w:rPr>
-          <w:rFonts w:ascii="宋体" w:eastAsia="宋体" w:hAnsi="宋体" w:cs="Arial"/>
-          <w:sz w:val="24"/>
-          <w:szCs w:val="28"/>
-        </w:rPr>
-        <w:t>：搭载步进电机驱动的线性滑轨式隐藏喂食机构，步进电机具备定位精度高、运行平稳、启停无卡顿、无偏移的优势，可实现喂食动作的标准化、精准化执行。非工作状态下，喂食托盘完全收纳于机身内部，隐藏式结构不占用外部通行空间，同时具备防尘、防污、防宠物啃咬的特性；工作状态下，步进电机驱动滑轨平稳伸缩，精准完成零食投放、延时回收全流程动作，适配宠物进食节奏。托盘采用可拆卸卡扣式设计，便于日常清洁维护，杜绝食物残留滋生细菌，同时增设限位缓冲结构，避免机构伸缩撞击机身，提升设备结构耐用性与运行稳定性。</w:t>
-      </w:r>
-    </w:p>
-    <w:p>
-      <w:pPr>
-        <w:spacing w:before="120" w:after="120" w:line="288" w:lineRule="auto"/>
-        <w:ind w:firstLineChars="200" w:firstLine="480"/>
-        <w:rPr>
-          <w:rFonts w:ascii="宋体" w:eastAsia="宋体" w:hAnsi="宋体" w:cs="Arial"/>
-          <w:sz w:val="24"/>
-          <w:szCs w:val="28"/>
-        </w:rPr>
-      </w:pPr>
-      <w:r>
-        <w:rPr>
-          <w:rFonts w:ascii="宋体" w:eastAsia="宋体" w:hAnsi="宋体" w:cs="Arial"/>
-          <w:sz w:val="24"/>
-          <w:szCs w:val="28"/>
-        </w:rPr>
-        <w:t>模块核心运行逻辑：依托霍尔编码器实时转速反馈数据与优化增量式PID闭环智能算法，动态补偿不同居家地面材质带来的摩擦力误差与转速偏差，自适应修正设备运行轨迹，保障整机匀速平稳运行。同时可根据宠物运动状态、环境障碍分布，动态自适应调节设备运行速度、行进路径与转向角度，实现顺滑弧形绕行、柔性跟随陪护、定点精准悬停等精细化动作，彻底消除机械运动的生硬感与压迫感，有效规避宠物应激抵触问题，提升人宠设备交互体验。</w:t>
+          <w:rFonts w:ascii="宋体" w:eastAsia="宋体" w:hAnsi="宋体" w:cs="Arial" w:hint="eastAsia"/>
+          <w:sz w:val="24"/>
+          <w:szCs w:val="28"/>
+        </w:rPr>
+      </w:pPr>
+      <w:r>
+        <w:rPr>
+          <w:rFonts w:ascii="宋体" w:eastAsia="宋体" w:hAnsi="宋体" w:cs="Arial"/>
+          <w:sz w:val="24"/>
+          <w:szCs w:val="28"/>
+        </w:rPr>
+        <w:t>电机驱动部分选用TB6612专用驱动芯片，相较于行业常用的L298N驱动模块，该芯片导通内阻更小，工作发热量大幅降低，PWM调速响应速度更快，同时芯片内部集成过流、过热、电机堵转三重硬件保护机制，电机负载异常时可自动切断动力输出，避免后端电路与电机烧毁。主控通过输出不同占空比的PWM波形信号，实现电机0至</w:t>
+      </w:r>
+      <w:proofErr w:type="gramStart"/>
+      <w:r>
+        <w:rPr>
+          <w:rFonts w:ascii="宋体" w:eastAsia="宋体" w:hAnsi="宋体" w:cs="Arial"/>
+          <w:sz w:val="24"/>
+          <w:szCs w:val="28"/>
+        </w:rPr>
+        <w:t>全速无</w:t>
+      </w:r>
+      <w:proofErr w:type="gramEnd"/>
+      <w:r>
+        <w:rPr>
+          <w:rFonts w:ascii="宋体" w:eastAsia="宋体" w:hAnsi="宋体" w:cs="Arial"/>
+          <w:sz w:val="24"/>
+          <w:szCs w:val="28"/>
+        </w:rPr>
+        <w:t>级平滑调速，设备启停、转向全过程无生硬顿挫，弱化机械运动的工业刚性。机器人采用经典差分两轮驱动底盘，依靠左右两侧电机转速差值完成直行、转向、弧形绕行、原地微调等动作，行走轮采用防滑橡胶材质，</w:t>
+      </w:r>
+      <w:proofErr w:type="gramStart"/>
+      <w:r>
+        <w:rPr>
+          <w:rFonts w:ascii="宋体" w:eastAsia="宋体" w:hAnsi="宋体" w:cs="Arial"/>
+          <w:sz w:val="24"/>
+          <w:szCs w:val="28"/>
+        </w:rPr>
+        <w:t>提升轮面与</w:t>
+      </w:r>
+      <w:proofErr w:type="gramEnd"/>
+      <w:r>
+        <w:rPr>
+          <w:rFonts w:ascii="宋体" w:eastAsia="宋体" w:hAnsi="宋体" w:cs="Arial"/>
+          <w:sz w:val="24"/>
+          <w:szCs w:val="28"/>
+        </w:rPr>
+        <w:t>地面的摩擦力，减少打滑现象，适配居家狭窄过道、家具间隙等狭小通行空间。机身搭载隐藏式步进电机投喂机构，步进电机定位精度高、运行无抖动，非工作状态下投喂托盘完全收纳于机身内部，既能防止宠物啃咬损坏机械结构，也可隔绝灰尘与宠物毛发进入机构缝隙造成卡顿，可拆卸式托盘也便于日常清洁维护。运动控制模块电路与底盘轮系整体布局如下图7所示。</w:t>
       </w:r>
     </w:p>
     <w:p>
@@ -1003,7 +1002,7 @@
         </w:rPr>
         <w:lastRenderedPageBreak/>
         <w:drawing>
-          <wp:inline distT="0" distB="0" distL="0" distR="0" wp14:anchorId="63AEB0F9" wp14:editId="3FC824B6">
+          <wp:inline distT="0" distB="0" distL="0" distR="0" wp14:anchorId="31D90AEB" wp14:editId="6E84A8F1">
             <wp:extent cx="5269230" cy="2965450"/>
             <wp:effectExtent l="0" t="0" r="7620" b="6350"/>
             <wp:docPr id="729793847" name="图片 8"/>
@@ -1071,7 +1070,7 @@
           <w:szCs w:val="28"/>
         </w:rPr>
         <w:drawing>
-          <wp:inline distT="0" distB="0" distL="0" distR="0" wp14:anchorId="7C35354D" wp14:editId="204ACD5A">
+          <wp:inline distT="0" distB="0" distL="0" distR="0" wp14:anchorId="72522201" wp14:editId="53EF7553">
             <wp:extent cx="5273675" cy="1810385"/>
             <wp:effectExtent l="0" t="0" r="3175" b="0"/>
             <wp:docPr id="932862402" name="图片 1"/>
@@ -1111,7 +1110,7 @@
       <w:pPr>
         <w:spacing w:before="120" w:after="120" w:line="288" w:lineRule="auto"/>
         <w:rPr>
-          <w:rFonts w:ascii="宋体" w:eastAsia="宋体" w:hAnsi="宋体"/>
+          <w:rFonts w:ascii="宋体" w:eastAsia="宋体" w:hAnsi="宋体" w:cs="Arial"/>
           <w:b/>
           <w:bCs/>
           <w:color w:val="C00000"/>
@@ -1133,6 +1132,25 @@
     </w:p>
     <w:p>
       <w:pPr>
+        <w:spacing w:before="120" w:after="120" w:line="288" w:lineRule="auto"/>
+        <w:ind w:firstLineChars="200" w:firstLine="480"/>
+        <w:rPr>
+          <w:rFonts w:ascii="宋体" w:eastAsia="宋体" w:hAnsi="宋体" w:hint="eastAsia"/>
+          <w:sz w:val="24"/>
+          <w:szCs w:val="28"/>
+        </w:rPr>
+      </w:pPr>
+      <w:r>
+        <w:rPr>
+          <w:rFonts w:ascii="宋体" w:eastAsia="宋体" w:hAnsi="宋体"/>
+          <w:sz w:val="24"/>
+          <w:szCs w:val="28"/>
+        </w:rPr>
+        <w:t>整机实际运行过程中，主控持续接收编码器实时转速反馈数据，动态修正电机PWM输出参数，搭配弧形柔性避障路径规划逻辑，机器人遇到障碍物时采用平缓绕行方案，而非紧急刹车避让，整体运动节奏贴合宠物自然移动速度，降低机械运行带来的压迫感，进一步提升人、宠、设备三者的交互体验。</w:t>
+      </w:r>
+    </w:p>
+    <w:p>
+      <w:pPr>
         <w:spacing w:before="300" w:after="120" w:line="288" w:lineRule="auto"/>
         <w:outlineLvl w:val="2"/>
         <w:rPr>
@@ -1141,6 +1159,7 @@
           <w:szCs w:val="26"/>
         </w:rPr>
       </w:pPr>
+      <w:bookmarkStart w:id="7" w:name="_Toc232666116"/>
       <w:r>
         <w:rPr>
           <w:rFonts w:ascii="微软雅黑" w:eastAsia="微软雅黑" w:hAnsi="微软雅黑" w:cs="微软雅黑" w:hint="eastAsia"/>
@@ -1150,6 +1169,7 @@
         </w:rPr>
         <w:t>3.2.4 无线通信模块设计</w:t>
       </w:r>
+      <w:bookmarkEnd w:id="7"/>
     </w:p>
     <w:p>
       <w:pPr>
@@ -1163,11 +1183,56 @@
       </w:pPr>
       <w:r>
         <w:rPr>
-          <w:rFonts w:ascii="宋体" w:eastAsia="宋体" w:hAnsi="宋体" w:cs="Arial"/>
-          <w:sz w:val="24"/>
-          <w:szCs w:val="28"/>
-        </w:rPr>
-        <w:t>本系统无线通信模块选用ESP8266高性能双模通信模组，集成2.4G Wi-Fi局域网联网与BLE蓝牙近场通信双重工作模式，是衔接机器人本体与移动端APP、实现双向数据交互、远程智能管控、实时状态同步的核心通信枢纽。模块专为民用智能设备低功耗、高稳定、低延迟通信场景设计，适配家庭主流无线网络环境，具备传输延迟低、联网稳定性强、抗干扰能力优异、长时间联网不掉线、功耗可控的核心优势，可全方位满足居家宠物远程可视化监控、实时指令交互、数据同步留存的通信需求。</w:t>
+          <w:rFonts w:ascii="宋体" w:eastAsia="宋体" w:hAnsi="宋体"/>
+          <w:sz w:val="24"/>
+          <w:szCs w:val="28"/>
+        </w:rPr>
+        <w:t xml:space="preserve">本次无线通信模块选用ESP8266双模通信模组，同时支持2.4G </w:t>
+      </w:r>
+      <w:proofErr w:type="spellStart"/>
+      <w:r>
+        <w:rPr>
+          <w:rFonts w:ascii="宋体" w:eastAsia="宋体" w:hAnsi="宋体"/>
+          <w:sz w:val="24"/>
+          <w:szCs w:val="28"/>
+        </w:rPr>
+        <w:t>WiFi</w:t>
+      </w:r>
+      <w:proofErr w:type="spellEnd"/>
+      <w:r>
+        <w:rPr>
+          <w:rFonts w:ascii="宋体" w:eastAsia="宋体" w:hAnsi="宋体"/>
+          <w:sz w:val="24"/>
+          <w:szCs w:val="28"/>
+        </w:rPr>
+        <w:t>局域网通信与BLE</w:t>
+      </w:r>
+      <w:proofErr w:type="gramStart"/>
+      <w:r>
+        <w:rPr>
+          <w:rFonts w:ascii="宋体" w:eastAsia="宋体" w:hAnsi="宋体"/>
+          <w:sz w:val="24"/>
+          <w:szCs w:val="28"/>
+        </w:rPr>
+        <w:t>蓝牙近场</w:t>
+      </w:r>
+      <w:proofErr w:type="gramEnd"/>
+      <w:r>
+        <w:rPr>
+          <w:rFonts w:ascii="宋体" w:eastAsia="宋体" w:hAnsi="宋体"/>
+          <w:sz w:val="24"/>
+          <w:szCs w:val="28"/>
+        </w:rPr>
+        <w:t>通信两种工作模式，兼顾移动端远程无线管控与实验室现场近距离调试两种使用场景，是连接机器人下位机与手机APP上位机、实现双向数据交互的核心通信枢纽。模块专为民用智能物联网设备设计，具备传输延迟低、联网稳定性强、长时间联网不掉线、运行功耗可控的优势，适配家庭</w:t>
+      </w:r>
+      <w:r>
+        <w:rPr>
+          <w:rFonts w:ascii="宋体" w:eastAsia="宋体" w:hAnsi="宋体"/>
+          <w:sz w:val="24"/>
+          <w:szCs w:val="28"/>
+        </w:rPr>
+        <w:lastRenderedPageBreak/>
+        <w:t>日常无线网络环境，可满足远程视频监控、双向语音对讲、远程指令下发等交互需求。模块通过高速UART串行接口与主控芯片完成硬件握手通信，整机统一串口波特率与通信协议，保障双向数据传输时序同步，避免数据丢包、指令错乱等通信问题。</w:t>
       </w:r>
     </w:p>
     <w:p>
@@ -1175,46 +1240,36 @@
         <w:spacing w:before="120" w:after="120" w:line="288" w:lineRule="auto"/>
         <w:ind w:firstLineChars="200" w:firstLine="480"/>
         <w:rPr>
-          <w:rFonts w:ascii="宋体" w:eastAsia="宋体" w:hAnsi="宋体"/>
-          <w:sz w:val="24"/>
-          <w:szCs w:val="28"/>
-        </w:rPr>
-      </w:pPr>
-      <w:r>
-        <w:rPr>
-          <w:rFonts w:ascii="宋体" w:eastAsia="宋体" w:hAnsi="宋体" w:cs="Arial"/>
-          <w:sz w:val="24"/>
-          <w:szCs w:val="28"/>
-        </w:rPr>
-        <w:t>模块通过高速UART串行接口与STM32主控芯片实现硬件握手通信，精准匹配串口波特率与数据传输协议，保障双向数据传输同步有序、无丢包、无错</w:t>
-      </w:r>
-      <w:r>
-        <w:rPr>
-          <w:rFonts w:ascii="宋体" w:eastAsia="宋体" w:hAnsi="宋体" w:cs="Arial"/>
-          <w:sz w:val="24"/>
-          <w:szCs w:val="28"/>
-        </w:rPr>
-        <w:lastRenderedPageBreak/>
-        <w:t>乱、无滞后。为解决家用网络波动、信号干扰、路由拥堵、瞬时断连等复杂工况问题，底层自主植入四大智能容错通信机制：定时心跳包检测机制，实时监测设备联网状态，异常断连后自动触发重连逻辑；离线数据缓存机制，网络波动期间自动缓存设备运行数据与未执行指令，网络恢复后自动补传续行；轻量化数据加密机制，规避数据传输干扰与信息泄露风险；指令校验纠错机制，剔除错乱、重复、失效指令，保障交互精准性。多重容错机制协同作用，彻底解决传统智能设备通信断连、数据丢失、指令失效、画面卡顿等行业痛点。</w:t>
-      </w:r>
-    </w:p>
-    <w:p>
-      <w:pPr>
-        <w:spacing w:before="120" w:after="120" w:line="288" w:lineRule="auto"/>
-        <w:ind w:firstLineChars="200" w:firstLine="480"/>
-        <w:rPr>
-          <w:rFonts w:ascii="宋体" w:eastAsia="宋体" w:hAnsi="宋体"/>
-          <w:sz w:val="24"/>
-          <w:szCs w:val="28"/>
-        </w:rPr>
-      </w:pPr>
-      <w:r>
-        <w:rPr>
-          <w:rFonts w:ascii="宋体" w:eastAsia="宋体" w:hAnsi="宋体" w:cs="Arial"/>
-          <w:sz w:val="24"/>
-          <w:szCs w:val="28"/>
-        </w:rPr>
-        <w:t>经多场景实测优化，本模块整机指令交互延迟稳定控制在200ms以内，远程视频传输画面清晰流畅，无卡顿、无花屏、无画面撕裂、无拖影；远程指令下发与设备执行精准同步，无感知延迟。同时支持7×24小时长时间不间断联网、高频次多类型指令并行交互，可稳定支撑用户远程视频监控、双向语音对讲、趣味逗宠互动、精准投喂管控、设备参数自定义等全功能运行，全方位提升设备智能化交互体验与民用实用性。</w:t>
+          <w:rFonts w:ascii="宋体" w:eastAsia="宋体" w:hAnsi="宋体" w:hint="eastAsia"/>
+          <w:sz w:val="24"/>
+          <w:szCs w:val="28"/>
+        </w:rPr>
+      </w:pPr>
+      <w:r>
+        <w:rPr>
+          <w:rFonts w:ascii="宋体" w:eastAsia="宋体" w:hAnsi="宋体"/>
+          <w:sz w:val="24"/>
+          <w:szCs w:val="28"/>
+        </w:rPr>
+        <w:t>家用无线网络普遍存在路由信号波动、隔墙信号衰减、瞬时网络断连等客观问题，这类网络干扰极易造成移动机器人远程指令失效、视频画面卡顿、运行数据丢失等故障。针对上述网络痛点，本次在通信底层程序中加入多重容错防护机制，包含定时心跳包链路检测、断网自动重连、离线运行数据缓存、通信指令多重</w:t>
+      </w:r>
+      <w:proofErr w:type="gramStart"/>
+      <w:r>
+        <w:rPr>
+          <w:rFonts w:ascii="宋体" w:eastAsia="宋体" w:hAnsi="宋体"/>
+          <w:sz w:val="24"/>
+          <w:szCs w:val="28"/>
+        </w:rPr>
+        <w:t>校验四</w:t>
+      </w:r>
+      <w:proofErr w:type="gramEnd"/>
+      <w:r>
+        <w:rPr>
+          <w:rFonts w:ascii="宋体" w:eastAsia="宋体" w:hAnsi="宋体"/>
+          <w:sz w:val="24"/>
+          <w:szCs w:val="28"/>
+        </w:rPr>
+        <w:t>大策略。网络短暂波动断开时，模块自动缓存设备实时运行数据与未执行指令，网络恢复后自动补发缓存数据；同时对每一条远程指令进行格式校验，自动过滤传输过程中错乱、重复、缺失字段的无效指令，避免设备误动作。经过多轮居家实景测试，整套通信链路平均指令交互延迟稳定控制在200ms以内，远程视频画面传输流畅无拖影，可稳定支撑全部远程交互功能，满足日常宠物远程看护的实时性要求。</w:t>
       </w:r>
     </w:p>
     <w:p>
@@ -1227,6 +1282,7 @@
           <w:szCs w:val="26"/>
         </w:rPr>
       </w:pPr>
+      <w:bookmarkStart w:id="8" w:name="_Toc232666117"/>
       <w:r>
         <w:rPr>
           <w:rFonts w:ascii="微软雅黑" w:eastAsia="微软雅黑" w:hAnsi="微软雅黑" w:cs="微软雅黑" w:hint="eastAsia"/>
@@ -1236,6 +1292,7 @@
         </w:rPr>
         <w:t>3.2.5 声光交互模块与电源管理模块设计</w:t>
       </w:r>
+      <w:bookmarkEnd w:id="8"/>
     </w:p>
     <w:p>
       <w:pPr>
@@ -1292,7 +1349,43 @@
           <w:sz w:val="24"/>
           <w:szCs w:val="28"/>
         </w:rPr>
-        <w:t>LED环形灯带采用内嵌式安装设计，光线柔和无刺眼高光、无高频频闪，通过差异化灯光颜色、呼吸渐变频率、阶梯式闪烁模式，精准映射设备不同运行工况：绿色常亮对应设备正常自主跟随运行，蓝色缓慢呼吸闪烁对应低功耗待机状态，橙色渐变灯光对应喂食、逗宠互动功能执行，红色高频闪烁对应低电量、硬件异常等故障状态，状态标识清晰直观、辨识度高。高清音频扬声器支持分级音量调节，可播放轻柔安抚背景音乐、宠物趣味互动音效、低频故障预警提示音，既可以通过柔性音效互动舒缓宠物独处焦虑情绪、提升宠物活跃度，实现人性化陪伴；又可通过分级声光告警及时提示用户设备故障隐患，便于及时排查维护。</w:t>
+        <w:t>LED环形灯</w:t>
+      </w:r>
+      <w:proofErr w:type="gramStart"/>
+      <w:r>
+        <w:rPr>
+          <w:rFonts w:ascii="宋体" w:eastAsia="宋体" w:hAnsi="宋体" w:cs="Arial"/>
+          <w:sz w:val="24"/>
+          <w:szCs w:val="28"/>
+        </w:rPr>
+        <w:t>带采</w:t>
+      </w:r>
+      <w:proofErr w:type="gramEnd"/>
+      <w:r>
+        <w:rPr>
+          <w:rFonts w:ascii="宋体" w:eastAsia="宋体" w:hAnsi="宋体" w:cs="Arial"/>
+          <w:sz w:val="24"/>
+          <w:szCs w:val="28"/>
+        </w:rPr>
+        <w:t>用内嵌式安装设计，光线柔和无刺眼高光、无高频频闪，通过差异化灯光颜色、呼吸渐变频率、阶梯式闪烁模式，精准映射设备不同运行工况：绿色常亮对应设备正常自主跟随运行，蓝色缓慢呼吸闪烁对应低功耗待机状态，橙色渐变灯光对应喂食、逗宠互动功能执行，红色高频闪烁</w:t>
+      </w:r>
+      <w:proofErr w:type="gramStart"/>
+      <w:r>
+        <w:rPr>
+          <w:rFonts w:ascii="宋体" w:eastAsia="宋体" w:hAnsi="宋体" w:cs="Arial"/>
+          <w:sz w:val="24"/>
+          <w:szCs w:val="28"/>
+        </w:rPr>
+        <w:t>对应低</w:t>
+      </w:r>
+      <w:proofErr w:type="gramEnd"/>
+      <w:r>
+        <w:rPr>
+          <w:rFonts w:ascii="宋体" w:eastAsia="宋体" w:hAnsi="宋体" w:cs="Arial"/>
+          <w:sz w:val="24"/>
+          <w:szCs w:val="28"/>
+        </w:rPr>
+        <w:t>电量、硬件异常等故障状态，状态标识清晰直观、辨识度高。高清音频扬声器支持分级音量调节，可播放轻柔安抚背景音乐、宠物趣味互动音效、低频故障预警提示音，既可以通过柔性音效互动舒缓宠物独处焦虑情绪、提升宠物活跃度，实现人性化陪伴；又可通过分级声光告警及时提示用户设备故障隐患，便于及时排查维护。</w:t>
       </w:r>
     </w:p>
     <w:p>
@@ -1332,7 +1425,25 @@
           <w:szCs w:val="28"/>
         </w:rPr>
         <w:lastRenderedPageBreak/>
-        <w:t>电源管理模块是整机长效安全、稳定运行的电力保障核心，其稳压精度、续航能力、安全防护等级、功耗管控水平直接决定设备运行可靠性与使用寿命。本模块采用大容量18650锂电池组作为储能单元，搭配TP4057智能充电管理模块与AMS1117高效率LDO稳压降压模块，构建“智能充电+精准稳压+多级防护+低功耗管控”的一体化电力供给体系，全方位保障设备供电稳定、安全、长效。</w:t>
+        <w:t>电源管理模块是整机长效安全、稳定运行的电力保障核心，其稳压精度、续航能力、安全防护等级、</w:t>
+      </w:r>
+      <w:proofErr w:type="gramStart"/>
+      <w:r>
+        <w:rPr>
+          <w:rFonts w:ascii="宋体" w:eastAsia="宋体" w:hAnsi="宋体" w:cs="Arial"/>
+          <w:sz w:val="24"/>
+          <w:szCs w:val="28"/>
+        </w:rPr>
+        <w:t>功耗管</w:t>
+      </w:r>
+      <w:proofErr w:type="gramEnd"/>
+      <w:r>
+        <w:rPr>
+          <w:rFonts w:ascii="宋体" w:eastAsia="宋体" w:hAnsi="宋体" w:cs="Arial"/>
+          <w:sz w:val="24"/>
+          <w:szCs w:val="28"/>
+        </w:rPr>
+        <w:t>控水平直接决定设备运行可靠性与使用寿命。本模块采用大容量18650锂电池组作为储能单元，搭配TP4057智能充电管理模块与AMS1117高效率LDO稳压降压模块，构建“智能充电+精准稳压+多级防护+低功耗管控”的一体化电力供给体系，全方位保障设备供电稳定、安全、长效。</w:t>
       </w:r>
     </w:p>
     <w:p>
@@ -1351,7 +1462,43 @@
           <w:sz w:val="24"/>
           <w:szCs w:val="28"/>
         </w:rPr>
-        <w:t>模块可将锂电池输出电压精准转换为3.3V、5V等各硬件模块所需的标准工作电压，电压输出纹波小、稳压精度高、无电压漂移，可有效规避电压波动引发的传感器数据失真、电机转速不稳、通信断连、硬件工作异常等问题。系统内置过充、过放、过流、短路、过热五重硬件安全保护机制，可有效延长锂电池循环使用寿命，杜绝充电起火、电路短路、硬件烧毁、电池过放损坏等用电安全隐患，保障设备全天候安全稳定运行。同时搭载智能动态功耗管控逻辑，设备闲置待机时自动关闭高功耗外设，仅保留基础感知与通信待机功能，通过红外感知触发设备唤醒机制，单次满电可连续稳定运行2小时以上，完全覆盖宠物日间独处陪伴的核心场景需求。</w:t>
+        <w:t>模块可将锂电池输出电压精准转换为3.3V、5V等各硬件模块所需的标准工作电压，电压输出纹波小、稳压精度高、无电压漂移，可有效规避电压波动引发的传感器数据失真、电机转速不稳、通信断连、硬件工作异常等问题。系统内置过充、过放、过流、短路、过热五重硬件安全保护机制，可有效延长锂电池循环使用寿命，杜绝充电起火、电路短路、硬件烧毁、电池过放损坏等用电安全隐患，保障设备全天候安全稳定运行。同时搭载智能动态</w:t>
+      </w:r>
+      <w:proofErr w:type="gramStart"/>
+      <w:r>
+        <w:rPr>
+          <w:rFonts w:ascii="宋体" w:eastAsia="宋体" w:hAnsi="宋体" w:cs="Arial"/>
+          <w:sz w:val="24"/>
+          <w:szCs w:val="28"/>
+        </w:rPr>
+        <w:t>功耗管</w:t>
+      </w:r>
+      <w:proofErr w:type="gramEnd"/>
+      <w:r>
+        <w:rPr>
+          <w:rFonts w:ascii="宋体" w:eastAsia="宋体" w:hAnsi="宋体" w:cs="Arial"/>
+          <w:sz w:val="24"/>
+          <w:szCs w:val="28"/>
+        </w:rPr>
+        <w:t>控逻辑，设备闲置待机时自动关闭高功耗外设，仅保留基础感知与通信待机功能，通过红外感知触发设备唤醒机制，单</w:t>
+      </w:r>
+      <w:proofErr w:type="gramStart"/>
+      <w:r>
+        <w:rPr>
+          <w:rFonts w:ascii="宋体" w:eastAsia="宋体" w:hAnsi="宋体" w:cs="Arial"/>
+          <w:sz w:val="24"/>
+          <w:szCs w:val="28"/>
+        </w:rPr>
+        <w:t>次满电可</w:t>
+      </w:r>
+      <w:proofErr w:type="gramEnd"/>
+      <w:r>
+        <w:rPr>
+          <w:rFonts w:ascii="宋体" w:eastAsia="宋体" w:hAnsi="宋体" w:cs="Arial"/>
+          <w:sz w:val="24"/>
+          <w:szCs w:val="28"/>
+        </w:rPr>
+        <w:t>连续稳定运行2小时以上，完全覆盖宠物日间独处陪伴的核心场景需求。</w:t>
       </w:r>
     </w:p>
     <w:p>
@@ -1372,7 +1519,7 @@
           <w:szCs w:val="28"/>
         </w:rPr>
         <w:drawing>
-          <wp:inline distT="0" distB="0" distL="0" distR="0" wp14:anchorId="70B4AB44" wp14:editId="5E1B4B09">
+          <wp:inline distT="0" distB="0" distL="0" distR="0" wp14:anchorId="2474DFD3" wp14:editId="32BB5FFE">
             <wp:extent cx="5269230" cy="2965450"/>
             <wp:effectExtent l="0" t="0" r="7620" b="6350"/>
             <wp:docPr id="1092672547" name="图片 9"/>
@@ -1456,6 +1603,7 @@
           <w:szCs w:val="28"/>
         </w:rPr>
       </w:pPr>
+      <w:bookmarkStart w:id="9" w:name="_Toc232666118"/>
       <w:r>
         <w:rPr>
           <w:rFonts w:ascii="微软雅黑" w:eastAsia="微软雅黑" w:hAnsi="微软雅黑" w:cs="微软雅黑" w:hint="eastAsia"/>
@@ -1465,6 +1613,7 @@
         </w:rPr>
         <w:t>3.3 硬件设计调试思路</w:t>
       </w:r>
+      <w:bookmarkEnd w:id="9"/>
     </w:p>
     <w:p>
       <w:pPr>
@@ -1478,57 +1627,38 @@
       </w:pPr>
       <w:r>
         <w:rPr>
-          <w:rFonts w:ascii="宋体" w:eastAsia="宋体" w:hAnsi="宋体" w:cs="Arial"/>
-          <w:sz w:val="24"/>
-          <w:szCs w:val="28"/>
-        </w:rPr>
-        <w:t>为保障整机硬件系统功能完整性、运行稳定性与场景适配性，本项目采用</w:t>
-      </w:r>
-      <w:r>
-        <w:rPr>
-          <w:rFonts w:ascii="宋体" w:eastAsia="宋体" w:hAnsi="宋体" w:cs="Arial"/>
-          <w:b/>
-          <w:sz w:val="24"/>
-          <w:szCs w:val="28"/>
-        </w:rPr>
-        <w:t>单模块独立精准调试→整机集成协同联调→多场景适配迭代优化</w:t>
-      </w:r>
-      <w:r>
-        <w:rPr>
-          <w:rFonts w:ascii="宋体" w:eastAsia="宋体" w:hAnsi="宋体" w:cs="Arial"/>
-          <w:sz w:val="24"/>
-          <w:szCs w:val="28"/>
-        </w:rPr>
-        <w:t>的三级递进式标准化工程调试体系。遵循从局部到整体、从基础功能到复杂工况、从静态调</w:t>
-      </w:r>
-      <w:r>
-        <w:rPr>
-          <w:rFonts w:ascii="宋体" w:eastAsia="宋体" w:hAnsi="宋体" w:cs="Arial"/>
+          <w:rFonts w:ascii="宋体" w:eastAsia="宋体" w:hAnsi="宋体"/>
+          <w:sz w:val="24"/>
+          <w:szCs w:val="28"/>
+        </w:rPr>
+        <w:t>为保障整机硬件功能完整、运行稳定且贴合居家真实使用工况，本次硬件调试遵循嵌入式设备由局部到整体、由静态到动态的通用调试逻辑，采用单模</w:t>
+      </w:r>
+      <w:proofErr w:type="gramStart"/>
+      <w:r>
+        <w:rPr>
+          <w:rFonts w:ascii="宋体" w:eastAsia="宋体" w:hAnsi="宋体"/>
+          <w:sz w:val="24"/>
+          <w:szCs w:val="28"/>
+        </w:rPr>
+        <w:t>块独立</w:t>
+      </w:r>
+      <w:proofErr w:type="gramEnd"/>
+      <w:r>
+        <w:rPr>
+          <w:rFonts w:ascii="宋体" w:eastAsia="宋体" w:hAnsi="宋体"/>
+          <w:sz w:val="24"/>
+          <w:szCs w:val="28"/>
+        </w:rPr>
+        <w:t>精准调试、整机集成协同联调、多场景实景优化迭代三级递进式调试流</w:t>
+      </w:r>
+      <w:r>
+        <w:rPr>
+          <w:rFonts w:ascii="宋体" w:eastAsia="宋体" w:hAnsi="宋体"/>
           <w:sz w:val="24"/>
           <w:szCs w:val="28"/>
         </w:rPr>
         <w:lastRenderedPageBreak/>
-        <w:t>试到动态实测的调试逻辑，逐层排查硬件故障、精准校准运行参数、迭代优化硬件适配性能，修正结构与电路偏差，确保整机硬件指标完全符合预设设计标准，全面适配家庭居家复杂应用场景，满足科创竞赛工程化展示与民用落地双重需求。</w:t>
-      </w:r>
-    </w:p>
-    <w:p>
-      <w:pPr>
-        <w:spacing w:before="300" w:after="120" w:line="288" w:lineRule="auto"/>
-        <w:outlineLvl w:val="2"/>
-        <w:rPr>
-          <w:rFonts w:ascii="微软雅黑" w:eastAsia="微软雅黑" w:hAnsi="微软雅黑" w:cs="微软雅黑"/>
-          <w:sz w:val="26"/>
-          <w:szCs w:val="26"/>
-        </w:rPr>
-      </w:pPr>
-      <w:r>
-        <w:rPr>
-          <w:rFonts w:ascii="微软雅黑" w:eastAsia="微软雅黑" w:hAnsi="微软雅黑" w:cs="微软雅黑" w:hint="eastAsia"/>
-          <w:b/>
-          <w:sz w:val="26"/>
-          <w:szCs w:val="26"/>
-        </w:rPr>
-        <w:t>3.3.1 单元独立调试</w:t>
+        <w:t>程，逐层排查硬件电路故障、校准运行参数、优化整机装配结构，保证硬件系统与上层控制程序完全适配，同时满足毕业设计答辩展示与居家实际使用双重要求。</w:t>
       </w:r>
     </w:p>
     <w:p>
@@ -1543,11 +1673,65 @@
       </w:pPr>
       <w:r>
         <w:rPr>
-          <w:rFonts w:ascii="宋体" w:eastAsia="宋体" w:hAnsi="宋体" w:cs="Arial"/>
-          <w:sz w:val="24"/>
-          <w:szCs w:val="28"/>
-        </w:rPr>
-        <w:t>在整机集成装配、程序移植烧录与系统联调之前，对所有独立硬件模块开展单模块上电调试、功能校验与参数校准，从源头规避整机集成后的复合型故障，降低后期系统调试难度。单模块调试聚焦硬件基础功能完整性、运行参数精准度、长期工作稳定性与接口适配兼容性，逐一排查焊接故障、线路接错、元器件损坏、参数偏差、接口不匹配等基础问题，为整机集成运行奠定坚实基础。</w:t>
+          <w:rFonts w:ascii="宋体" w:eastAsia="宋体" w:hAnsi="宋体"/>
+          <w:sz w:val="24"/>
+          <w:szCs w:val="28"/>
+        </w:rPr>
+        <w:t>开展整机联合调试之前，首先对每一个独立硬件模块进行单独上电调试，隔绝其他模块的信号干扰与供电影响，精准定位单一模块自身存在的硬件故障。主控模块调试重点检测芯片上电启动稳定性、程序烧录下载、多路外设接口通信效果，长时间通电监测芯片是否存在无故死机、自动重启等隐性稳定性问题；感知模块分别在强光、暗光、近距离、远距离不同工况下校准传感器检测精度，通过软件滤波算法消除环境噪声带来的数据误差；运动模块重点调试电机调速响应、转向动作与编码器转速反馈精度，反复优化PID控制基础参数，解决电机运行卡顿、行走轨迹跑偏等问题；无线通信模块开展72小时不间断联网压力测试，验证</w:t>
+      </w:r>
+      <w:proofErr w:type="gramStart"/>
+      <w:r>
+        <w:rPr>
+          <w:rFonts w:ascii="宋体" w:eastAsia="宋体" w:hAnsi="宋体"/>
+          <w:sz w:val="24"/>
+          <w:szCs w:val="28"/>
+        </w:rPr>
+        <w:t>断网重连</w:t>
+      </w:r>
+      <w:proofErr w:type="gramEnd"/>
+      <w:r>
+        <w:rPr>
+          <w:rFonts w:ascii="宋体" w:eastAsia="宋体" w:hAnsi="宋体"/>
+          <w:sz w:val="24"/>
+          <w:szCs w:val="28"/>
+        </w:rPr>
+        <w:t>、离线数据缓存等容错功能的实际效果；声光</w:t>
+      </w:r>
+      <w:proofErr w:type="gramStart"/>
+      <w:r>
+        <w:rPr>
+          <w:rFonts w:ascii="宋体" w:eastAsia="宋体" w:hAnsi="宋体"/>
+          <w:sz w:val="24"/>
+          <w:szCs w:val="28"/>
+        </w:rPr>
+        <w:t>交互与</w:t>
+      </w:r>
+      <w:proofErr w:type="gramEnd"/>
+      <w:r>
+        <w:rPr>
+          <w:rFonts w:ascii="宋体" w:eastAsia="宋体" w:hAnsi="宋体"/>
+          <w:sz w:val="24"/>
+          <w:szCs w:val="28"/>
+        </w:rPr>
+        <w:t>电源模块分别校验声光状态切换同步性、电压输出稳定性，提前解决所有单模</w:t>
+      </w:r>
+      <w:proofErr w:type="gramStart"/>
+      <w:r>
+        <w:rPr>
+          <w:rFonts w:ascii="宋体" w:eastAsia="宋体" w:hAnsi="宋体"/>
+          <w:sz w:val="24"/>
+          <w:szCs w:val="28"/>
+        </w:rPr>
+        <w:t>块基础</w:t>
+      </w:r>
+      <w:proofErr w:type="gramEnd"/>
+      <w:r>
+        <w:rPr>
+          <w:rFonts w:ascii="宋体" w:eastAsia="宋体" w:hAnsi="宋体"/>
+          <w:sz w:val="24"/>
+          <w:szCs w:val="28"/>
+        </w:rPr>
+        <w:t>硬件故障，降低后续整机联调的故障排查难度。</w:t>
       </w:r>
     </w:p>
     <w:p>
@@ -1562,28 +1746,11 @@
       </w:pPr>
       <w:r>
         <w:rPr>
-          <w:rFonts w:ascii="宋体" w:eastAsia="宋体" w:hAnsi="宋体" w:cs="Arial"/>
-          <w:sz w:val="24"/>
-          <w:szCs w:val="28"/>
-        </w:rPr>
-        <w:t xml:space="preserve">1. </w:t>
-      </w:r>
-      <w:r>
-        <w:rPr>
-          <w:rFonts w:ascii="宋体" w:eastAsia="宋体" w:hAnsi="宋体" w:cs="Arial"/>
-          <w:b/>
-          <w:sz w:val="24"/>
-          <w:szCs w:val="28"/>
-        </w:rPr>
-        <w:t>主控模块调试</w:t>
-      </w:r>
-      <w:r>
-        <w:rPr>
-          <w:rFonts w:ascii="宋体" w:eastAsia="宋体" w:hAnsi="宋体" w:cs="Arial"/>
-          <w:sz w:val="24"/>
-          <w:szCs w:val="28"/>
-        </w:rPr>
-        <w:t>：重点验证芯片上电启动稳定性、程序烧录兼容性、外设接口通信可靠性、晶振时钟精准度、硬件复位有效性等核心基础功能。长时间通电监测主控运行状态，排查芯片死机、自动重启、外设适配失效、时序紊乱等隐性故障，校准系统运行时钟与任务调度参数，保障主控核心长效稳定工作。</w:t>
+          <w:rFonts w:ascii="宋体" w:eastAsia="宋体" w:hAnsi="宋体"/>
+          <w:sz w:val="24"/>
+          <w:szCs w:val="28"/>
+        </w:rPr>
+        <w:t>完成所有硬件模块单独调试与故障修复后，进行整机线路对接、机身结构固定与防震防护装配，随后开展整机集成协同调试。该阶段核心测试多模块并行工作时的联动协同效果，完整核验传感器数据采集、控制算法运算、电机动作执行、远程指令交互整套运行链路的通畅性，重点排查电机运行产生的电磁干扰影响传感数据、多串口同时通信出现数据拥堵等整机联动独有的复合型故障。同时搭建复刻居家真实环境的测试场地，模拟室内暗光、杂物遮挡、凹凸地面、狭窄通道等工况开展动态行走实测，根据设备实际运行表现微调传感器安装角度、避障距离阈值、电机调速参数，进一步提升设备对居家复杂场景的适配能力。</w:t>
       </w:r>
     </w:p>
     <w:p>
@@ -1598,1544 +1765,12 @@
       </w:pPr>
       <w:r>
         <w:rPr>
-          <w:rFonts w:ascii="宋体" w:eastAsia="宋体" w:hAnsi="宋体" w:cs="Arial"/>
-          <w:sz w:val="24"/>
-          <w:szCs w:val="28"/>
-        </w:rPr>
-        <w:t xml:space="preserve">2. </w:t>
-      </w:r>
-      <w:r>
-        <w:rPr>
-          <w:rFonts w:ascii="宋体" w:eastAsia="宋体" w:hAnsi="宋体" w:cs="Arial"/>
-          <w:b/>
-          <w:sz w:val="24"/>
-          <w:szCs w:val="28"/>
-        </w:rPr>
-        <w:t>感知模块调试</w:t>
-      </w:r>
-      <w:r>
-        <w:rPr>
-          <w:rFonts w:ascii="宋体" w:eastAsia="宋体" w:hAnsi="宋体" w:cs="Arial"/>
-          <w:sz w:val="24"/>
-          <w:szCs w:val="28"/>
-        </w:rPr>
-        <w:t>：分别独立完成视觉、超声波、红外传感器的功能调试，重点测试视觉模块不同光照环境下的识别准确率、目标跟踪稳定性，校准超声波测距精度与红外近距离检测阈值。通过软件多级滤波算法过滤环境噪声数据，修正检测误差，消除感知盲区，优化传感器采集频率与数据响应速度，保障多场景感知精准稳定。</w:t>
-      </w:r>
-    </w:p>
-    <w:p>
-      <w:pPr>
-        <w:spacing w:before="120" w:after="120" w:line="288" w:lineRule="auto"/>
-        <w:ind w:firstLineChars="200" w:firstLine="480"/>
-        <w:rPr>
-          <w:rFonts w:ascii="宋体" w:eastAsia="宋体" w:hAnsi="宋体"/>
-          <w:sz w:val="24"/>
-          <w:szCs w:val="28"/>
-        </w:rPr>
-      </w:pPr>
-      <w:r>
-        <w:rPr>
-          <w:rFonts w:ascii="宋体" w:eastAsia="宋体" w:hAnsi="宋体" w:cs="Arial"/>
-          <w:sz w:val="24"/>
-          <w:szCs w:val="28"/>
-        </w:rPr>
-        <w:t xml:space="preserve">3. </w:t>
-      </w:r>
-      <w:r>
-        <w:rPr>
-          <w:rFonts w:ascii="宋体" w:eastAsia="宋体" w:hAnsi="宋体" w:cs="Arial"/>
-          <w:b/>
-          <w:sz w:val="24"/>
-          <w:szCs w:val="28"/>
-        </w:rPr>
-        <w:t>运动模块调试</w:t>
-      </w:r>
-      <w:r>
-        <w:rPr>
-          <w:rFonts w:ascii="宋体" w:eastAsia="宋体" w:hAnsi="宋体" w:cs="Arial"/>
-          <w:sz w:val="24"/>
-          <w:szCs w:val="28"/>
-        </w:rPr>
-        <w:t>：测试电机正反转、无级调速、柔性启停、弧形转向等基础运动功能，验证驱动模块多重硬件保护机制的触发有效性。精准校准霍尔编码器转速反馈参数、电机调速系数与PID基础参数，优化底盘运动平顺性，彻底解决设备运行打滑、卡顿、转速偏移、轨迹跑偏等问题，保障运动执行精准可控。</w:t>
-      </w:r>
-    </w:p>
-    <w:p>
-      <w:pPr>
-        <w:spacing w:before="120" w:after="120" w:line="288" w:lineRule="auto"/>
-        <w:ind w:firstLineChars="200" w:firstLine="480"/>
-        <w:rPr>
-          <w:rFonts w:ascii="宋体" w:eastAsia="宋体" w:hAnsi="宋体"/>
-          <w:sz w:val="24"/>
-          <w:szCs w:val="28"/>
-        </w:rPr>
-      </w:pPr>
-      <w:r>
-        <w:rPr>
-          <w:rFonts w:ascii="宋体" w:eastAsia="宋体" w:hAnsi="宋体" w:cs="Arial"/>
-          <w:sz w:val="24"/>
-          <w:szCs w:val="28"/>
-        </w:rPr>
-        <w:t xml:space="preserve">4. </w:t>
-      </w:r>
-      <w:r>
-        <w:rPr>
-          <w:rFonts w:ascii="宋体" w:eastAsia="宋体" w:hAnsi="宋体" w:cs="Arial"/>
-          <w:b/>
-          <w:sz w:val="24"/>
-          <w:szCs w:val="28"/>
-        </w:rPr>
-        <w:t>通信模块调试</w:t>
-      </w:r>
-      <w:r>
-        <w:rPr>
-          <w:rFonts w:ascii="宋体" w:eastAsia="宋体" w:hAnsi="宋体" w:cs="Arial"/>
-          <w:sz w:val="24"/>
-          <w:szCs w:val="28"/>
-        </w:rPr>
-        <w:t>：全面测试Wi-Fi联网、BLE蓝牙配对的连接稳定性，校验双向数据传输实时性、完整性与准确性。长时间连续通电联网测试，验证断线自动重连、心跳检测、离线缓存、指令纠错等容错功能的有效性，精准校准串口波特率与通信协议参数，杜绝数据丢包、指令错乱、网络频繁断连等问题。</w:t>
-      </w:r>
-    </w:p>
-    <w:p>
-      <w:pPr>
-        <w:spacing w:before="120" w:after="120" w:line="288" w:lineRule="auto"/>
-        <w:ind w:firstLineChars="200" w:firstLine="480"/>
-        <w:rPr>
-          <w:rFonts w:ascii="宋体" w:eastAsia="宋体" w:hAnsi="宋体"/>
-          <w:sz w:val="24"/>
-          <w:szCs w:val="28"/>
-        </w:rPr>
-      </w:pPr>
-      <w:r>
-        <w:rPr>
-          <w:rFonts w:ascii="宋体" w:eastAsia="宋体" w:hAnsi="宋体" w:cs="Arial"/>
-          <w:sz w:val="24"/>
-          <w:szCs w:val="28"/>
-        </w:rPr>
-        <w:t xml:space="preserve">5. </w:t>
-      </w:r>
-      <w:r>
-        <w:rPr>
-          <w:rFonts w:ascii="宋体" w:eastAsia="宋体" w:hAnsi="宋体" w:cs="Arial"/>
-          <w:b/>
-          <w:sz w:val="24"/>
-          <w:szCs w:val="28"/>
-        </w:rPr>
-        <w:t>交互与电源模块调试</w:t>
-      </w:r>
-      <w:r>
-        <w:rPr>
-          <w:rFonts w:ascii="宋体" w:eastAsia="宋体" w:hAnsi="宋体" w:cs="Arial"/>
-          <w:sz w:val="24"/>
-          <w:szCs w:val="28"/>
-        </w:rPr>
-        <w:t>：测试声光交互模块状态切换准确性、灯光渐变流畅度、音效播放清晰度与音量分级适配性；验证电源模块稳压输出精度、智能</w:t>
-      </w:r>
-      <w:r>
-        <w:rPr>
-          <w:rFonts w:ascii="宋体" w:eastAsia="宋体" w:hAnsi="宋体" w:cs="Arial"/>
-          <w:sz w:val="24"/>
-          <w:szCs w:val="28"/>
-        </w:rPr>
-        <w:lastRenderedPageBreak/>
-        <w:t>充电管控、低功耗运行模式、五重安全保护机制的有效性，精准校准电量检测阈值，保障设备供电安全稳定、声光交互精准同步。</w:t>
-      </w:r>
-    </w:p>
-    <w:p>
-      <w:pPr>
-        <w:spacing w:before="300" w:after="120" w:line="288" w:lineRule="auto"/>
-        <w:outlineLvl w:val="2"/>
-        <w:rPr>
-          <w:rFonts w:ascii="微软雅黑" w:eastAsia="微软雅黑" w:hAnsi="微软雅黑" w:cs="微软雅黑"/>
-          <w:sz w:val="26"/>
-          <w:szCs w:val="26"/>
-        </w:rPr>
-      </w:pPr>
-      <w:r>
-        <w:rPr>
-          <w:rFonts w:ascii="微软雅黑" w:eastAsia="微软雅黑" w:hAnsi="微软雅黑" w:cs="微软雅黑" w:hint="eastAsia"/>
-          <w:b/>
-          <w:sz w:val="26"/>
-          <w:szCs w:val="26"/>
-        </w:rPr>
-        <w:t>3.3.2 整体集成调试</w:t>
-      </w:r>
-    </w:p>
-    <w:p>
-      <w:pPr>
-        <w:spacing w:before="120" w:after="120" w:line="288" w:lineRule="auto"/>
-        <w:ind w:firstLineChars="200" w:firstLine="480"/>
-        <w:rPr>
-          <w:rFonts w:ascii="宋体" w:eastAsia="宋体" w:hAnsi="宋体"/>
-          <w:sz w:val="24"/>
-          <w:szCs w:val="28"/>
-        </w:rPr>
-      </w:pPr>
-      <w:r>
-        <w:rPr>
-          <w:rFonts w:ascii="宋体" w:eastAsia="宋体" w:hAnsi="宋体" w:cs="Arial"/>
-          <w:sz w:val="24"/>
-          <w:szCs w:val="28"/>
-        </w:rPr>
-        <w:t>完成所有单模块调试、故障排查与参数校准后，开展整机硬件集成装配、线路规整、结构固定与防震防护处理，启动整机协同集成调试，重点验证多模块联动协同效果、整机综合运行性能、复杂场景适配能力与长期运行稳定性。</w:t>
-      </w:r>
-    </w:p>
-    <w:p>
-      <w:pPr>
-        <w:spacing w:before="120" w:after="120" w:line="288" w:lineRule="auto"/>
-        <w:ind w:firstLineChars="200" w:firstLine="480"/>
-        <w:rPr>
-          <w:rFonts w:ascii="宋体" w:eastAsia="宋体" w:hAnsi="宋体"/>
-          <w:sz w:val="24"/>
-          <w:szCs w:val="28"/>
-        </w:rPr>
-      </w:pPr>
-      <w:r>
-        <w:rPr>
-          <w:rFonts w:ascii="宋体" w:eastAsia="宋体" w:hAnsi="宋体" w:cs="Arial"/>
-          <w:sz w:val="24"/>
-          <w:szCs w:val="28"/>
-        </w:rPr>
-        <w:t xml:space="preserve">1. </w:t>
-      </w:r>
-      <w:r>
-        <w:rPr>
-          <w:rFonts w:ascii="宋体" w:eastAsia="宋体" w:hAnsi="宋体" w:cs="Arial"/>
-          <w:b/>
-          <w:sz w:val="24"/>
-          <w:szCs w:val="28"/>
-        </w:rPr>
-        <w:t>功能协同测试</w:t>
-      </w:r>
-      <w:r>
-        <w:rPr>
-          <w:rFonts w:ascii="宋体" w:eastAsia="宋体" w:hAnsi="宋体" w:cs="Arial"/>
-          <w:sz w:val="24"/>
-          <w:szCs w:val="28"/>
-        </w:rPr>
-        <w:t>：全域验证多传感器数据融合联动、宠物跟随与障碍物避障功能协同、远程指令与硬件动作同步、声光状态与设备工况联动、自动喂食精准触发、异常预警机制响应等核心集成功能，排查多模块协同运行冲突、功能滞后、指令失效、逻辑漏洞等问题，保障整机功能联动有序、运行协同稳定。</w:t>
-      </w:r>
-    </w:p>
-    <w:p>
-      <w:pPr>
-        <w:spacing w:before="120" w:after="120" w:line="288" w:lineRule="auto"/>
-        <w:ind w:firstLineChars="200" w:firstLine="480"/>
-        <w:rPr>
-          <w:rFonts w:ascii="宋体" w:eastAsia="宋体" w:hAnsi="宋体"/>
-          <w:sz w:val="24"/>
-          <w:szCs w:val="28"/>
-        </w:rPr>
-      </w:pPr>
-      <w:r>
-        <w:rPr>
-          <w:rFonts w:ascii="宋体" w:eastAsia="宋体" w:hAnsi="宋体" w:cs="Arial"/>
-          <w:sz w:val="24"/>
-          <w:szCs w:val="28"/>
-        </w:rPr>
-        <w:t xml:space="preserve">2. </w:t>
-      </w:r>
-      <w:r>
-        <w:rPr>
-          <w:rFonts w:ascii="宋体" w:eastAsia="宋体" w:hAnsi="宋体" w:cs="Arial"/>
-          <w:b/>
-          <w:sz w:val="24"/>
-          <w:szCs w:val="28"/>
-        </w:rPr>
-        <w:t>场景适配测试</w:t>
-      </w:r>
-      <w:r>
-        <w:rPr>
-          <w:rFonts w:ascii="宋体" w:eastAsia="宋体" w:hAnsi="宋体" w:cs="Arial"/>
-          <w:sz w:val="24"/>
-          <w:szCs w:val="28"/>
-        </w:rPr>
-        <w:t>：模拟居家弱光环境、昼夜光线切换、家具局部遮挡、多杂物干扰、凹凸地面、狭窄通行间隙等复杂场景，反复开展设备运行实测，针对性优化传感器布局角度、检测阈值、运动调速参数与避障逻辑，全面提升设备复杂场景兼容性与适配性。</w:t>
-      </w:r>
-    </w:p>
-    <w:p>
-      <w:pPr>
-        <w:spacing w:before="120" w:after="120" w:line="288" w:lineRule="auto"/>
-        <w:ind w:firstLineChars="200" w:firstLine="480"/>
-        <w:rPr>
-          <w:rFonts w:ascii="宋体" w:eastAsia="宋体" w:hAnsi="宋体"/>
-          <w:sz w:val="24"/>
-          <w:szCs w:val="28"/>
-        </w:rPr>
-      </w:pPr>
-      <w:r>
-        <w:rPr>
-          <w:rFonts w:ascii="宋体" w:eastAsia="宋体" w:hAnsi="宋体" w:cs="Arial"/>
-          <w:sz w:val="24"/>
-          <w:szCs w:val="28"/>
-        </w:rPr>
-        <w:t xml:space="preserve">3. </w:t>
-      </w:r>
-      <w:r>
-        <w:rPr>
-          <w:rFonts w:ascii="宋体" w:eastAsia="宋体" w:hAnsi="宋体" w:cs="Arial"/>
-          <w:b/>
-          <w:sz w:val="24"/>
-          <w:szCs w:val="28"/>
-        </w:rPr>
-        <w:t>长效稳定性测试</w:t>
-      </w:r>
-      <w:r>
-        <w:rPr>
-          <w:rFonts w:ascii="宋体" w:eastAsia="宋体" w:hAnsi="宋体" w:cs="Arial"/>
-          <w:sz w:val="24"/>
-          <w:szCs w:val="28"/>
-        </w:rPr>
-        <w:t>：开展4小时以上不间断通电满载运行测试，持续监测设备续航能力、硬件发热工况、模块运行故障率、网络通信稳定性与功能执行可靠性，精准排查运行卡顿、网络失联、功能误触发、硬件过热、自动重启等隐性故障，保障设备长时间不间断稳定运行。</w:t>
-      </w:r>
-    </w:p>
-    <w:p>
-      <w:pPr>
-        <w:spacing w:before="300" w:after="120" w:line="288" w:lineRule="auto"/>
-        <w:outlineLvl w:val="2"/>
-        <w:rPr>
-          <w:rFonts w:ascii="微软雅黑" w:eastAsia="微软雅黑" w:hAnsi="微软雅黑" w:cs="微软雅黑"/>
-          <w:sz w:val="26"/>
-          <w:szCs w:val="26"/>
-        </w:rPr>
-      </w:pPr>
-      <w:r>
-        <w:rPr>
-          <w:rFonts w:ascii="微软雅黑" w:eastAsia="微软雅黑" w:hAnsi="微软雅黑" w:cs="微软雅黑" w:hint="eastAsia"/>
-          <w:b/>
-          <w:sz w:val="26"/>
-          <w:szCs w:val="26"/>
-        </w:rPr>
-        <w:t>3.3.3 硬件优化迭代</w:t>
-      </w:r>
-    </w:p>
-    <w:p>
-      <w:pPr>
-        <w:spacing w:before="120" w:after="120" w:line="288" w:lineRule="auto"/>
-        <w:ind w:firstLineChars="200" w:firstLine="480"/>
-        <w:rPr>
-          <w:rFonts w:ascii="宋体" w:eastAsia="宋体" w:hAnsi="宋体" w:cs="Arial"/>
-          <w:sz w:val="24"/>
-          <w:szCs w:val="28"/>
-        </w:rPr>
-      </w:pPr>
-      <w:r>
-        <w:rPr>
-          <w:rFonts w:ascii="宋体" w:eastAsia="宋体" w:hAnsi="宋体" w:cs="Arial"/>
-          <w:sz w:val="24"/>
-          <w:szCs w:val="28"/>
-        </w:rPr>
-        <w:t>结合整机调试与场景实测过程中发现的各类问题，依托工程化设计思维开展针对性硬件迭代优化，全方位提升整机可靠性、适配性与实用性。微调传感器安装角度与固定位置，彻底规避机身结构遮挡问题，提升全域感知精准度；优化电机固定支架与轮系装配间距，增设防震缓冲垫片，降低设备运行颠簸与机械异响，提升运动平稳性；迭代优化电源功耗管控策略，进一步压缩静态功耗、延长设备续航时长；精简冗余硬件布线，优化机身内部空间布局，压缩整机体积，强化小型化、轻量化优势；优化机身防尘、防毛发侵入结构，提升设备耐用性，同时预留充足散热空间与硬件拓展接口，兼顾设备运行稳定性、美观性与迭代拓展性。</w:t>
-      </w:r>
-    </w:p>
-    <w:p>
-      <w:pPr>
-        <w:pStyle w:val="21bc9c4b-6a32-43e5-beaa-fd2d792c5735"/>
-        <w:jc w:val="center"/>
-      </w:pPr>
-      <w:bookmarkStart w:id="1" w:name="_Toc232666176"/>
-      <w:r>
-        <w:rPr>
-          <w:rFonts w:hint="eastAsia"/>
-        </w:rPr>
-        <w:t>参考文献</w:t>
-      </w:r>
-      <w:bookmarkEnd w:id="1"/>
-    </w:p>
-    <w:p>
-      <w:pPr>
-        <w:pStyle w:val="a9"/>
-        <w:numPr>
-          <w:ilvl w:val="0"/>
-          <w:numId w:val="1"/>
-        </w:numPr>
-        <w:spacing w:after="160" w:line="278" w:lineRule="auto"/>
-        <w:contextualSpacing w:val="0"/>
-        <w:jc w:val="left"/>
-        <w:rPr>
-          <w:rFonts w:ascii="Times New Roman" w:eastAsia="宋体" w:hAnsi="Times New Roman" w:cs="Times New Roman"/>
-        </w:rPr>
-      </w:pPr>
-      <w:r>
-        <w:rPr>
-          <w:rFonts w:ascii="Times New Roman" w:eastAsia="宋体" w:hAnsi="Times New Roman" w:cs="Times New Roman"/>
-        </w:rPr>
-        <w:t>钟豪</w:t>
-      </w:r>
-      <w:r>
-        <w:rPr>
-          <w:rFonts w:ascii="Times New Roman" w:eastAsia="宋体" w:hAnsi="Times New Roman" w:cs="Times New Roman"/>
-        </w:rPr>
-        <w:t>,</w:t>
-      </w:r>
-      <w:r>
-        <w:rPr>
-          <w:rFonts w:ascii="Times New Roman" w:eastAsia="宋体" w:hAnsi="Times New Roman" w:cs="Times New Roman"/>
-        </w:rPr>
-        <w:t>吴文福</w:t>
-      </w:r>
-      <w:r>
-        <w:rPr>
-          <w:rFonts w:ascii="Times New Roman" w:eastAsia="宋体" w:hAnsi="Times New Roman" w:cs="Times New Roman"/>
-        </w:rPr>
-        <w:t>,</w:t>
-      </w:r>
-      <w:r>
-        <w:rPr>
-          <w:rFonts w:ascii="Times New Roman" w:eastAsia="宋体" w:hAnsi="Times New Roman" w:cs="Times New Roman"/>
-        </w:rPr>
-        <w:t>尹慧敏</w:t>
-      </w:r>
-      <w:r>
-        <w:rPr>
-          <w:rFonts w:ascii="Times New Roman" w:eastAsia="宋体" w:hAnsi="Times New Roman" w:cs="Times New Roman"/>
-        </w:rPr>
-        <w:t>,</w:t>
-      </w:r>
-      <w:r>
-        <w:rPr>
-          <w:rFonts w:ascii="Times New Roman" w:eastAsia="宋体" w:hAnsi="Times New Roman" w:cs="Times New Roman"/>
-        </w:rPr>
-        <w:t>等</w:t>
-      </w:r>
-      <w:r>
-        <w:rPr>
-          <w:rFonts w:ascii="Times New Roman" w:eastAsia="宋体" w:hAnsi="Times New Roman" w:cs="Times New Roman"/>
-        </w:rPr>
-        <w:t>.</w:t>
-      </w:r>
-      <w:r>
-        <w:rPr>
-          <w:rFonts w:ascii="Times New Roman" w:eastAsia="宋体" w:hAnsi="Times New Roman" w:cs="Times New Roman"/>
-        </w:rPr>
-        <w:t>基于</w:t>
-      </w:r>
-      <w:r>
-        <w:rPr>
-          <w:rFonts w:ascii="Times New Roman" w:eastAsia="宋体" w:hAnsi="Times New Roman" w:cs="Times New Roman"/>
-        </w:rPr>
-        <w:t>STM32</w:t>
-      </w:r>
-      <w:r>
-        <w:rPr>
-          <w:rFonts w:ascii="Times New Roman" w:eastAsia="宋体" w:hAnsi="Times New Roman" w:cs="Times New Roman"/>
-        </w:rPr>
-        <w:t>与物联网的粮仓智能巡检机器人系统设计</w:t>
-      </w:r>
-      <w:r>
-        <w:rPr>
-          <w:rFonts w:ascii="Times New Roman" w:eastAsia="宋体" w:hAnsi="Times New Roman" w:cs="Times New Roman"/>
-        </w:rPr>
-        <w:t>[J/OL].</w:t>
-      </w:r>
-      <w:r>
-        <w:rPr>
-          <w:rFonts w:ascii="Times New Roman" w:eastAsia="宋体" w:hAnsi="Times New Roman" w:cs="Times New Roman"/>
-        </w:rPr>
-        <w:lastRenderedPageBreak/>
-        <w:t>吉林农业大学学报</w:t>
-      </w:r>
-      <w:r>
-        <w:rPr>
-          <w:rFonts w:ascii="Times New Roman" w:eastAsia="宋体" w:hAnsi="Times New Roman" w:cs="Times New Roman"/>
-        </w:rPr>
-        <w:t>,1-12[2026-04-17].https://link.cnki.net/urlid/22.1100.S.20260411.1456.002.</w:t>
-      </w:r>
-    </w:p>
-    <w:p>
-      <w:pPr>
-        <w:pStyle w:val="a9"/>
-        <w:numPr>
-          <w:ilvl w:val="0"/>
-          <w:numId w:val="1"/>
-        </w:numPr>
-        <w:spacing w:after="160" w:line="278" w:lineRule="auto"/>
-        <w:contextualSpacing w:val="0"/>
-        <w:jc w:val="left"/>
-        <w:rPr>
-          <w:rFonts w:ascii="Times New Roman" w:eastAsia="宋体" w:hAnsi="Times New Roman" w:cs="Times New Roman"/>
-        </w:rPr>
-      </w:pPr>
-      <w:r>
-        <w:rPr>
-          <w:rFonts w:ascii="Times New Roman" w:eastAsia="宋体" w:hAnsi="Times New Roman" w:cs="Times New Roman"/>
-        </w:rPr>
-        <w:t>张茜</w:t>
-      </w:r>
-      <w:r>
-        <w:rPr>
-          <w:rFonts w:ascii="Times New Roman" w:eastAsia="宋体" w:hAnsi="Times New Roman" w:cs="Times New Roman"/>
-        </w:rPr>
-        <w:t>,</w:t>
-      </w:r>
-      <w:r>
-        <w:rPr>
-          <w:rFonts w:ascii="Times New Roman" w:eastAsia="宋体" w:hAnsi="Times New Roman" w:cs="Times New Roman"/>
-        </w:rPr>
-        <w:t>郭博雨</w:t>
-      </w:r>
-      <w:r>
-        <w:rPr>
-          <w:rFonts w:ascii="Times New Roman" w:eastAsia="宋体" w:hAnsi="Times New Roman" w:cs="Times New Roman"/>
-        </w:rPr>
-        <w:t>.</w:t>
-      </w:r>
-      <w:r>
-        <w:rPr>
-          <w:rFonts w:ascii="Times New Roman" w:eastAsia="宋体" w:hAnsi="Times New Roman" w:cs="Times New Roman"/>
-        </w:rPr>
-        <w:t>基于</w:t>
-      </w:r>
-      <w:r>
-        <w:rPr>
-          <w:rFonts w:ascii="Times New Roman" w:eastAsia="宋体" w:hAnsi="Times New Roman" w:cs="Times New Roman"/>
-        </w:rPr>
-        <w:t>ROS</w:t>
-      </w:r>
-      <w:r>
-        <w:rPr>
-          <w:rFonts w:ascii="Times New Roman" w:eastAsia="宋体" w:hAnsi="Times New Roman" w:cs="Times New Roman"/>
-        </w:rPr>
-        <w:t>的自主跟随式医疗辅助机器人设计</w:t>
-      </w:r>
-      <w:r>
-        <w:rPr>
-          <w:rFonts w:ascii="Times New Roman" w:eastAsia="宋体" w:hAnsi="Times New Roman" w:cs="Times New Roman"/>
-        </w:rPr>
-        <w:t>[J].</w:t>
-      </w:r>
-      <w:r>
-        <w:rPr>
-          <w:rFonts w:ascii="Times New Roman" w:eastAsia="宋体" w:hAnsi="Times New Roman" w:cs="Times New Roman"/>
-        </w:rPr>
-        <w:t>自动化应用</w:t>
-      </w:r>
-      <w:r>
-        <w:rPr>
-          <w:rFonts w:ascii="Times New Roman" w:eastAsia="宋体" w:hAnsi="Times New Roman" w:cs="Times New Roman"/>
-        </w:rPr>
-        <w:t>,2025,66(06):28-29+32.DOI:10.19769/j.zdhy.2025.06.009.</w:t>
-      </w:r>
-    </w:p>
-    <w:p>
-      <w:pPr>
-        <w:pStyle w:val="a9"/>
-        <w:numPr>
-          <w:ilvl w:val="0"/>
-          <w:numId w:val="1"/>
-        </w:numPr>
-        <w:spacing w:after="160" w:line="278" w:lineRule="auto"/>
-        <w:contextualSpacing w:val="0"/>
-        <w:jc w:val="left"/>
-        <w:rPr>
-          <w:rFonts w:ascii="Times New Roman" w:eastAsia="宋体" w:hAnsi="Times New Roman" w:cs="Times New Roman"/>
-        </w:rPr>
-      </w:pPr>
-      <w:r>
-        <w:rPr>
-          <w:rFonts w:ascii="Times New Roman" w:eastAsia="宋体" w:hAnsi="Times New Roman" w:cs="Times New Roman"/>
-        </w:rPr>
-        <w:t>翟延超</w:t>
-      </w:r>
-      <w:r>
-        <w:rPr>
-          <w:rFonts w:ascii="Times New Roman" w:eastAsia="宋体" w:hAnsi="Times New Roman" w:cs="Times New Roman"/>
-        </w:rPr>
-        <w:t>.</w:t>
-      </w:r>
-      <w:r>
-        <w:rPr>
-          <w:rFonts w:ascii="Times New Roman" w:eastAsia="宋体" w:hAnsi="Times New Roman" w:cs="Times New Roman"/>
-        </w:rPr>
-        <w:t>基于多传感器融合的自主跟随机器人关键技术研究</w:t>
-      </w:r>
-      <w:r>
-        <w:rPr>
-          <w:rFonts w:ascii="Times New Roman" w:eastAsia="宋体" w:hAnsi="Times New Roman" w:cs="Times New Roman"/>
-        </w:rPr>
-        <w:t>[D].</w:t>
-      </w:r>
-      <w:r>
-        <w:rPr>
-          <w:rFonts w:ascii="Times New Roman" w:eastAsia="宋体" w:hAnsi="Times New Roman" w:cs="Times New Roman"/>
-        </w:rPr>
-        <w:t>西安建筑科技大学</w:t>
-      </w:r>
-      <w:r>
-        <w:rPr>
-          <w:rFonts w:ascii="Times New Roman" w:eastAsia="宋体" w:hAnsi="Times New Roman" w:cs="Times New Roman"/>
-        </w:rPr>
-        <w:t>,2024.DOI:10.27393/d.cnki.gxazu.2024.000606.</w:t>
-      </w:r>
-    </w:p>
-    <w:p>
-      <w:pPr>
-        <w:pStyle w:val="a9"/>
-        <w:numPr>
-          <w:ilvl w:val="0"/>
-          <w:numId w:val="1"/>
-        </w:numPr>
-        <w:spacing w:after="160" w:line="278" w:lineRule="auto"/>
-        <w:contextualSpacing w:val="0"/>
-        <w:jc w:val="left"/>
-        <w:rPr>
-          <w:rFonts w:ascii="Times New Roman" w:eastAsia="宋体" w:hAnsi="Times New Roman" w:cs="Times New Roman"/>
-        </w:rPr>
-      </w:pPr>
-      <w:r>
-        <w:rPr>
-          <w:rFonts w:ascii="Times New Roman" w:eastAsia="宋体" w:hAnsi="Times New Roman" w:cs="Times New Roman"/>
-        </w:rPr>
-        <w:t>李紫妍</w:t>
-      </w:r>
-      <w:r>
-        <w:rPr>
-          <w:rFonts w:ascii="Times New Roman" w:eastAsia="宋体" w:hAnsi="Times New Roman" w:cs="Times New Roman"/>
-        </w:rPr>
-        <w:t>.</w:t>
-      </w:r>
-      <w:r>
-        <w:rPr>
-          <w:rFonts w:ascii="Times New Roman" w:eastAsia="宋体" w:hAnsi="Times New Roman" w:cs="Times New Roman"/>
-        </w:rPr>
-        <w:t>基于情感共生理念的宠物犬陪伴机器人设计研究</w:t>
-      </w:r>
-      <w:r>
-        <w:rPr>
-          <w:rFonts w:ascii="Times New Roman" w:eastAsia="宋体" w:hAnsi="Times New Roman" w:cs="Times New Roman"/>
-        </w:rPr>
-        <w:t>[D].</w:t>
-      </w:r>
-      <w:r>
-        <w:rPr>
-          <w:rFonts w:ascii="Times New Roman" w:eastAsia="宋体" w:hAnsi="Times New Roman" w:cs="Times New Roman"/>
-        </w:rPr>
-        <w:t>北京化工大学</w:t>
-      </w:r>
-      <w:r>
-        <w:rPr>
-          <w:rFonts w:ascii="Times New Roman" w:eastAsia="宋体" w:hAnsi="Times New Roman" w:cs="Times New Roman"/>
-        </w:rPr>
-        <w:t>,2024.DOI:10.26939/d.cnki.gbhgu.2024.000439.</w:t>
-      </w:r>
-    </w:p>
-    <w:p>
-      <w:pPr>
-        <w:pStyle w:val="a9"/>
-        <w:numPr>
-          <w:ilvl w:val="0"/>
-          <w:numId w:val="1"/>
-        </w:numPr>
-        <w:spacing w:after="160" w:line="278" w:lineRule="auto"/>
-        <w:contextualSpacing w:val="0"/>
-        <w:jc w:val="left"/>
-        <w:rPr>
-          <w:rFonts w:ascii="Times New Roman" w:eastAsia="宋体" w:hAnsi="Times New Roman" w:cs="Times New Roman"/>
-        </w:rPr>
-      </w:pPr>
-      <w:r>
-        <w:rPr>
-          <w:rFonts w:ascii="Times New Roman" w:eastAsia="宋体" w:hAnsi="Times New Roman" w:cs="Times New Roman"/>
-        </w:rPr>
-        <w:t>李敏</w:t>
-      </w:r>
-      <w:r>
-        <w:rPr>
-          <w:rFonts w:ascii="Times New Roman" w:eastAsia="宋体" w:hAnsi="Times New Roman" w:cs="Times New Roman"/>
-        </w:rPr>
-        <w:t>,</w:t>
-      </w:r>
-      <w:r>
-        <w:rPr>
-          <w:rFonts w:ascii="Times New Roman" w:eastAsia="宋体" w:hAnsi="Times New Roman" w:cs="Times New Roman"/>
-        </w:rPr>
-        <w:t>李嘉</w:t>
-      </w:r>
-      <w:r>
-        <w:rPr>
-          <w:rFonts w:ascii="Times New Roman" w:eastAsia="宋体" w:hAnsi="Times New Roman" w:cs="Times New Roman"/>
-        </w:rPr>
-        <w:t>.</w:t>
-      </w:r>
-      <w:r>
-        <w:rPr>
-          <w:rFonts w:ascii="Times New Roman" w:eastAsia="宋体" w:hAnsi="Times New Roman" w:cs="Times New Roman"/>
-        </w:rPr>
-        <w:t>基于宠物心理角度的宠物陪伴型机器人设计研究</w:t>
-      </w:r>
-      <w:r>
-        <w:rPr>
-          <w:rFonts w:ascii="Times New Roman" w:eastAsia="宋体" w:hAnsi="Times New Roman" w:cs="Times New Roman"/>
-        </w:rPr>
-        <w:t>[J].</w:t>
-      </w:r>
-      <w:r>
-        <w:rPr>
-          <w:rFonts w:ascii="Times New Roman" w:eastAsia="宋体" w:hAnsi="Times New Roman" w:cs="Times New Roman"/>
-        </w:rPr>
-        <w:t>大众文艺</w:t>
-      </w:r>
-      <w:r>
-        <w:rPr>
-          <w:rFonts w:ascii="Times New Roman" w:eastAsia="宋体" w:hAnsi="Times New Roman" w:cs="Times New Roman"/>
-        </w:rPr>
-        <w:t>,2018,(24):82-83.DOI:10.20112/j.cnki.issn1007-5828.2018.24.056.</w:t>
-      </w:r>
-    </w:p>
-    <w:p>
-      <w:pPr>
-        <w:pStyle w:val="a9"/>
-        <w:numPr>
-          <w:ilvl w:val="0"/>
-          <w:numId w:val="1"/>
-        </w:numPr>
-        <w:spacing w:after="160" w:line="278" w:lineRule="auto"/>
-        <w:contextualSpacing w:val="0"/>
-        <w:jc w:val="left"/>
-        <w:rPr>
-          <w:rFonts w:ascii="Times New Roman" w:eastAsia="宋体" w:hAnsi="Times New Roman" w:cs="Times New Roman"/>
-        </w:rPr>
-      </w:pPr>
-      <w:r>
-        <w:rPr>
-          <w:rFonts w:ascii="Times New Roman" w:eastAsia="宋体" w:hAnsi="Times New Roman" w:cs="Times New Roman"/>
-        </w:rPr>
-        <w:t>姜海东</w:t>
-      </w:r>
-      <w:r>
-        <w:rPr>
-          <w:rFonts w:ascii="Times New Roman" w:eastAsia="宋体" w:hAnsi="Times New Roman" w:cs="Times New Roman"/>
-        </w:rPr>
-        <w:t>,</w:t>
-      </w:r>
-      <w:r>
-        <w:rPr>
-          <w:rFonts w:ascii="Times New Roman" w:eastAsia="宋体" w:hAnsi="Times New Roman" w:cs="Times New Roman"/>
-        </w:rPr>
-        <w:t>姜小宾</w:t>
-      </w:r>
-      <w:r>
-        <w:rPr>
-          <w:rFonts w:ascii="Times New Roman" w:eastAsia="宋体" w:hAnsi="Times New Roman" w:cs="Times New Roman"/>
-        </w:rPr>
-        <w:t>,</w:t>
-      </w:r>
-      <w:r>
-        <w:rPr>
-          <w:rFonts w:ascii="Times New Roman" w:eastAsia="宋体" w:hAnsi="Times New Roman" w:cs="Times New Roman"/>
-        </w:rPr>
-        <w:t>陆晓忠</w:t>
-      </w:r>
-      <w:r>
-        <w:rPr>
-          <w:rFonts w:ascii="Times New Roman" w:eastAsia="宋体" w:hAnsi="Times New Roman" w:cs="Times New Roman"/>
-        </w:rPr>
-        <w:t>,</w:t>
-      </w:r>
-      <w:r>
-        <w:rPr>
-          <w:rFonts w:ascii="Times New Roman" w:eastAsia="宋体" w:hAnsi="Times New Roman" w:cs="Times New Roman"/>
-        </w:rPr>
-        <w:t>等</w:t>
-      </w:r>
-      <w:r>
-        <w:rPr>
-          <w:rFonts w:ascii="Times New Roman" w:eastAsia="宋体" w:hAnsi="Times New Roman" w:cs="Times New Roman"/>
-        </w:rPr>
-        <w:t>.</w:t>
-      </w:r>
-      <w:r>
-        <w:rPr>
-          <w:rFonts w:ascii="Times New Roman" w:eastAsia="宋体" w:hAnsi="Times New Roman" w:cs="Times New Roman"/>
-        </w:rPr>
-        <w:t>基于多传感信息融合的配电室无人值守智慧巡检技术研究</w:t>
-      </w:r>
-      <w:r>
-        <w:rPr>
-          <w:rFonts w:ascii="Times New Roman" w:eastAsia="宋体" w:hAnsi="Times New Roman" w:cs="Times New Roman"/>
-        </w:rPr>
-        <w:t>[J].</w:t>
-      </w:r>
-      <w:r>
-        <w:rPr>
-          <w:rFonts w:ascii="Times New Roman" w:eastAsia="宋体" w:hAnsi="Times New Roman" w:cs="Times New Roman"/>
-        </w:rPr>
-        <w:t>电力设备管理</w:t>
-      </w:r>
-      <w:r>
-        <w:rPr>
-          <w:rFonts w:ascii="Times New Roman" w:eastAsia="宋体" w:hAnsi="Times New Roman" w:cs="Times New Roman"/>
-        </w:rPr>
-        <w:t>,2026,(03):180-182.DOI:10.26977/j.cnki.dlsbgl.2026.03.079.</w:t>
-      </w:r>
-    </w:p>
-    <w:p>
-      <w:pPr>
-        <w:pStyle w:val="a9"/>
-        <w:numPr>
-          <w:ilvl w:val="0"/>
-          <w:numId w:val="1"/>
-        </w:numPr>
-        <w:spacing w:after="160" w:line="278" w:lineRule="auto"/>
-        <w:contextualSpacing w:val="0"/>
-        <w:jc w:val="left"/>
-        <w:rPr>
-          <w:rFonts w:ascii="Times New Roman" w:eastAsia="宋体" w:hAnsi="Times New Roman" w:cs="Times New Roman"/>
-        </w:rPr>
-      </w:pPr>
-      <w:r>
-        <w:rPr>
-          <w:rFonts w:ascii="Times New Roman" w:eastAsia="宋体" w:hAnsi="Times New Roman" w:cs="Times New Roman"/>
-        </w:rPr>
-        <w:t>苗雨</w:t>
-      </w:r>
-      <w:r>
-        <w:rPr>
-          <w:rFonts w:ascii="Times New Roman" w:eastAsia="宋体" w:hAnsi="Times New Roman" w:cs="Times New Roman"/>
-        </w:rPr>
-        <w:t>.</w:t>
-      </w:r>
-      <w:r>
-        <w:rPr>
-          <w:rFonts w:ascii="Times New Roman" w:eastAsia="宋体" w:hAnsi="Times New Roman" w:cs="Times New Roman"/>
-        </w:rPr>
-        <w:t>基于</w:t>
-      </w:r>
-      <w:r>
-        <w:rPr>
-          <w:rFonts w:ascii="Times New Roman" w:eastAsia="宋体" w:hAnsi="Times New Roman" w:cs="Times New Roman"/>
-        </w:rPr>
-        <w:t>PID</w:t>
-      </w:r>
-      <w:r>
-        <w:rPr>
-          <w:rFonts w:ascii="Times New Roman" w:eastAsia="宋体" w:hAnsi="Times New Roman" w:cs="Times New Roman"/>
-        </w:rPr>
-        <w:t>控制的循迹小车路径跟踪算法优化研究</w:t>
-      </w:r>
-      <w:r>
-        <w:rPr>
-          <w:rFonts w:ascii="Times New Roman" w:eastAsia="宋体" w:hAnsi="Times New Roman" w:cs="Times New Roman"/>
-        </w:rPr>
-        <w:t>[J].</w:t>
-      </w:r>
-      <w:r>
-        <w:rPr>
-          <w:rFonts w:ascii="Times New Roman" w:eastAsia="宋体" w:hAnsi="Times New Roman" w:cs="Times New Roman"/>
-        </w:rPr>
-        <w:t>信息与电脑</w:t>
-      </w:r>
-      <w:r>
-        <w:rPr>
-          <w:rFonts w:ascii="Times New Roman" w:eastAsia="宋体" w:hAnsi="Times New Roman" w:cs="Times New Roman"/>
-        </w:rPr>
-        <w:t>,2025,37(23):72-74.</w:t>
-      </w:r>
-    </w:p>
-    <w:p>
-      <w:pPr>
-        <w:pStyle w:val="a9"/>
-        <w:numPr>
-          <w:ilvl w:val="0"/>
-          <w:numId w:val="1"/>
-        </w:numPr>
-        <w:spacing w:after="160" w:line="278" w:lineRule="auto"/>
-        <w:contextualSpacing w:val="0"/>
-        <w:jc w:val="left"/>
-        <w:rPr>
-          <w:rFonts w:ascii="Times New Roman" w:eastAsia="宋体" w:hAnsi="Times New Roman" w:cs="Times New Roman"/>
-        </w:rPr>
-      </w:pPr>
-      <w:r>
-        <w:rPr>
-          <w:rFonts w:ascii="Times New Roman" w:eastAsia="宋体" w:hAnsi="Times New Roman" w:cs="Times New Roman"/>
-        </w:rPr>
-        <w:t>潘俊霖</w:t>
-      </w:r>
-      <w:r>
-        <w:rPr>
-          <w:rFonts w:ascii="Times New Roman" w:eastAsia="宋体" w:hAnsi="Times New Roman" w:cs="Times New Roman"/>
-        </w:rPr>
-        <w:t>,</w:t>
-      </w:r>
-      <w:r>
-        <w:rPr>
-          <w:rFonts w:ascii="Times New Roman" w:eastAsia="宋体" w:hAnsi="Times New Roman" w:cs="Times New Roman"/>
-        </w:rPr>
-        <w:t>邱健斌</w:t>
-      </w:r>
-      <w:r>
-        <w:rPr>
-          <w:rFonts w:ascii="Times New Roman" w:eastAsia="宋体" w:hAnsi="Times New Roman" w:cs="Times New Roman"/>
-        </w:rPr>
-        <w:t>,</w:t>
-      </w:r>
-      <w:r>
-        <w:rPr>
-          <w:rFonts w:ascii="Times New Roman" w:eastAsia="宋体" w:hAnsi="Times New Roman" w:cs="Times New Roman"/>
-        </w:rPr>
-        <w:t>许瑞</w:t>
-      </w:r>
-      <w:r>
-        <w:rPr>
-          <w:rFonts w:ascii="Times New Roman" w:eastAsia="宋体" w:hAnsi="Times New Roman" w:cs="Times New Roman"/>
-        </w:rPr>
-        <w:t xml:space="preserve">. </w:t>
-      </w:r>
-      <w:r>
-        <w:rPr>
-          <w:rFonts w:ascii="Times New Roman" w:eastAsia="宋体" w:hAnsi="Times New Roman" w:cs="Times New Roman"/>
-        </w:rPr>
-        <w:t>基于</w:t>
-      </w:r>
-      <w:r>
-        <w:rPr>
-          <w:rFonts w:ascii="Times New Roman" w:eastAsia="宋体" w:hAnsi="Times New Roman" w:cs="Times New Roman"/>
-        </w:rPr>
-        <w:t>MATLAB</w:t>
-      </w:r>
-      <w:r>
-        <w:rPr>
-          <w:rFonts w:ascii="Times New Roman" w:eastAsia="宋体" w:hAnsi="Times New Roman" w:cs="Times New Roman"/>
-        </w:rPr>
-        <w:t>的智能小车路径识别及其算法优化</w:t>
-      </w:r>
-      <w:r>
-        <w:rPr>
-          <w:rFonts w:ascii="Times New Roman" w:eastAsia="宋体" w:hAnsi="Times New Roman" w:cs="Times New Roman"/>
-        </w:rPr>
-        <w:t>[J].</w:t>
-      </w:r>
-      <w:r>
-        <w:rPr>
-          <w:rFonts w:ascii="Times New Roman" w:eastAsia="宋体" w:hAnsi="Times New Roman" w:cs="Times New Roman"/>
-        </w:rPr>
-        <w:t>汽车实用技术</w:t>
-      </w:r>
-      <w:r>
-        <w:rPr>
-          <w:rFonts w:ascii="Times New Roman" w:eastAsia="宋体" w:hAnsi="Times New Roman" w:cs="Times New Roman"/>
-        </w:rPr>
-        <w:t>,2025,50(19):37-42.DOI:10.16638/j.cnki.1671-7988.2025.019.007.</w:t>
-      </w:r>
-    </w:p>
-    <w:p>
-      <w:pPr>
-        <w:pStyle w:val="a9"/>
-        <w:numPr>
-          <w:ilvl w:val="0"/>
-          <w:numId w:val="1"/>
-        </w:numPr>
-        <w:spacing w:after="160" w:line="278" w:lineRule="auto"/>
-        <w:contextualSpacing w:val="0"/>
-        <w:jc w:val="left"/>
-        <w:rPr>
-          <w:rFonts w:ascii="Times New Roman" w:eastAsia="宋体" w:hAnsi="Times New Roman" w:cs="Times New Roman"/>
-        </w:rPr>
-      </w:pPr>
-      <w:r>
-        <w:rPr>
-          <w:rFonts w:ascii="Times New Roman" w:eastAsia="宋体" w:hAnsi="Times New Roman" w:cs="Times New Roman"/>
-        </w:rPr>
-        <w:t>夏紫涵</w:t>
-      </w:r>
-      <w:r>
-        <w:rPr>
-          <w:rFonts w:ascii="Times New Roman" w:eastAsia="宋体" w:hAnsi="Times New Roman" w:cs="Times New Roman"/>
-        </w:rPr>
-        <w:t>,</w:t>
-      </w:r>
-      <w:r>
-        <w:rPr>
-          <w:rFonts w:ascii="Times New Roman" w:eastAsia="宋体" w:hAnsi="Times New Roman" w:cs="Times New Roman"/>
-        </w:rPr>
-        <w:t>马基法</w:t>
-      </w:r>
-      <w:r>
-        <w:rPr>
-          <w:rFonts w:ascii="Times New Roman" w:eastAsia="宋体" w:hAnsi="Times New Roman" w:cs="Times New Roman"/>
-        </w:rPr>
-        <w:t xml:space="preserve">. </w:t>
-      </w:r>
-      <w:r>
-        <w:rPr>
-          <w:rFonts w:ascii="Times New Roman" w:eastAsia="宋体" w:hAnsi="Times New Roman" w:cs="Times New Roman"/>
-        </w:rPr>
-        <w:t>全自动宠物喂食互动机器人</w:t>
-      </w:r>
-      <w:r>
-        <w:rPr>
-          <w:rFonts w:ascii="Times New Roman" w:eastAsia="宋体" w:hAnsi="Times New Roman" w:cs="Times New Roman"/>
-        </w:rPr>
-        <w:t>[J].</w:t>
-      </w:r>
-      <w:r>
-        <w:rPr>
-          <w:rFonts w:ascii="Times New Roman" w:eastAsia="宋体" w:hAnsi="Times New Roman" w:cs="Times New Roman"/>
-        </w:rPr>
-        <w:t>科学大众</w:t>
-      </w:r>
-      <w:r>
-        <w:rPr>
-          <w:rFonts w:ascii="Times New Roman" w:eastAsia="宋体" w:hAnsi="Times New Roman" w:cs="Times New Roman"/>
-        </w:rPr>
-        <w:t>(</w:t>
-      </w:r>
-      <w:r>
-        <w:rPr>
-          <w:rFonts w:ascii="Times New Roman" w:eastAsia="宋体" w:hAnsi="Times New Roman" w:cs="Times New Roman"/>
-        </w:rPr>
-        <w:t>小学版</w:t>
-      </w:r>
-      <w:r>
-        <w:rPr>
-          <w:rFonts w:ascii="Times New Roman" w:eastAsia="宋体" w:hAnsi="Times New Roman" w:cs="Times New Roman"/>
-        </w:rPr>
-        <w:t>),2025,(06):31.</w:t>
-      </w:r>
-    </w:p>
-    <w:p>
-      <w:pPr>
-        <w:pStyle w:val="a9"/>
-        <w:numPr>
-          <w:ilvl w:val="0"/>
-          <w:numId w:val="1"/>
-        </w:numPr>
-        <w:spacing w:after="160" w:line="278" w:lineRule="auto"/>
-        <w:contextualSpacing w:val="0"/>
-        <w:jc w:val="left"/>
-        <w:rPr>
-          <w:rFonts w:ascii="Times New Roman" w:eastAsia="宋体" w:hAnsi="Times New Roman" w:cs="Times New Roman"/>
-        </w:rPr>
-      </w:pPr>
-      <w:r>
-        <w:rPr>
-          <w:rFonts w:ascii="Times New Roman" w:eastAsia="宋体" w:hAnsi="Times New Roman" w:cs="Times New Roman"/>
-        </w:rPr>
-        <w:t>王传才</w:t>
-      </w:r>
-      <w:r>
-        <w:rPr>
-          <w:rFonts w:ascii="Times New Roman" w:eastAsia="宋体" w:hAnsi="Times New Roman" w:cs="Times New Roman"/>
-        </w:rPr>
-        <w:t>,</w:t>
-      </w:r>
-      <w:r>
-        <w:rPr>
-          <w:rFonts w:ascii="Times New Roman" w:eastAsia="宋体" w:hAnsi="Times New Roman" w:cs="Times New Roman"/>
-        </w:rPr>
-        <w:t>张笑恒</w:t>
-      </w:r>
-      <w:r>
-        <w:rPr>
-          <w:rFonts w:ascii="Times New Roman" w:eastAsia="宋体" w:hAnsi="Times New Roman" w:cs="Times New Roman"/>
-        </w:rPr>
-        <w:t>,</w:t>
-      </w:r>
-      <w:r>
-        <w:rPr>
-          <w:rFonts w:ascii="Times New Roman" w:eastAsia="宋体" w:hAnsi="Times New Roman" w:cs="Times New Roman"/>
-        </w:rPr>
-        <w:t>李继东</w:t>
-      </w:r>
-      <w:r>
-        <w:rPr>
-          <w:rFonts w:ascii="Times New Roman" w:eastAsia="宋体" w:hAnsi="Times New Roman" w:cs="Times New Roman"/>
-        </w:rPr>
-        <w:t>,</w:t>
-      </w:r>
-      <w:r>
-        <w:rPr>
-          <w:rFonts w:ascii="Times New Roman" w:eastAsia="宋体" w:hAnsi="Times New Roman" w:cs="Times New Roman"/>
-        </w:rPr>
-        <w:t>等</w:t>
-      </w:r>
-      <w:r>
-        <w:rPr>
-          <w:rFonts w:ascii="Times New Roman" w:eastAsia="宋体" w:hAnsi="Times New Roman" w:cs="Times New Roman"/>
-        </w:rPr>
-        <w:t xml:space="preserve">. </w:t>
-      </w:r>
-      <w:r>
-        <w:rPr>
-          <w:rFonts w:ascii="Times New Roman" w:eastAsia="宋体" w:hAnsi="Times New Roman" w:cs="Times New Roman"/>
-        </w:rPr>
-        <w:t>一种应对多障碍路况的智能小车自动寻迹控制系统</w:t>
-      </w:r>
-      <w:r>
-        <w:rPr>
-          <w:rFonts w:ascii="Times New Roman" w:eastAsia="宋体" w:hAnsi="Times New Roman" w:cs="Times New Roman"/>
-        </w:rPr>
-        <w:t>[J].</w:t>
-      </w:r>
-      <w:r>
-        <w:rPr>
-          <w:rFonts w:ascii="Times New Roman" w:eastAsia="宋体" w:hAnsi="Times New Roman" w:cs="Times New Roman"/>
-        </w:rPr>
-        <w:t>电脑知识与技术</w:t>
-      </w:r>
-      <w:r>
-        <w:rPr>
-          <w:rFonts w:ascii="Times New Roman" w:eastAsia="宋体" w:hAnsi="Times New Roman" w:cs="Times New Roman"/>
-        </w:rPr>
-        <w:t>,2024,20(28):20-22.DOI:10.14004/j.cnki.ckt.2024.1500.</w:t>
-      </w:r>
-    </w:p>
-    <w:p>
-      <w:pPr>
-        <w:pStyle w:val="a9"/>
-        <w:numPr>
-          <w:ilvl w:val="0"/>
-          <w:numId w:val="1"/>
-        </w:numPr>
-        <w:spacing w:after="160" w:line="278" w:lineRule="auto"/>
-        <w:contextualSpacing w:val="0"/>
-        <w:jc w:val="left"/>
-        <w:rPr>
-          <w:rFonts w:ascii="Times New Roman" w:eastAsia="宋体" w:hAnsi="Times New Roman" w:cs="Times New Roman"/>
-        </w:rPr>
-      </w:pPr>
-      <w:r>
-        <w:rPr>
-          <w:rFonts w:ascii="Times New Roman" w:eastAsia="宋体" w:hAnsi="Times New Roman" w:cs="Times New Roman"/>
-        </w:rPr>
-        <w:t>文多</w:t>
-      </w:r>
-      <w:r>
-        <w:rPr>
-          <w:rFonts w:ascii="Times New Roman" w:eastAsia="宋体" w:hAnsi="Times New Roman" w:cs="Times New Roman"/>
-        </w:rPr>
-        <w:t>.</w:t>
-      </w:r>
-      <w:r>
-        <w:rPr>
-          <w:rFonts w:ascii="Times New Roman" w:eastAsia="宋体" w:hAnsi="Times New Roman" w:cs="Times New Roman"/>
-        </w:rPr>
-        <w:t>面向</w:t>
-      </w:r>
-      <w:r>
-        <w:rPr>
-          <w:rFonts w:ascii="Times New Roman" w:eastAsia="宋体" w:hAnsi="Times New Roman" w:cs="Times New Roman"/>
-        </w:rPr>
-        <w:t>Z</w:t>
-      </w:r>
-      <w:r>
-        <w:rPr>
-          <w:rFonts w:ascii="Times New Roman" w:eastAsia="宋体" w:hAnsi="Times New Roman" w:cs="Times New Roman"/>
-        </w:rPr>
-        <w:t>世代青年人的宠物机器人情感化设计研究</w:t>
-      </w:r>
-      <w:r>
-        <w:rPr>
-          <w:rFonts w:ascii="Times New Roman" w:eastAsia="宋体" w:hAnsi="Times New Roman" w:cs="Times New Roman"/>
-        </w:rPr>
-        <w:t>[D].</w:t>
-      </w:r>
-      <w:r>
-        <w:rPr>
-          <w:rFonts w:ascii="Times New Roman" w:eastAsia="宋体" w:hAnsi="Times New Roman" w:cs="Times New Roman"/>
-        </w:rPr>
-        <w:t>江西财经大学</w:t>
-      </w:r>
-      <w:r>
-        <w:rPr>
-          <w:rFonts w:ascii="Times New Roman" w:eastAsia="宋体" w:hAnsi="Times New Roman" w:cs="Times New Roman"/>
-        </w:rPr>
-        <w:t xml:space="preserve">,2024.DOI:10.27175/d.cnki.gjxcu.2024.001600. </w:t>
-      </w:r>
-    </w:p>
-    <w:p>
-      <w:pPr>
-        <w:pStyle w:val="a9"/>
-        <w:numPr>
-          <w:ilvl w:val="0"/>
-          <w:numId w:val="1"/>
-        </w:numPr>
-        <w:spacing w:after="160" w:line="278" w:lineRule="auto"/>
-        <w:contextualSpacing w:val="0"/>
-        <w:jc w:val="left"/>
-        <w:rPr>
-          <w:rFonts w:ascii="Times New Roman" w:eastAsia="宋体" w:hAnsi="Times New Roman" w:cs="Times New Roman"/>
-        </w:rPr>
-      </w:pPr>
-      <w:r>
-        <w:rPr>
-          <w:rFonts w:ascii="Times New Roman" w:eastAsia="宋体" w:hAnsi="Times New Roman" w:cs="Times New Roman"/>
-        </w:rPr>
-        <w:t>刘冰</w:t>
-      </w:r>
-      <w:r>
-        <w:rPr>
-          <w:rFonts w:ascii="Times New Roman" w:eastAsia="宋体" w:hAnsi="Times New Roman" w:cs="Times New Roman"/>
-        </w:rPr>
-        <w:t>.</w:t>
-      </w:r>
-      <w:r>
-        <w:rPr>
-          <w:rFonts w:ascii="Times New Roman" w:eastAsia="宋体" w:hAnsi="Times New Roman" w:cs="Times New Roman"/>
-        </w:rPr>
-        <w:t>多模态互动宠物机器人的研究与设计</w:t>
-      </w:r>
-      <w:r>
-        <w:rPr>
-          <w:rFonts w:ascii="Times New Roman" w:eastAsia="宋体" w:hAnsi="Times New Roman" w:cs="Times New Roman"/>
-        </w:rPr>
-        <w:t>[D].</w:t>
-      </w:r>
-      <w:r>
-        <w:rPr>
-          <w:rFonts w:ascii="Times New Roman" w:eastAsia="宋体" w:hAnsi="Times New Roman" w:cs="Times New Roman"/>
-        </w:rPr>
-        <w:t>重庆理工大学</w:t>
-      </w:r>
-      <w:r>
-        <w:rPr>
-          <w:rFonts w:ascii="Times New Roman" w:eastAsia="宋体" w:hAnsi="Times New Roman" w:cs="Times New Roman"/>
-        </w:rPr>
-        <w:t xml:space="preserve">,2024.DOI:10.27753/d.cnki.gcqgx.2024.000921. </w:t>
-      </w:r>
-    </w:p>
-    <w:p>
-      <w:pPr>
-        <w:pStyle w:val="a9"/>
-        <w:numPr>
-          <w:ilvl w:val="0"/>
-          <w:numId w:val="1"/>
-        </w:numPr>
-        <w:spacing w:after="160" w:line="278" w:lineRule="auto"/>
-        <w:contextualSpacing w:val="0"/>
-        <w:jc w:val="left"/>
-        <w:rPr>
-          <w:rFonts w:ascii="Times New Roman" w:eastAsia="宋体" w:hAnsi="Times New Roman" w:cs="Times New Roman"/>
-        </w:rPr>
-      </w:pPr>
-      <w:r>
-        <w:rPr>
-          <w:rFonts w:ascii="Times New Roman" w:eastAsia="宋体" w:hAnsi="Times New Roman" w:cs="Times New Roman"/>
-        </w:rPr>
-        <w:t>张晨亮</w:t>
-      </w:r>
-      <w:r>
-        <w:rPr>
-          <w:rFonts w:ascii="Times New Roman" w:eastAsia="宋体" w:hAnsi="Times New Roman" w:cs="Times New Roman"/>
-        </w:rPr>
-        <w:t>,</w:t>
-      </w:r>
-      <w:r>
-        <w:rPr>
-          <w:rFonts w:ascii="Times New Roman" w:eastAsia="宋体" w:hAnsi="Times New Roman" w:cs="Times New Roman"/>
-        </w:rPr>
-        <w:t>张亚周</w:t>
-      </w:r>
-      <w:r>
-        <w:rPr>
-          <w:rFonts w:ascii="Times New Roman" w:eastAsia="宋体" w:hAnsi="Times New Roman" w:cs="Times New Roman"/>
-        </w:rPr>
-        <w:t xml:space="preserve">. </w:t>
-      </w:r>
-      <w:r>
-        <w:rPr>
-          <w:rFonts w:ascii="Times New Roman" w:eastAsia="宋体" w:hAnsi="Times New Roman" w:cs="Times New Roman"/>
-        </w:rPr>
-        <w:t>基于机器视觉的小车跟随行驶系统设计</w:t>
-      </w:r>
-      <w:r>
-        <w:rPr>
-          <w:rFonts w:ascii="Times New Roman" w:eastAsia="宋体" w:hAnsi="Times New Roman" w:cs="Times New Roman"/>
-        </w:rPr>
-        <w:t>[J].</w:t>
-      </w:r>
-      <w:r>
-        <w:rPr>
-          <w:rFonts w:ascii="Times New Roman" w:eastAsia="宋体" w:hAnsi="Times New Roman" w:cs="Times New Roman"/>
-        </w:rPr>
-        <w:t>物联网技术</w:t>
-      </w:r>
-      <w:r>
-        <w:rPr>
-          <w:rFonts w:ascii="Times New Roman" w:eastAsia="宋体" w:hAnsi="Times New Roman" w:cs="Times New Roman"/>
-        </w:rPr>
-        <w:t>,2024,14(03):118-119+122.DOI:10.16667/j.issn.2095-1302.2024.03.028.</w:t>
-      </w:r>
-    </w:p>
-    <w:p>
-      <w:pPr>
-        <w:pStyle w:val="a9"/>
-        <w:numPr>
-          <w:ilvl w:val="0"/>
-          <w:numId w:val="1"/>
-        </w:numPr>
-        <w:spacing w:after="160" w:line="278" w:lineRule="auto"/>
-        <w:contextualSpacing w:val="0"/>
-        <w:jc w:val="left"/>
-        <w:rPr>
-          <w:rFonts w:ascii="Times New Roman" w:eastAsia="宋体" w:hAnsi="Times New Roman" w:cs="Times New Roman"/>
-        </w:rPr>
-      </w:pPr>
-      <w:r>
-        <w:rPr>
-          <w:rFonts w:ascii="Times New Roman" w:eastAsia="宋体" w:hAnsi="Times New Roman" w:cs="Times New Roman"/>
-        </w:rPr>
-        <w:t>张寒钧</w:t>
-      </w:r>
-      <w:r>
-        <w:rPr>
-          <w:rFonts w:ascii="Times New Roman" w:eastAsia="宋体" w:hAnsi="Times New Roman" w:cs="Times New Roman"/>
-        </w:rPr>
-        <w:t xml:space="preserve">. </w:t>
-      </w:r>
-      <w:r>
-        <w:rPr>
-          <w:rFonts w:ascii="Times New Roman" w:eastAsia="宋体" w:hAnsi="Times New Roman" w:cs="Times New Roman"/>
-        </w:rPr>
-        <w:t>家养宠物陪伴机器人设计研究</w:t>
-      </w:r>
-      <w:r>
-        <w:rPr>
-          <w:rFonts w:ascii="Times New Roman" w:eastAsia="宋体" w:hAnsi="Times New Roman" w:cs="Times New Roman"/>
-        </w:rPr>
-        <w:t>[J].</w:t>
-      </w:r>
-      <w:r>
-        <w:rPr>
-          <w:rFonts w:ascii="Times New Roman" w:eastAsia="宋体" w:hAnsi="Times New Roman" w:cs="Times New Roman"/>
-        </w:rPr>
-        <w:t>玩具世界</w:t>
-      </w:r>
-      <w:r>
-        <w:rPr>
-          <w:rFonts w:ascii="Times New Roman" w:eastAsia="宋体" w:hAnsi="Times New Roman" w:cs="Times New Roman"/>
-        </w:rPr>
-        <w:t>,2024,(02):23-25.</w:t>
-      </w:r>
-    </w:p>
-    <w:p>
-      <w:pPr>
-        <w:pStyle w:val="a9"/>
-        <w:numPr>
-          <w:ilvl w:val="0"/>
-          <w:numId w:val="1"/>
-        </w:numPr>
-        <w:spacing w:after="160" w:line="278" w:lineRule="auto"/>
-        <w:contextualSpacing w:val="0"/>
-        <w:jc w:val="left"/>
-        <w:rPr>
-          <w:rFonts w:ascii="Times New Roman" w:eastAsia="宋体" w:hAnsi="Times New Roman" w:cs="Times New Roman"/>
-        </w:rPr>
-      </w:pPr>
-      <w:r>
-        <w:rPr>
-          <w:rFonts w:ascii="Times New Roman" w:eastAsia="宋体" w:hAnsi="Times New Roman" w:cs="Times New Roman"/>
-        </w:rPr>
-        <w:t>乔平</w:t>
-      </w:r>
-      <w:r>
-        <w:rPr>
-          <w:rFonts w:ascii="Times New Roman" w:eastAsia="宋体" w:hAnsi="Times New Roman" w:cs="Times New Roman"/>
-        </w:rPr>
-        <w:t>,</w:t>
-      </w:r>
-      <w:r>
-        <w:rPr>
-          <w:rFonts w:ascii="Times New Roman" w:eastAsia="宋体" w:hAnsi="Times New Roman" w:cs="Times New Roman"/>
-        </w:rPr>
-        <w:t>乔有田</w:t>
-      </w:r>
-      <w:r>
-        <w:rPr>
-          <w:rFonts w:ascii="Times New Roman" w:eastAsia="宋体" w:hAnsi="Times New Roman" w:cs="Times New Roman"/>
-        </w:rPr>
-        <w:t xml:space="preserve">. </w:t>
-      </w:r>
-      <w:r>
-        <w:rPr>
-          <w:rFonts w:ascii="Times New Roman" w:eastAsia="宋体" w:hAnsi="Times New Roman" w:cs="Times New Roman"/>
-        </w:rPr>
-        <w:t>基于机器视觉的智能小车设计</w:t>
-      </w:r>
-      <w:r>
-        <w:rPr>
-          <w:rFonts w:ascii="Times New Roman" w:eastAsia="宋体" w:hAnsi="Times New Roman" w:cs="Times New Roman"/>
-        </w:rPr>
-        <w:t>[J].</w:t>
-      </w:r>
-      <w:r>
-        <w:rPr>
-          <w:rFonts w:ascii="Times New Roman" w:eastAsia="宋体" w:hAnsi="Times New Roman" w:cs="Times New Roman"/>
-        </w:rPr>
-        <w:t>电子技术</w:t>
-      </w:r>
-      <w:r>
-        <w:rPr>
-          <w:rFonts w:ascii="Times New Roman" w:eastAsia="宋体" w:hAnsi="Times New Roman" w:cs="Times New Roman"/>
-        </w:rPr>
-        <w:t>,2022,51(12):6-8.</w:t>
-      </w:r>
-    </w:p>
-    <w:p>
-      <w:pPr>
-        <w:pStyle w:val="a9"/>
-        <w:numPr>
-          <w:ilvl w:val="0"/>
-          <w:numId w:val="1"/>
-        </w:numPr>
-        <w:spacing w:after="160" w:line="278" w:lineRule="auto"/>
-        <w:contextualSpacing w:val="0"/>
-        <w:jc w:val="left"/>
-        <w:rPr>
-          <w:rFonts w:ascii="Times New Roman" w:eastAsia="宋体" w:hAnsi="Times New Roman" w:cs="Times New Roman"/>
-        </w:rPr>
-      </w:pPr>
-      <w:r>
-        <w:rPr>
-          <w:rFonts w:ascii="Times New Roman" w:eastAsia="宋体" w:hAnsi="Times New Roman" w:cs="Times New Roman"/>
-        </w:rPr>
-        <w:t>欧寒芝</w:t>
-      </w:r>
-      <w:r>
-        <w:rPr>
-          <w:rFonts w:ascii="Times New Roman" w:eastAsia="宋体" w:hAnsi="Times New Roman" w:cs="Times New Roman"/>
-        </w:rPr>
-        <w:t>,</w:t>
-      </w:r>
-      <w:r>
-        <w:rPr>
-          <w:rFonts w:ascii="Times New Roman" w:eastAsia="宋体" w:hAnsi="Times New Roman" w:cs="Times New Roman"/>
-        </w:rPr>
-        <w:t>匡盈霏</w:t>
-      </w:r>
-      <w:r>
-        <w:rPr>
-          <w:rFonts w:ascii="Times New Roman" w:eastAsia="宋体" w:hAnsi="Times New Roman" w:cs="Times New Roman"/>
-        </w:rPr>
-        <w:t>,</w:t>
-      </w:r>
-      <w:r>
-        <w:rPr>
-          <w:rFonts w:ascii="Times New Roman" w:eastAsia="宋体" w:hAnsi="Times New Roman" w:cs="Times New Roman"/>
-        </w:rPr>
-        <w:t>丁慧玉</w:t>
-      </w:r>
-      <w:r>
-        <w:rPr>
-          <w:rFonts w:ascii="Times New Roman" w:eastAsia="宋体" w:hAnsi="Times New Roman" w:cs="Times New Roman"/>
-        </w:rPr>
-        <w:t>,</w:t>
-      </w:r>
-      <w:r>
-        <w:rPr>
-          <w:rFonts w:ascii="Times New Roman" w:eastAsia="宋体" w:hAnsi="Times New Roman" w:cs="Times New Roman"/>
-        </w:rPr>
-        <w:t>等</w:t>
-      </w:r>
-      <w:r>
-        <w:rPr>
-          <w:rFonts w:ascii="Times New Roman" w:eastAsia="宋体" w:hAnsi="Times New Roman" w:cs="Times New Roman"/>
-        </w:rPr>
-        <w:t xml:space="preserve">. </w:t>
-      </w:r>
-      <w:r>
-        <w:rPr>
-          <w:rFonts w:ascii="Times New Roman" w:eastAsia="宋体" w:hAnsi="Times New Roman" w:cs="Times New Roman"/>
-        </w:rPr>
-        <w:t>一种机器视觉巡线避障小车的设计</w:t>
-      </w:r>
-      <w:r>
-        <w:rPr>
-          <w:rFonts w:ascii="Times New Roman" w:eastAsia="宋体" w:hAnsi="Times New Roman" w:cs="Times New Roman"/>
-        </w:rPr>
-        <w:t>[J].</w:t>
-      </w:r>
-      <w:r>
-        <w:rPr>
-          <w:rFonts w:ascii="Times New Roman" w:eastAsia="宋体" w:hAnsi="Times New Roman" w:cs="Times New Roman"/>
-        </w:rPr>
-        <w:t>电脑与信息技术</w:t>
-      </w:r>
-      <w:r>
-        <w:rPr>
-          <w:rFonts w:ascii="Times New Roman" w:eastAsia="宋体" w:hAnsi="Times New Roman" w:cs="Times New Roman"/>
-        </w:rPr>
-        <w:t>,2022,30(02):13-17.DOI:10.19414/j.cnki.1005-1228.2022.02.023.</w:t>
-      </w:r>
-    </w:p>
-    <w:p>
-      <w:pPr>
-        <w:pStyle w:val="a9"/>
-        <w:numPr>
-          <w:ilvl w:val="0"/>
-          <w:numId w:val="1"/>
-        </w:numPr>
-        <w:spacing w:after="160" w:line="278" w:lineRule="auto"/>
-        <w:contextualSpacing w:val="0"/>
-        <w:jc w:val="left"/>
-        <w:rPr>
-          <w:rFonts w:ascii="Times New Roman" w:eastAsia="宋体" w:hAnsi="Times New Roman" w:cs="Times New Roman"/>
-        </w:rPr>
-      </w:pPr>
-      <w:r>
-        <w:rPr>
-          <w:rFonts w:ascii="Times New Roman" w:eastAsia="宋体" w:hAnsi="Times New Roman" w:cs="Times New Roman"/>
-        </w:rPr>
-        <w:t xml:space="preserve">CHOUDHARI M, BAGYAVEERESWARAN V, ANITHA R, et al. A distributed rapidly exploring random tree (D-RRT) algorithm for path planning of self maneuvering robots in </w:t>
-      </w:r>
-      <w:r>
-        <w:rPr>
-          <w:rFonts w:ascii="Times New Roman" w:eastAsia="宋体" w:hAnsi="Times New Roman" w:cs="Times New Roman"/>
-        </w:rPr>
-        <w:lastRenderedPageBreak/>
-        <w:t>domestic environments[J]. Engineering Research Express, 2026, 8(6): 065316. DOI:10.1088/2631-8695/AE50D5.</w:t>
-      </w:r>
-    </w:p>
-    <w:p>
-      <w:pPr>
-        <w:pStyle w:val="a9"/>
-        <w:numPr>
-          <w:ilvl w:val="0"/>
-          <w:numId w:val="1"/>
-        </w:numPr>
-        <w:spacing w:after="160" w:line="278" w:lineRule="auto"/>
-        <w:contextualSpacing w:val="0"/>
-        <w:jc w:val="left"/>
-        <w:rPr>
-          <w:rFonts w:ascii="Times New Roman" w:eastAsia="宋体" w:hAnsi="Times New Roman" w:cs="Times New Roman"/>
-        </w:rPr>
-      </w:pPr>
-      <w:r>
-        <w:rPr>
-          <w:rFonts w:ascii="Times New Roman" w:eastAsia="宋体" w:hAnsi="Times New Roman" w:cs="Times New Roman"/>
-        </w:rPr>
-        <w:t>ZHOU Y X, DING J R, LI C Y, et al. Analysis of the Pet Companion Robot Market[C]//3rd International Conference on Business and Policy Studies 2024., 2024. DOI:10.54254/2754-1169/106/20241679.</w:t>
-      </w:r>
-    </w:p>
-    <w:p>
-      <w:pPr>
-        <w:pStyle w:val="a9"/>
-        <w:numPr>
-          <w:ilvl w:val="0"/>
-          <w:numId w:val="1"/>
-        </w:numPr>
-        <w:spacing w:after="160" w:line="278" w:lineRule="auto"/>
-        <w:contextualSpacing w:val="0"/>
-        <w:jc w:val="left"/>
-        <w:rPr>
-          <w:rFonts w:ascii="Times New Roman" w:eastAsia="宋体" w:hAnsi="Times New Roman" w:cs="Times New Roman" w:hint="eastAsia"/>
-        </w:rPr>
-      </w:pPr>
-      <w:r>
-        <w:rPr>
-          <w:rFonts w:ascii="Times New Roman" w:eastAsia="宋体" w:hAnsi="Times New Roman" w:cs="Times New Roman"/>
-        </w:rPr>
-        <w:t>PARK S, LEE S. A stochastic game theory based energy-efficient device-to-device communication optimization for autonomous mobile robots over industrial IoT networks[J].Computer Networks, 2026, 274: 111864. DOI:10.1016/J.COMNET.2025.111864.</w:t>
-      </w:r>
-    </w:p>
-    <w:p>
-      <w:pPr>
-        <w:spacing w:before="120" w:after="120" w:line="288" w:lineRule="auto"/>
-        <w:ind w:firstLineChars="200" w:firstLine="480"/>
-        <w:rPr>
-          <w:rFonts w:ascii="宋体" w:eastAsia="宋体" w:hAnsi="宋体" w:hint="eastAsia"/>
-          <w:sz w:val="24"/>
-          <w:szCs w:val="28"/>
-        </w:rPr>
-      </w:pPr>
+          <w:rFonts w:ascii="宋体" w:eastAsia="宋体" w:hAnsi="宋体"/>
+          <w:sz w:val="24"/>
+          <w:szCs w:val="28"/>
+        </w:rPr>
+        <w:t>调试最后阶段开展整机长时间满载老化测试，开启设备全部功能连续满负荷运行4小时以上，全程监测电路板关键位置发热温度、供电电压波动幅度、各模块运行故障率，挖掘短时间调试无法发现的隐性硬件故障。结合老化测试与实景测试暴露的问题开展针对性硬件优化，精简机身内部冗余布线，进一步隔离强弱电线路抑制电磁干扰；加厚底盘防震垫片，降低设备运行震动与机械噪音；优化软件休眠唤醒逻辑，进一步压缩空载功耗；同时优化机身防尘结构，阻挡宠物毛发进入机身内部粘附电路板与传感器探头。经过多轮调试与硬件迭代优化，本次设计的硬件系统运行稳定、抗干扰能力强，可满足宠物陪伴机器人长期无人值守、不间断居家运行的全部设计要求。</w:t>
+      </w:r>
     </w:p>
     <w:sectPr>
       <w:pgSz w:w="11906" w:h="16838"/>
